--- a/tillsyn/A 17195-2026 tillsynsbegäran.docx
+++ b/tillsyn/A 17195-2026 tillsynsbegäran.docx
@@ -260,7 +260,7 @@
     <w:r>
       <w:tab/>
       <w:tab/>
-      <w:t>2026-04-14</w:t>
+      <w:t>2026-04-15</w:t>
       <w:br/>
       <w:br/>
     </w:r>

--- a/tillsyn/A 17195-2026 tillsynsbegäran.docx
+++ b/tillsyn/A 17195-2026 tillsynsbegäran.docx
@@ -260,7 +260,7 @@
     <w:r>
       <w:tab/>
       <w:tab/>
-      <w:t>2026-04-15</w:t>
+      <w:t>2026-04-16</w:t>
       <w:br/>
       <w:br/>
     </w:r>

--- a/tillsyn/A 17195-2026 tillsynsbegäran.docx
+++ b/tillsyn/A 17195-2026 tillsynsbegäran.docx
@@ -260,7 +260,7 @@
     <w:r>
       <w:tab/>
       <w:tab/>
-      <w:t>2026-04-16</w:t>
+      <w:t>2026-04-17</w:t>
       <w:br/>
       <w:br/>
     </w:r>

--- a/tillsyn/A 17195-2026 tillsynsbegäran.docx
+++ b/tillsyn/A 17195-2026 tillsynsbegäran.docx
@@ -260,7 +260,7 @@
     <w:r>
       <w:tab/>
       <w:tab/>
-      <w:t>2026-04-17</w:t>
+      <w:t>2026-04-18</w:t>
       <w:br/>
       <w:br/>
     </w:r>

--- a/tillsyn/A 17195-2026 tillsynsbegäran.docx
+++ b/tillsyn/A 17195-2026 tillsynsbegäran.docx
@@ -260,7 +260,7 @@
     <w:r>
       <w:tab/>
       <w:tab/>
-      <w:t>2026-04-18</w:t>
+      <w:t>2026-04-19</w:t>
       <w:br/>
       <w:br/>
     </w:r>

--- a/tillsyn/A 17195-2026 tillsynsbegäran.docx
+++ b/tillsyn/A 17195-2026 tillsynsbegäran.docx
@@ -260,7 +260,7 @@
     <w:r>
       <w:tab/>
       <w:tab/>
-      <w:t>2026-04-19</w:t>
+      <w:t>2026-04-20</w:t>
       <w:br/>
       <w:br/>
     </w:r>

--- a/tillsyn/A 17195-2026 tillsynsbegäran.docx
+++ b/tillsyn/A 17195-2026 tillsynsbegäran.docx
@@ -260,7 +260,7 @@
     <w:r>
       <w:tab/>
       <w:tab/>
-      <w:t>2026-04-20</w:t>
+      <w:t>2026-04-21</w:t>
       <w:br/>
       <w:br/>
     </w:r>

--- a/tillsyn/A 17195-2026 tillsynsbegäran.docx
+++ b/tillsyn/A 17195-2026 tillsynsbegäran.docx
@@ -260,7 +260,7 @@
     <w:r>
       <w:tab/>
       <w:tab/>
-      <w:t>2026-04-21</w:t>
+      <w:t>2026-04-22</w:t>
       <w:br/>
       <w:br/>
     </w:r>

--- a/tillsyn/A 17195-2026 tillsynsbegäran.docx
+++ b/tillsyn/A 17195-2026 tillsynsbegäran.docx
@@ -260,7 +260,7 @@
     <w:r>
       <w:tab/>
       <w:tab/>
-      <w:t>2026-04-22</w:t>
+      <w:t>2026-04-23</w:t>
       <w:br/>
       <w:br/>
     </w:r>

--- a/tillsyn/A 17195-2026 tillsynsbegäran.docx
+++ b/tillsyn/A 17195-2026 tillsynsbegäran.docx
@@ -260,7 +260,7 @@
     <w:r>
       <w:tab/>
       <w:tab/>
-      <w:t>2026-04-23</w:t>
+      <w:t>2026-04-24</w:t>
       <w:br/>
       <w:br/>
     </w:r>

--- a/tillsyn/A 17195-2026 tillsynsbegäran.docx
+++ b/tillsyn/A 17195-2026 tillsynsbegäran.docx
@@ -260,7 +260,7 @@
     <w:r>
       <w:tab/>
       <w:tab/>
-      <w:t>2026-04-24</w:t>
+      <w:t>2026-04-25</w:t>
       <w:br/>
       <w:br/>
     </w:r>

--- a/tillsyn/A 17195-2026 tillsynsbegäran.docx
+++ b/tillsyn/A 17195-2026 tillsynsbegäran.docx
@@ -260,7 +260,7 @@
     <w:r>
       <w:tab/>
       <w:tab/>
-      <w:t>2026-04-25</w:t>
+      <w:t>2026-04-26</w:t>
       <w:br/>
       <w:br/>
     </w:r>

--- a/tillsyn/A 17195-2026 tillsynsbegäran.docx
+++ b/tillsyn/A 17195-2026 tillsynsbegäran.docx
@@ -260,7 +260,7 @@
     <w:r>
       <w:tab/>
       <w:tab/>
-      <w:t>2026-04-26</w:t>
+      <w:t>2026-04-27</w:t>
       <w:br/>
       <w:br/>
     </w:r>

--- a/tillsyn/A 17195-2026 tillsynsbegäran.docx
+++ b/tillsyn/A 17195-2026 tillsynsbegäran.docx
@@ -260,7 +260,7 @@
     <w:r>
       <w:tab/>
       <w:tab/>
-      <w:t>2026-04-27</w:t>
+      <w:t>2026-04-28</w:t>
       <w:br/>
       <w:br/>
     </w:r>

--- a/tillsyn/A 17195-2026 tillsynsbegäran.docx
+++ b/tillsyn/A 17195-2026 tillsynsbegäran.docx
@@ -260,7 +260,7 @@
     <w:r>
       <w:tab/>
       <w:tab/>
-      <w:t>2026-04-28</w:t>
+      <w:t>2026-04-29</w:t>
       <w:br/>
       <w:br/>
     </w:r>

--- a/tillsyn/A 17195-2026 tillsynsbegäran.docx
+++ b/tillsyn/A 17195-2026 tillsynsbegäran.docx
@@ -260,7 +260,7 @@
     <w:r>
       <w:tab/>
       <w:tab/>
-      <w:t>2026-04-29</w:t>
+      <w:t>2026-04-30</w:t>
       <w:br/>
       <w:br/>
     </w:r>

--- a/tillsyn/A 17195-2026 tillsynsbegäran.docx
+++ b/tillsyn/A 17195-2026 tillsynsbegäran.docx
@@ -260,7 +260,7 @@
     <w:r>
       <w:tab/>
       <w:tab/>
-      <w:t>2026-04-30</w:t>
+      <w:t>2026-05-01</w:t>
       <w:br/>
       <w:br/>
     </w:r>

--- a/tillsyn/A 17195-2026 tillsynsbegäran.docx
+++ b/tillsyn/A 17195-2026 tillsynsbegäran.docx
@@ -260,7 +260,7 @@
     <w:r>
       <w:tab/>
       <w:tab/>
-      <w:t>2026-05-01</w:t>
+      <w:t>2026-05-02</w:t>
       <w:br/>
       <w:br/>
     </w:r>

--- a/tillsyn/A 17195-2026 tillsynsbegäran.docx
+++ b/tillsyn/A 17195-2026 tillsynsbegäran.docx
@@ -260,7 +260,7 @@
     <w:r>
       <w:tab/>
       <w:tab/>
-      <w:t>2026-05-02</w:t>
+      <w:t>2026-05-03</w:t>
       <w:br/>
       <w:br/>
     </w:r>

--- a/tillsyn/A 17195-2026 tillsynsbegäran.docx
+++ b/tillsyn/A 17195-2026 tillsynsbegäran.docx
@@ -860,7 +860,7 @@
     <w:r>
       <w:tab/>
       <w:tab/>
-      <w:t>2026-06-15</w:t>
+      <w:t>2026-06-16</w:t>
       <w:br/>
       <w:br/>
     </w:r>

--- a/tillsyn/A 17195-2026 tillsynsbegäran.docx
+++ b/tillsyn/A 17195-2026 tillsynsbegäran.docx
@@ -860,7 +860,7 @@
     <w:r>
       <w:tab/>
       <w:tab/>
-      <w:t>2026-06-16</w:t>
+      <w:t>2026-06-17</w:t>
       <w:br/>
       <w:br/>
     </w:r>

--- a/tillsyn/A 17195-2026 tillsynsbegäran.docx
+++ b/tillsyn/A 17195-2026 tillsynsbegäran.docx
@@ -1,6 +1,6 @@
 
 <file path=word/document.xml><?xml version="1.0" encoding="utf-8"?>
-<w:document xmlns:wpc="http://schemas.microsoft.com/office/word/2010/wordprocessingCanvas" xmlns:cx="http://schemas.microsoft.com/office/drawing/2014/chartex" xmlns:cx1="http://schemas.microsoft.com/office/drawing/2015/9/8/chartex" xmlns:cx2="http://schemas.microsoft.com/office/drawing/2015/10/21/chartex" xmlns:cx3="http://schemas.microsoft.com/office/drawing/2016/5/9/chartex" xmlns:cx4="http://schemas.microsoft.com/office/drawing/2016/5/10/chartex" xmlns:cx5="http://schemas.microsoft.com/office/drawing/2016/5/11/chartex" xmlns:cx6="http://schemas.microsoft.com/office/drawing/2016/5/12/chartex" xmlns:cx7="http://schemas.microsoft.com/office/drawing/2016/5/13/chartex" xmlns:cx8="http://schemas.microsoft.com/office/drawing/2016/5/14/chartex" xmlns:mc="http://schemas.openxmlformats.org/markup-compatibility/2006" xmlns:aink="http://schemas.microsoft.com/office/drawing/2016/ink" xmlns:am3d="http://schemas.microsoft.com/office/drawing/2017/model3d" xmlns:o="urn:schemas-microsoft-com:office:office" xmlns:oel="http://schemas.microsoft.com/office/2019/extlst" xmlns:r="http://schemas.openxmlformats.org/officeDocument/2006/relationships" xmlns:m="http://schemas.openxmlformats.org/officeDocument/2006/math" xmlns:v="urn:schemas-microsoft-com:vml" xmlns:wp14="http://schemas.microsoft.com/office/word/2010/wordprocessingDrawing" xmlns:wp="http://schemas.openxmlformats.org/drawingml/2006/wordprocessingDrawing" xmlns:w10="urn:schemas-microsoft-com:office:word" xmlns:w="http://schemas.openxmlformats.org/wordprocessingml/2006/main" xmlns:w14="http://schemas.microsoft.com/office/word/2010/wordml" xmlns:w15="http://schemas.microsoft.com/office/word/2012/wordml" xmlns:w16cex="http://schemas.microsoft.com/office/word/2018/wordml/cex" xmlns:w16cid="http://schemas.microsoft.com/office/word/2016/wordml/cid" xmlns:w16="http://schemas.microsoft.com/office/word/2018/wordml" xmlns:w16sdtdh="http://schemas.microsoft.com/office/word/2020/wordml/sdtdatahash" xmlns:w16se="http://schemas.microsoft.com/office/word/2015/wordml/symex" xmlns:wpg="http://schemas.microsoft.com/office/word/2010/wordprocessingGroup" xmlns:wpi="http://schemas.microsoft.com/office/word/2010/wordprocessingInk" xmlns:wne="http://schemas.microsoft.com/office/word/2006/wordml" xmlns:wps="http://schemas.microsoft.com/office/word/2010/wordprocessingShape" mc:Ignorable="w14 w15 w16se w16cid w16 w16cex w16sdtdh wp14">
+<w:document xmlns:wpc="http://schemas.microsoft.com/office/word/2010/wordprocessingCanvas" xmlns:cx="http://schemas.microsoft.com/office/drawing/2014/chartex" xmlns:cx1="http://schemas.microsoft.com/office/drawing/2015/9/8/chartex" xmlns:cx2="http://schemas.microsoft.com/office/drawing/2015/10/21/chartex" xmlns:cx3="http://schemas.microsoft.com/office/drawing/2016/5/9/chartex" xmlns:cx4="http://schemas.microsoft.com/office/drawing/2016/5/10/chartex" xmlns:cx5="http://schemas.microsoft.com/office/drawing/2016/5/11/chartex" xmlns:cx6="http://schemas.microsoft.com/office/drawing/2016/5/12/chartex" xmlns:cx7="http://schemas.microsoft.com/office/drawing/2016/5/13/chartex" xmlns:cx8="http://schemas.microsoft.com/office/drawing/2016/5/14/chartex" xmlns:mc="http://schemas.openxmlformats.org/markup-compatibility/2006" xmlns:aink="http://schemas.microsoft.com/office/drawing/2016/ink" xmlns:am3d="http://schemas.microsoft.com/office/drawing/2017/model3d" xmlns:o="urn:schemas-microsoft-com:office:office" xmlns:oel="http://schemas.microsoft.com/office/2019/extlst" xmlns:r="http://schemas.openxmlformats.org/officeDocument/2006/relationships" xmlns:m="http://schemas.openxmlformats.org/officeDocument/2006/math" xmlns:v="urn:schemas-microsoft-com:vml" xmlns:wp14="http://schemas.microsoft.com/office/word/2010/wordprocessingDrawing" xmlns:wp="http://schemas.openxmlformats.org/drawingml/2006/wordprocessingDrawing" xmlns:w10="urn:schemas-microsoft-com:office:word" xmlns:w="http://schemas.openxmlformats.org/wordprocessingml/2006/main" xmlns:w14="http://schemas.microsoft.com/office/word/2010/wordml" xmlns:w15="http://schemas.microsoft.com/office/word/2012/wordml" xmlns:w16cex="http://schemas.microsoft.com/office/word/2018/wordml/cex" xmlns:w16cid="http://schemas.microsoft.com/office/word/2016/wordml/cid" xmlns:w16="http://schemas.microsoft.com/office/word/2018/wordml" xmlns:w16du="http://schemas.microsoft.com/office/word/2023/wordml/word16du" xmlns:w16sdtdh="http://schemas.microsoft.com/office/word/2020/wordml/sdtdatahash" xmlns:w16sdtfl="http://schemas.microsoft.com/office/word/2024/wordml/sdtformatlock" xmlns:w16se="http://schemas.microsoft.com/office/word/2015/wordml/symex" xmlns:wpg="http://schemas.microsoft.com/office/word/2010/wordprocessingGroup" xmlns:wpi="http://schemas.microsoft.com/office/word/2010/wordprocessingInk" xmlns:wne="http://schemas.microsoft.com/office/word/2006/wordml" xmlns:wps="http://schemas.microsoft.com/office/word/2010/wordprocessingShape" mc:Ignorable="w14 w15 w16se w16cid w16 w16cex w16sdtdh w16sdtfl w16du wp14">
   <w:body>
     <w:p>
       <w:pPr>
@@ -12,35 +12,10 @@
     </w:p>
     <w:p>
       <w:r>
-        <w:t>Detta dokument behandlar höga naturvärden i avverkningsanmälan A 17195-2026 i Västerås kommun. Denna avverkningsanmälan inkom 2026-04-06 00:00:00 och omfattar 42,8 ha.</w:t>
-      </w:r>
-    </w:p>
-    <w:p>
-      <w:r>
-        <w:t>Vi begär härmed att Skogsstyrelsen fattar beslut enligt miljöbalken som säkerställer att skogens höga naturvärden bevaras samt säkerställer att EU-lagstiftning efterlevs och att artskyddsbrott förhindras. Vi önskar även ta del av de ställningstaganden och beslut som myndigheterna meddelar till följd av aktuell avverkningsanmälan och föreningens inlaga (se 34 § förvaltningslagen).</w:t>
-      </w:r>
-    </w:p>
-    <w:p>
-      <w:r>
-        <w:t>Nedan beskrivs fynd av naturvårdsarter och fridlysta arter som gjorts i det avverkningsanmälda området. I BILAGA 1 finns artfakta om fridlysta och rödlistade arter.</w:t>
-      </w:r>
-    </w:p>
-    <w:p>
-      <w:pPr>
-        <w:pStyle w:val="Heading1"/>
-      </w:pPr>
-      <w:r>
-        <w:t>Naturvårdsarter</w:t>
-      </w:r>
-    </w:p>
-    <w:p>
-      <w:r>
-        <w:t>I avverkningsanmälan har följande 12 naturvårdsarter hittats: spillkråka (NT, §4), tallkötticka (NT), talltita (NT, §4), björksplintborre (S), blomkålssvamp (S), fjällig taggsvamp s.str. (S), flagellkvastmossa (S), mindre märgborre (S), plattlummer (S, §9), strimspindling (S), blåsippa (§9) och revlummer (§9). Av dessa är 3 rödlistade. För rödlistade arter har rödlistekategorin angivits inom parentes. Arter som är signalarter enligt Skogsstyrelsen har markerats med (S). För fridlysta arter anges även paragrafen i Artskyddsförordningen som arten är fridlyst enligt.</w:t>
-      </w:r>
-    </w:p>
-    <w:p>
-      <w:r>
-        <w:t>De påträffade naturvårdsarterna är ett tydligt kvitto på att detta rör sig om en skog med höga naturvärden. I Figur 1 visas en karta över det avverkningsanmälda området, där samtliga fyndplatser för naturvårdsarter som finns registrerade på Artportalen har markerats.</w:t>
+        <w:t>Detta dokument behandlar höga naturvärden i avverkningsanmälan A 17195-2026 i Västerås kommun som inkom 2026-04-06 och omfattar 42,8 ha.</w:t>
+      </w:r>
+      <w:r>
+        <w:t xml:space="preserve"> I Figur 1 visas fyndplatser för naturvårdsarter i området, som finns registrerade på Artportalen.</w:t>
       </w:r>
     </w:p>
     <w:p>
@@ -50,7 +25,7 @@
       <w:r>
         <w:drawing>
           <wp:inline xmlns:a="http://schemas.openxmlformats.org/drawingml/2006/main" xmlns:pic="http://schemas.openxmlformats.org/drawingml/2006/picture">
-            <wp:extent cx="5486400" cy="2617066"/>
+            <wp:extent cx="5486400" cy="3614237"/>
             <wp:docPr id="1" name="Picture 1"/>
             <wp:cNvGraphicFramePr>
               <a:graphicFrameLocks noChangeAspect="1"/>
@@ -71,7 +46,7 @@
                   <pic:spPr>
                     <a:xfrm>
                       <a:off x="0" y="0"/>
-                      <a:ext cx="5486400" cy="2617066"/>
+                      <a:ext cx="5486400" cy="3614237"/>
                     </a:xfrm>
                     <a:prstGeom prst="rect"/>
                   </pic:spPr>
@@ -85,120 +60,30 @@
     <w:p>
       <w:pPr>
         <w:pStyle w:val="Caption"/>
+        <w:spacing w:after="240"/>
       </w:pPr>
       <w:r>
-        <w:t>Figur 1. Fyndplatser för naturvårdsarter i det avverkningsanmälda området (röd linje). Markörer utan svart kant är placerade på fyndplatsen. Markörer med svart kant är placerade vid sidan av fyndplatsen och har ett svart streck som visar fyndplatsens exakta position. Kartans mittpunktskoordinat är N 6628939, E 588012 i SWEREF 99 TM.</w:t>
+        <w:t>Figur 1. Fyndplatser för naturvårdsarter i och inom 25 meter från avverkningsanmälan (röd linje). Inom parentes anges rödlistekategorier, S för signalarter, Tför typiska arter och fridlysningsparagrafer i artskyddsförordningen.Markörer utan svart kant är placerade på fyndplatsen. Markörer med svart kant är placerade vid sidan av fyndplatsen och har ett svart streck som visar fyndplatsens exakta position. Kartans mittpunktskoordinat är N 6628939, E 588012 i SWEREF 99 TM.</w:t>
       </w:r>
     </w:p>
     <w:p>
       <w:r>
-        <w:rPr>
-          <w:b/>
-        </w:rPr>
-        <w:t xml:space="preserve">Björksplintborre </w:t>
-      </w:r>
-      <w:r>
-        <w:t>är en skalbagge vars larvutveckling sker i bark på nyligen döda björkar, både stående träd och vindfällen. En prydlig rad med runda ventilationshål i barken ovanför modergången är synnerligen karaktäristiskt. Arten är knuten till lövrika blandskogar med en hög andel gamla träd, och starkt gynnad av naturliga störningar som torka, översvämningar, brand och stormfällningar. Talrika gnagspår kan tyda på biotoper med höga naturvärden, exempelvis för ovanliga hackspettar och andra, mer sällsynta vedinsekter. Larverna är omtyckt hackspettsföda (SLU Artdatabanken, 2025).</w:t>
+        <w:t>Vi begär härmed att Skogsstyrelsen fattar beslut enligt miljöbalken som säkerställer att skogens höga naturvärden bevaras samt att EU-lagstiftning efterlevs och att artskyddsbrott förhindras.</w:t>
       </w:r>
     </w:p>
     <w:p>
       <w:r>
-        <w:rPr>
-          <w:b/>
-        </w:rPr>
-        <w:t xml:space="preserve">Blomkålssvamp </w:t>
-      </w:r>
-      <w:r>
-        <w:t>är en parasit och vednedbrytare som växer på rötter och basala stamdelar av tall, enstaka gånger även på lärk och gran. Träden är oftast mycket gamla, gärna 150–200 år eller äldre. När blomkålssvamp påträffas i skogslandskapet signalerar den vanligtvis skyddsvärda tallbestånd med höga naturvärden. Den är då främst knuten till gamla skogar, oftast tallnaturskogar och olika restbiotoper där det förekommer biologiskt gamla träd. Samtliga tallar med blomkålssvamp bör klassas som naturvårdsträd och lämnas som framtida ”evighetsträd” (Nitare &amp; Skogsstyrelsen, 2019).</w:t>
+        <w:t>Vi begär vidare att Skogsstyrelsen säkerställer att inga skador eller försämringar av naturtypens bevarandestatus i området tillåts ske. Se Rådets direktiv 92/43/EEG samt ickeförsämringskravet i EU:s naturrestaureringsförordning (EU 2024/1991).</w:t>
       </w:r>
     </w:p>
     <w:p>
       <w:r>
-        <w:rPr>
-          <w:b/>
-        </w:rPr>
-        <w:t>Fjällig taggsvamp s.str. (NT)</w:t>
-      </w:r>
-      <w:r>
-        <w:t xml:space="preserve"> bildar mykorrhiza med gran i granskog och barrblandskog, främst på frisk näringsrik mark i äldre skog med lång trädkontinuitet. Den totala populationen i landet har minskat och bedöms fortsätta minska till följd av avverkning av äldre barrskogar. Minskningstakten för den svenska populationen bedöms vara nära gränsvärdet för sårbar (VU) (SLU Artdatabanken, 2026).</w:t>
+        <w:t>Vi önskar även ta del av de ställningstaganden och beslut som myndigheten meddelar till följd av aktuell avverkningsanmälan och föreningens inlaga (se 34 § förvaltningslagen).</w:t>
       </w:r>
     </w:p>
     <w:p>
       <w:r>
-        <w:rPr>
-          <w:b/>
-        </w:rPr>
-        <w:t>Flagellkvastmossa</w:t>
-      </w:r>
-      <w:r>
-        <w:t xml:space="preserve"> förekommer framför allt i tallsumpskog, men finns även i relativt torra gran- och tallskogar. Den signalerar överallt skogsmiljöer med höga naturvärden och indikerar biotoper med rik och kontinuerlig förekomst av död ved i olika nedbrytningsstadier eller barlagd torvjord. Flagellkvastmossa är typisk art för </w:t>
-      </w:r>
-      <w:r>
-        <w:rPr>
-          <w:i/>
-        </w:rPr>
-        <w:t xml:space="preserve">9010 Taiga </w:t>
-      </w:r>
-      <w:r>
-        <w:t>och</w:t>
-      </w:r>
-      <w:r>
-        <w:rPr>
-          <w:i/>
-        </w:rPr>
-        <w:t xml:space="preserve"> 9740 Skogsbevuxen myr </w:t>
-      </w:r>
-      <w:r>
-        <w:t>(SLU Artdatabanken, 2024; Nitare &amp; Skogsstyrelsen, 2019).</w:t>
-      </w:r>
-    </w:p>
-    <w:p>
-      <w:r>
-        <w:rPr>
-          <w:b/>
-        </w:rPr>
-        <w:t>Mindre märgborre</w:t>
-      </w:r>
-      <w:r>
-        <w:t xml:space="preserve"> är en signalart för tallskog med höga naturvärden och betraktas tillsammans med skarptandad barkborre som nyckelarter för ett antal sällsynta åtgärdsprogramsarter som är beroende av deras gångsystem. Bland dessa kan nämnas avlång barkborre (VU), </w:t>
-      </w:r>
-      <w:r>
-        <w:rPr>
-          <w:i/>
-        </w:rPr>
-        <w:t>Corticeus longulus</w:t>
-      </w:r>
-      <w:r>
-        <w:t xml:space="preserve"> (VU), tallgångbagge (VU), cholodkovskys bastborre (NT) och tallbarksvartbagge (NT). Den mindre märgborrens måsvingeliknande gnaggångar är lätta att känna igen och hittas ofta på grova tallgrenar på marken. Rika förekomster av främst mindre märgborre men även skarptandad barkborre är en signal för artrikedom och inventeringar har visat att det är i skogar med en naturlig självgallring som det skapas förutsättningar för dessa arter samt de efterföljande åtgärdsprogramsarterna. Tallskogar med stark förekomst av mindre märgborre och skarptandad barkborre bör avsättas som reservat. Generellt bör hänsyn tas vid slutavverkning av talldominerad skog så att avverkningsrester som gren- och toppdelar lämnas. Mindre märgborre är typisk art för </w:t>
-      </w:r>
-      <w:r>
-        <w:rPr>
-          <w:i/>
-        </w:rPr>
-        <w:t>9060 Åsbarrskog</w:t>
-      </w:r>
-      <w:r>
-        <w:t xml:space="preserve"> (SLU Artdatabanken, 2026; Pettersson, 2014; Hedgren, 2012; Gunnarsson m fl., 1999).</w:t>
-      </w:r>
-    </w:p>
-    <w:p>
-      <w:r>
-        <w:rPr>
-          <w:b/>
-        </w:rPr>
-        <w:t>Tallkötticka (NT)</w:t>
-      </w:r>
-      <w:r>
-        <w:t xml:space="preserve"> är tallens kötticka och har ofta ett mer resupinat växtsätt än den granlevande köttickan </w:t>
-      </w:r>
-      <w:r>
-        <w:rPr>
-          <w:i/>
-        </w:rPr>
-        <w:t>Leptoporus mollis</w:t>
-      </w:r>
-      <w:r>
-        <w:t>. Artens förekomstarea och utbredning i Sverige är inte känd, men utifrån de fynd som rapporteras av kötticka på tall verkar den vara mer ovanlig än den granlevande. Den totala populationen bedöms därför ha minskat under de senaste 30 åren och fortsätter att minska i takt med att kontinuitetsskogar (skogar som inte kalavverkats) minskar i areal, samtidigt som att lämpliga miljöer inte återskapas i samma takt. Minskningstakten för den svenska populationen bedöms vara nära gränsvärdet för Sårbar (VU). (A2c+3c+4c) (SLU Artdatabanken, 2024; Nitare &amp; Skogsstyrelsen, 2019).</w:t>
+        <w:t>Nedan beskrivs fynd av naturvårdsarter och fridlysta arter som gjorts i det avverkningsanmälda området. I BILAGA 1 finns artfakta om fridlysta och rödlistade arter.</w:t>
       </w:r>
     </w:p>
     <w:p>
@@ -206,12 +91,30 @@
         <w:pStyle w:val="Heading1"/>
       </w:pPr>
       <w:r>
-        <w:t>Fridlysta arter</w:t>
+        <w:t>Naturvårdsarter</w:t>
       </w:r>
     </w:p>
     <w:p>
       <w:r>
-        <w:t>Följande fridlysta arter har sina livsmiljöer och växtplatser i den avverkningsanmälda skogen: spillkråka (NT, §4), talltita (NT, §4), plattlummer (S, §9), blåsippa (§9) och revlummer (§9).</w:t>
+        <w:t>I och inom 25 meter från avverkningsanmälan har följande 18 naturvårdsarter hittats: fjällig taggsvamp s.str. (NT), småflikig brosklav (NT, T), tallkötticka (NT), talltita (NT, §4), björksplintborre (S), blomkålssvamp (S), flagellkvastmossa (S, T), mindre märgborre (S, T), plattlummer (S, T, §9), strimspindling (S), blåsippa (T, §9), hultbräken (T), kärrviol (T), linnea (T), majbräken (T), spillkråka (T, §4), stjärtmes (T, §4) och revlummer (§9). Av dessa är 4 rödlistade. För rödlistade arter har rödlistekategorin angivits inom parentes. Arter som är signalarter enligt Skogsstyrelsen har markerats med (S). Typiska arter inom Natura 2000 som är kopplade till skogsekosystem har markerats med (T). För fridlysta arter anges även paragrafen i Artskyddsförordningen som arten är fridlyst enligt.</w:t>
+      </w:r>
+    </w:p>
+    <w:p>
+      <w:r>
+        <w:t>De påträffade naturvårdsarterna är ett tydligt kvitto på att det rör sig om en skog med höga naturvärden.</w:t>
+      </w:r>
+    </w:p>
+    <w:p>
+      <w:pPr>
+        <w:pStyle w:val="Heading2"/>
+      </w:pPr>
+      <w:r>
+        <w:t>Fridlysta arter</w:t>
+      </w:r>
+    </w:p>
+    <w:p>
+      <w:r>
+        <w:t>Följande fridlysta arter har sina livsmiljöer och växtplatser i den avverkningsanmälda skogen: talltita (NT, §4), plattlummer (S, T, §9), blåsippa (T, §9), spillkråka (T, §4), stjärtmes (T, §4) och revlummer (§9).</w:t>
       </w:r>
     </w:p>
     <w:p>
@@ -320,15 +223,353 @@
         <w:rPr>
           <w:b/>
         </w:rPr>
-        <w:t>Talltita (NT, §4)</w:t>
-      </w:r>
-      <w:r>
-        <w:t>, rödlistad som nära hotad och prioriterad art i Skogsvårdslagen, har häckningsrevir i anmälan. Arten har minskat kraftigt de senaste 30 åren och minskningstakten innevarande 10-årsperiod beräknas till 20 (10–30) %. Talltitan är synnerligen trogen sitt cirka 15 hektar stora revir och är beroende av flerskiktade olikåldriga skogar för att kunna föda upp sina ungar. Talltitan försvinner om dess livsmiljö kalavverkas (Eggers &amp; Low, 2014; Ekman, 1979; Griesser et al, 2007; Klein, 2020; Siffczyk et al, 2003; SLU Artdatabanken, 2021).</w:t>
+        <w:t>Stjärtmes (§4)</w:t>
+      </w:r>
+      <w:r>
+        <w:t xml:space="preserve"> häckar i löv- och blandskog. Studier har visat att den behöver ca 15 % medelålders till äldre lövrika bestånd (&gt;50 % löv), om avståndet mellan bestånden är 500 m. Stjärtmes är fridlyst enligt 4§ artskyddsförordningen och typisk art för </w:t>
+      </w:r>
+      <w:r>
+        <w:rPr>
+          <w:i/>
+        </w:rPr>
+        <w:t>9010 Taiga, 9030 Landhöjningsskog, 9080 Lövsumpskog</w:t>
+      </w:r>
+      <w:r>
+        <w:t xml:space="preserve"> och</w:t>
+      </w:r>
+      <w:r>
+        <w:rPr>
+          <w:i/>
+        </w:rPr>
+        <w:t xml:space="preserve"> 9750 Svämlövskog </w:t>
+      </w:r>
+      <w:r>
+        <w:t>(Jansson, 1999; Skogsstyrelsen, 2014; SLU Artdatabanken, 2025).</w:t>
       </w:r>
     </w:p>
     <w:p>
       <w:r>
+        <w:rPr>
+          <w:b/>
+        </w:rPr>
+        <w:t>Talltita (NT, §4)</w:t>
+      </w:r>
+      <w:r>
+        <w:t>, rödlistad som nära hotad och prioriterad art i Skogsvårdslagen, har häckningsrevir i anmälan. Arten har minskat kraftigt de senaste 30 åren och minskningstakten innevarande 10-årsperiod beräknas till 20 (10–30) %. Talltitan är synnerligen trogen sitt cirka 15 hektar stora revir och är beroende av flerskiktade olikåldriga skogar för att kunna föda upp sina ungar. Talltitan försvinner om dess livsmiljö kalavverkas (Eggers &amp; Low, 2014; Ekman, 1979; Griesser et al, 2007; Klein, 2020; Siffczyk et al, 2003; SLU Artdatabanken, 2021).</w:t>
+      </w:r>
+    </w:p>
+    <w:p>
+      <w:r>
         <w:t>I BILAGA 1 finns mer detaljerad information om ekologi samt krav på livsmiljö hos fridlysta arter.</w:t>
+      </w:r>
+    </w:p>
+    <w:p>
+      <w:pPr>
+        <w:pStyle w:val="Heading2"/>
+      </w:pPr>
+      <w:r>
+        <w:t>Övriga naturvårdsarter</w:t>
+      </w:r>
+    </w:p>
+    <w:p>
+      <w:r>
+        <w:rPr>
+          <w:b/>
+        </w:rPr>
+        <w:t xml:space="preserve">Björksplintborre </w:t>
+      </w:r>
+      <w:r>
+        <w:t>är en skalbagge vars larvutveckling sker i bark på nyligen döda björkar, både stående träd och vindfällen. En prydlig rad med runda ventilationshål i barken ovanför modergången är synnerligen karaktäristiskt. Arten är knuten till lövrika blandskogar med en hög andel gamla träd, och starkt gynnad av naturliga störningar som torka, översvämningar, brand och stormfällningar. Talrika gnagspår kan tyda på biotoper med höga naturvärden, exempelvis för ovanliga hackspettar och andra, mer sällsynta vedinsekter. Larverna är omtyckt hackspettsföda (SLU Artdatabanken, 2025).</w:t>
+      </w:r>
+    </w:p>
+    <w:p>
+      <w:r>
+        <w:rPr>
+          <w:b/>
+        </w:rPr>
+        <w:t xml:space="preserve">Blomkålssvamp </w:t>
+      </w:r>
+      <w:r>
+        <w:t>är en parasit och vednedbrytare som växer på rötter och basala stamdelar av tall, enstaka gånger även på lärk och gran. Träden är oftast mycket gamla, gärna 150–200 år eller äldre. När blomkålssvamp påträffas i skogslandskapet signalerar den vanligtvis skyddsvärda tallbestånd med höga naturvärden. Den är då främst knuten till gamla skogar, oftast tallnaturskogar och olika restbiotoper där det förekommer biologiskt gamla träd. Samtliga tallar med blomkålssvamp bör klassas som naturvårdsträd och lämnas som framtida ”evighetsträd” (Nitare &amp; Skogsstyrelsen, 2019).</w:t>
+      </w:r>
+    </w:p>
+    <w:p>
+      <w:r>
+        <w:rPr>
+          <w:b/>
+        </w:rPr>
+        <w:t>Fjällig taggsvamp s.str. (NT)</w:t>
+      </w:r>
+      <w:r>
+        <w:t xml:space="preserve"> bildar mykorrhiza med gran i granskog och barrblandskog, främst på frisk näringsrik mark i äldre skog med lång trädkontinuitet. Den totala populationen i landet har minskat och bedöms fortsätta minska till följd av avverkning av äldre barrskogar. Minskningstakten för den svenska populationen bedöms vara nära gränsvärdet för sårbar (VU) (SLU Artdatabanken, 2026).</w:t>
+      </w:r>
+    </w:p>
+    <w:p>
+      <w:r>
+        <w:rPr>
+          <w:b/>
+        </w:rPr>
+        <w:t>Flagellkvastmossa</w:t>
+      </w:r>
+      <w:r>
+        <w:t xml:space="preserve"> förekommer framför allt i tallsumpskog, men finns även i relativt torra gran- och tallskogar. Den signalerar överallt skogsmiljöer med höga naturvärden och indikerar biotoper med rik och kontinuerlig förekomst av död ved i olika nedbrytningsstadier eller barlagd torvjord. Flagellkvastmossa är typisk art för </w:t>
+      </w:r>
+      <w:r>
+        <w:rPr>
+          <w:i/>
+        </w:rPr>
+        <w:t xml:space="preserve">9010 Taiga </w:t>
+      </w:r>
+      <w:r>
+        <w:t>och</w:t>
+      </w:r>
+      <w:r>
+        <w:rPr>
+          <w:i/>
+        </w:rPr>
+        <w:t xml:space="preserve"> 9740 Skogsbevuxen myr </w:t>
+      </w:r>
+      <w:r>
+        <w:t>(SLU Artdatabanken, 2024; Nitare &amp; Skogsstyrelsen, 2019).</w:t>
+      </w:r>
+    </w:p>
+    <w:p>
+      <w:r>
+        <w:rPr>
+          <w:b/>
+        </w:rPr>
+        <w:t xml:space="preserve">Hultbräken </w:t>
+      </w:r>
+      <w:r>
+        <w:t xml:space="preserve">är typisk art för </w:t>
+      </w:r>
+      <w:r>
+        <w:rPr>
+          <w:i/>
+        </w:rPr>
+        <w:t xml:space="preserve">9050 Näringsrik granskog </w:t>
+      </w:r>
+      <w:r>
+        <w:t>(SLU Artdatabanken, 2025).</w:t>
+      </w:r>
+    </w:p>
+    <w:p>
+      <w:r>
+        <w:rPr>
+          <w:b/>
+        </w:rPr>
+        <w:t xml:space="preserve">Kärrviol </w:t>
+      </w:r>
+      <w:r>
+        <w:t xml:space="preserve">är typisk art för </w:t>
+      </w:r>
+      <w:r>
+        <w:rPr>
+          <w:i/>
+        </w:rPr>
+        <w:t xml:space="preserve">9740 Skogsbevuxen myr </w:t>
+      </w:r>
+      <w:r>
+        <w:t>och</w:t>
+      </w:r>
+      <w:r>
+        <w:rPr>
+          <w:i/>
+        </w:rPr>
+        <w:t xml:space="preserve"> 6450 Svämängar </w:t>
+      </w:r>
+      <w:r>
+        <w:t>(SLU Artdatabanken, 2025).</w:t>
+      </w:r>
+    </w:p>
+    <w:p>
+      <w:r>
+        <w:rPr>
+          <w:b/>
+        </w:rPr>
+        <w:t xml:space="preserve">Linnea </w:t>
+      </w:r>
+      <w:r>
+        <w:t xml:space="preserve">är typisk art för </w:t>
+      </w:r>
+      <w:r>
+        <w:rPr>
+          <w:i/>
+        </w:rPr>
+        <w:t>9010 Taiga</w:t>
+      </w:r>
+      <w:r>
+        <w:t>. På linnea kan man hitta sporsäcksvampen linnealudd (SLU Artdatabanken, 2025).</w:t>
+      </w:r>
+    </w:p>
+    <w:p>
+      <w:r>
+        <w:rPr>
+          <w:b/>
+        </w:rPr>
+        <w:t xml:space="preserve">Majbräken </w:t>
+      </w:r>
+      <w:r>
+        <w:t xml:space="preserve">är typisk art för </w:t>
+      </w:r>
+      <w:r>
+        <w:rPr>
+          <w:i/>
+        </w:rPr>
+        <w:t xml:space="preserve">9050 Näringsrik granskog </w:t>
+      </w:r>
+      <w:r>
+        <w:t>och</w:t>
+      </w:r>
+      <w:r>
+        <w:rPr>
+          <w:i/>
+        </w:rPr>
+        <w:t xml:space="preserve"> 9750 Svämlövskog </w:t>
+      </w:r>
+      <w:r>
+        <w:t>(SLU Artdatabanken, 2025).</w:t>
+      </w:r>
+    </w:p>
+    <w:p>
+      <w:r>
+        <w:rPr>
+          <w:b/>
+        </w:rPr>
+        <w:t>Mindre märgborre</w:t>
+      </w:r>
+      <w:r>
+        <w:t xml:space="preserve"> är en signalart för tallskog med höga naturvärden och betraktas tillsammans med skarptandad barkborre som nyckelarter för ett antal sällsynta åtgärdsprogramsarter som är beroende av deras gångsystem. Bland dessa kan nämnas avlång barkborre (VU), </w:t>
+      </w:r>
+      <w:r>
+        <w:rPr>
+          <w:i/>
+        </w:rPr>
+        <w:t>Corticeus longulus</w:t>
+      </w:r>
+      <w:r>
+        <w:t xml:space="preserve"> (VU), tallgångbagge (VU), cholodkovskys bastborre (NT) och tallbarksvartbagge (NT). Den mindre märgborrens måsvingeliknande gnaggångar är lätta att känna igen och hittas ofta på grova tallgrenar på marken. Rika förekomster av främst mindre märgborre men även skarptandad barkborre är en signal för artrikedom och inventeringar har visat att det är i skogar med en naturlig självgallring som det skapas förutsättningar för dessa arter samt de efterföljande åtgärdsprogramsarterna. Tallskogar med stark förekomst av mindre märgborre och skarptandad barkborre bör avsättas som reservat. Generellt bör hänsyn tas vid slutavverkning av talldominerad skog så att avverkningsrester som gren- och toppdelar lämnas. Mindre märgborre är typisk art för </w:t>
+      </w:r>
+      <w:r>
+        <w:rPr>
+          <w:i/>
+        </w:rPr>
+        <w:t>9060 Åsbarrskog</w:t>
+      </w:r>
+      <w:r>
+        <w:t xml:space="preserve"> (SLU Artdatabanken, 2026; Pettersson, 2014; Hedgren, 2012; Gunnarsson m fl., 1999).</w:t>
+      </w:r>
+    </w:p>
+    <w:p>
+      <w:r>
+        <w:rPr>
+          <w:b/>
+        </w:rPr>
+        <w:t xml:space="preserve">Småflikig brosklav (NT) </w:t>
+      </w:r>
+      <w:r>
+        <w:t xml:space="preserve">signalerar i hela sitt utbredningsområde skogsbestånd med höga naturvärden. Den indikerar hög luftfuktighet och långvarig förekomst av asp. Småflikig brosklav är typisk art för </w:t>
+      </w:r>
+      <w:r>
+        <w:rPr>
+          <w:i/>
+        </w:rPr>
+        <w:t>9010 Taiga</w:t>
+      </w:r>
+      <w:r>
+        <w:t xml:space="preserve"> (Nitare &amp; Skogsstyrelsen, 2019; SLU Artdatabanken, 2025).</w:t>
+      </w:r>
+    </w:p>
+    <w:p>
+      <w:r>
+        <w:rPr>
+          <w:b/>
+        </w:rPr>
+        <w:t>Tallkötticka (NT)</w:t>
+      </w:r>
+      <w:r>
+        <w:t xml:space="preserve"> är tallens kötticka och har ofta ett mer resupinat växtsätt än den granlevande köttickan </w:t>
+      </w:r>
+      <w:r>
+        <w:rPr>
+          <w:i/>
+        </w:rPr>
+        <w:t>Leptoporus mollis</w:t>
+      </w:r>
+      <w:r>
+        <w:t>. Artens förekomstarea och utbredning i Sverige är inte känd, men utifrån de fynd som rapporteras av kötticka på tall verkar den vara mer ovanlig än den granlevande. Den totala populationen bedöms därför ha minskat under de senaste 30 åren och fortsätter att minska i takt med att kontinuitetsskogar (skogar som inte kalavverkats) minskar i areal, samtidigt som att lämpliga miljöer inte återskapas i samma takt. Minskningstakten för den svenska populationen bedöms vara nära gränsvärdet för Sårbar (VU). (A2c+3c+4c) (SLU Artdatabanken, 2024; Nitare &amp; Skogsstyrelsen, 2019).</w:t>
+      </w:r>
+    </w:p>
+    <w:p>
+      <w:pPr>
+        <w:pStyle w:val="Heading1"/>
+      </w:pPr>
+      <w:r>
+        <w:t>Typiska arter och EU:s art- och habitatdirektiv</w:t>
+      </w:r>
+    </w:p>
+    <w:p>
+      <w:r>
+        <w:t>Typiska arter används för att lokalisera områden med gynnsam bevarandestatus för de naturtyper som är listade i EU:s art- och habitatdirektiv. Ett exempel är Västlig taiga (EU-kod 9010) som saknar gynnsam bevarandestatus och minskar starkt som naturtyp i Sverige. Naturvårdsverket skriver i sin vägledning för Västlig taiga att dylika miljöer förutsätter normalt att skogarna skyddas långsiktigt, eftersom skogsbruk inte är förenligt med bevarande av naturtypen i gynnsamt tillstånd (Naturvårdsverket, 2011).</w:t>
+      </w:r>
+    </w:p>
+    <w:p>
+      <w:r>
+        <w:t>Följande typiska arter har sina livsmiljöer och växtplatser i den avverkningsanmälda skogen: småflikig brosklav (NT, T), flagellkvastmossa (S, T), mindre märgborre (S, T), plattlummer (S, T, §9), blåsippa (T, §9), hultbräken (T), kärrviol (T), linnea (T), majbräken (T), spillkråka (T, §4) och stjärtmes (T, §4).</w:t>
+      </w:r>
+    </w:p>
+    <w:p>
+      <w:r>
+        <w:t>Enligt Sveriges Artikel 17 rapportering 2013 och 2019 till EU, har naturtypen Västlig taiga (9010) dålig bevarandestatus med negativ trend inom Sveriges boreala region. Skogsbruksåtgärder som avverkning, röjning och gallring pekas ut som några av de främst bidragande orsakerna till naturtypens dåliga status och negativa trend (SLU Artdatabanken, 2019). I EU:s uppföljning av tillståndet för naturtyperna i Skandinavien 2013 – 2018 framgår det att i den boreala regionen är tillståndet så dåligt för Västlig taiga (9010) att habitatet löper allvarlig risk att försvinna regionalt (EEA, 2022). Det allvarliga läget för den biologiska mångfalden i skogen framhålls även i Skogsstyren rapport 2026/07:</w:t>
+      </w:r>
+    </w:p>
+    <w:p>
+      <w:r>
+        <w:rPr>
+          <w:i/>
+        </w:rPr>
+        <w:t>"All avverkning av kända skogliga värdekärnor och sannolika kontinuitetsskogar behöver upphöra för att fylla bristen om 1,56 miljoner hektar bevarad livsmiljötyp. På grund av begränsade kvarvarande arealer av värdekärnor, naturskogar och kontinuitetsskogar leder fortsatt förlust av dessa till en påtaglig risk för långsiktigt negativa effekter för biologisk mångfald i skogslandskapet. Att de återstående arealerna bevaras och ges ett långsiktigt skydd bedöms därför vara av avgörande betydelse."</w:t>
+      </w:r>
+      <w:r>
+        <w:t xml:space="preserve"> (Skogsstyrelsen, 2026).</w:t>
+      </w:r>
+    </w:p>
+    <w:p>
+      <w:r>
+        <w:t>Trots detta har statusen för Västlig taiga ändrats till otillräcklig i stället för dålig i den senaste Artikel 17 rapporteringen 2025. Av Naturvårdsverkets rapport framgår det dock att de ändrade statusbedömningarna jämfört med rapporteringen 2019 inte beror på faktiska miljöförändringar. Ändringarna är av teknisk karaktär och främst en följd av resultaten från genomförda regeringsuppdrag och beslut inför rapporteringen 2025. Det är alltså politisk styrning i stället för faktiska förhållanden i naturen som ändrat på naturtypernas status i rapporteringen, vilket rimmar dåligt med såväl art- och habitatdirektivets syften och mål som med naturrestaureringsförordningen. I praktiken har dock Sveriges nya sätt att rapportera bevarandestatus till EU inte någon betydelse eftersom Naturvårdsverkets rapportering 2025 visar att Västlig taiga</w:t>
+      </w:r>
+      <w:r>
+        <w:rPr>
+          <w:b/>
+        </w:rPr>
+        <w:t xml:space="preserve"> </w:t>
+      </w:r>
+      <w:r>
+        <w:t>inte har gynnsam bevarandestatus.</w:t>
+      </w:r>
+    </w:p>
+    <w:p>
+      <w:r>
+        <w:t>Åtgärder som vidtas i enlighet med art- och habitatdirektivet ska enligt Artikel 2 syfta till att bibehålla eller återställa en gynnsam bevarandestatus hos livsmiljöer samt arter och vilda djur och växter av gemenskapsintresse. Enligt prejudikat från EU-domstolen ska en skogsbruksverksamhet utföras på ett sådant sätt som utgör ett förebyggande och hållbart skogsbruk för att betraktas som förenlig med bevarandekraven i direktivet (se EU-domstolens dom i de förenade målen C 473-19 och C 474-19).</w:t>
+      </w:r>
+    </w:p>
+    <w:p>
+      <w:r>
+        <w:t xml:space="preserve">Av artikel 1.e samma direktiv framgår att en livsmiljös bevarandestatus anses " gynnsam" när — dess naturliga utbredningsområde och de ytor den täcker inom detta område är stabila eller ökande, och — den särskilda struktur och de särskilda funktioner som är nödvändiga för att den skall kunna bibehållas på lång sikt finns, och sannolikt kommer att finnas under en överskådlig framtid, och — bevarandestatusen hos dess </w:t>
+      </w:r>
+      <w:r>
+        <w:rPr>
+          <w:b/>
+        </w:rPr>
+        <w:t>typiska arter</w:t>
+      </w:r>
+      <w:r>
+        <w:t xml:space="preserve"> är gynnsam enligt definitionen i artikel 1.i.</w:t>
+      </w:r>
+    </w:p>
+    <w:p>
+      <w:r>
+        <w:t>EU-direktiv är bindande för EU:s medlemsländer varvid det ankommer på Skogsstyrelsen som nationell tillsynsmyndighet att beakta syftet med EU:s art- och habitatdirektiv vid prövningen av en skogsbruksverksamhet, se Rådets direktiv 92/43/EEG. Se ytterligare information om EU:s livsmiljödirektiv i bilaga 2.</w:t>
       </w:r>
     </w:p>
     <w:p>
@@ -730,6 +971,254 @@
       </w:r>
       <w:r>
         <w:t>SLU Artdatabanken, Uppsala</w:t>
+      </w:r>
+    </w:p>
+    <w:p>
+      <w:r>
+        <w:br w:type="page"/>
+      </w:r>
+    </w:p>
+    <w:p>
+      <w:pPr>
+        <w:pStyle w:val="Title"/>
+      </w:pPr>
+      <w:r>
+        <w:t>BILAGA 2 – EU:s art- och habitatdirektiv, fågeldirektiv och naturrestaureringsförordning</w:t>
+      </w:r>
+    </w:p>
+    <w:p>
+      <w:pPr>
+        <w:pStyle w:val="Heading2"/>
+      </w:pPr>
+      <w:r>
+        <w:t>Förenlighet med EU-direktiv</w:t>
+      </w:r>
+    </w:p>
+    <w:p>
+      <w:r>
+        <w:t>EU-direktiv är bindande för EU:s medlemsländer varvid det ankommer på Skogsstyrelsen som nationell tillsynsmyndighet att beakta syftet med EU:s art- och habitatdirektiv respektive fågeldirektiv vid prövningen av en skogsbruksverksamhet, se Rådets direktiv 92/43/EEG samt 2009/147/EG. Nationella regler som omfattas av ett EU-direktiv ska enligt fast rättspraxis tolkas i enlighet med direktivet, vilket medför en skyldighet för myndigheten att tolka bestämmelser i nationell rätt i ljuset av direktivets ordalydelse, sammanhang och de mål som eftersträvas med direktivet (se EU-domstolens dom i mål C 477/19).</w:t>
+      </w:r>
+    </w:p>
+    <w:p>
+      <w:r>
+        <w:t>EU:s medlemsstater åläggs i Artikel 3 i fågeldirektivet generella skyldigheter avseende skydd, bevarande och återställande av tillräckligt stora och varierande livsmiljöer för de fågelarter som omfattas av direktivet. Medlemsstaterna ska vidta de åtgärder som är nödvändiga för att bibehålla populationen av fågelarterna på en nivå som svarar särskilt mot ekologiska, vetenskapliga och kulturella behov, eller återupprätta populationen av dessa arter till en sådan nivå (se Europaparlamentets och rådets direktiv 2009/147/EG).</w:t>
+      </w:r>
+    </w:p>
+    <w:p>
+      <w:r>
+        <w:t>Åtgärder som vidtas i enlighet med art- och habitatdirektivet (92/43/EEG) ska enligt Artikel 2 syfta till att bibehålla eller återställa en gynnsam bevarandestatus hos livsmiljöer samt arter och vilda djur och växter av gemenskapsintresse. Enligt prejudikat från EU-domstolen ska en skogsbruksverksamhet utföras på ett sådant sätt som utgör ett förebyggande och hållbart skogsbruk för att betraktas som förenlig med bevarandekraven i direktivet (se EU-domstolens dom i de förenade målen C 473-19 och C 474-19).</w:t>
+      </w:r>
+    </w:p>
+    <w:p>
+      <w:r>
+        <w:t xml:space="preserve">Av artikel 1.e samma direktiv framgår att en livsmiljös bevarandestatus anses " gynnsam" när — dess naturliga utbredningsområde och de ytor den täcker inom detta område är stabila eller ökande, och — den särskilda struktur och de särskilda funktioner som är nödvändiga för att den skall kunna bibehållas på lång sikt finns, och sannolikt kommer att finnas under en överskådlig framtid, och — bevarandestatusen hos dess </w:t>
+      </w:r>
+      <w:r>
+        <w:rPr>
+          <w:b/>
+        </w:rPr>
+        <w:t>typiska arter</w:t>
+      </w:r>
+      <w:r>
+        <w:t xml:space="preserve"> är gynnsam enligt definitionen i artikel 1.i. Typiska arter används för att lokalisera områden med gynnsam bevarandestatus för de naturtyper som ingår i EU:s art- och habitatdirektiv.</w:t>
+      </w:r>
+    </w:p>
+    <w:p>
+      <w:r>
+        <w:t>Västlig taiga (EU-kod 9010) saknar gynnsam bevarandestatus och minskar starkt som naturtyp i Sverige. Naturvårdsverket skriver i sin vägledning för västlig taiga att dylika miljöer förutsätter normalt att skogarna skyddas långsiktigt, eftersom skogsbruk inte är förenligt med bevarande av naturtypen i gynnsamt tillstånd (Naturvårdsverket, 2011). Enligt Sveriges Artikel 17 rapportering 2013 och 2019 till EU, har naturtypen Västlig taiga (9010) dålig bevarandestatus med negativ trend inom Sveriges boreala region. Skogsbruksåtgärder som avverkning, röjning och gallring pekas ut som några av de främst bidragande orsakerna till naturtypens dåliga status och negativa trend (SLU Artdatabanken, 2019). I EU:s uppföljning av tillståndet för naturtyperna i Skandinavien 2013 – 2018 framgår det att i den boreala regionen är tillståndet så dåligt för Västlig taiga (9010) att habitatet löper allvarlig risk att försvinna regionalt (EEA, 2022). Det allvarliga läget för den biologiska mångfalden i skogen framhålls även i Skogsstyren rapport 2026/07:</w:t>
+      </w:r>
+    </w:p>
+    <w:p>
+      <w:r>
+        <w:rPr>
+          <w:i/>
+        </w:rPr>
+        <w:t>"All avverkning av kända skogliga värdekärnor och sannolika kontinuitetsskogar behöver upphöra för att fylla bristen om 1,56 miljoner hektar bevarad livsmiljötyp. På grund av begränsade kvarvarande arealer av värdekärnor, naturskogar och kontinuitetsskogar leder fortsatt förlust av dessa till en påtaglig risk för långsiktigt negativa effekter för biologisk mångfald i skogslandskapet. Att de återstående arealerna bevaras och ges ett långsiktigt skydd bedöms därför vara av avgörande betydelse."</w:t>
+      </w:r>
+      <w:r>
+        <w:t xml:space="preserve"> (Skogsstyrelsen, 2026).</w:t>
+      </w:r>
+    </w:p>
+    <w:p>
+      <w:pPr>
+        <w:pStyle w:val="Caption"/>
+      </w:pPr>
+      <w:r>
+        <w:drawing>
+          <wp:inline xmlns:a="http://schemas.openxmlformats.org/drawingml/2006/main" xmlns:pic="http://schemas.openxmlformats.org/drawingml/2006/picture">
+            <wp:extent cx="5486400" cy="2905862"/>
+            <wp:docPr id="2" name="Picture 2"/>
+            <wp:cNvGraphicFramePr>
+              <a:graphicFrameLocks noChangeAspect="1"/>
+            </wp:cNvGraphicFramePr>
+            <a:graphic>
+              <a:graphicData uri="http://schemas.openxmlformats.org/drawingml/2006/picture">
+                <pic:pic>
+                  <pic:nvPicPr>
+                    <pic:cNvPr id="0" name="uppföljning av västlig taiga.jpeg"/>
+                    <pic:cNvPicPr/>
+                  </pic:nvPicPr>
+                  <pic:blipFill>
+                    <a:blip r:embed="rId17"/>
+                    <a:stretch>
+                      <a:fillRect/>
+                    </a:stretch>
+                  </pic:blipFill>
+                  <pic:spPr>
+                    <a:xfrm>
+                      <a:off x="0" y="0"/>
+                      <a:ext cx="5486400" cy="2905862"/>
+                    </a:xfrm>
+                    <a:prstGeom prst="rect"/>
+                  </pic:spPr>
+                </pic:pic>
+              </a:graphicData>
+            </a:graphic>
+          </wp:inline>
+        </w:drawing>
+      </w:r>
+    </w:p>
+    <w:p>
+      <w:pPr>
+        <w:pStyle w:val="Caption"/>
+      </w:pPr>
+      <w:r>
+        <w:t>EU:s uppföljning av tillståndet för naturtypen Västlig taiga 9010 i Skandinavien 2013 - 2018. Av kartan framgår det att i den boreala regionen är tillståndet så dåligt (röd färg) att habitatet löper allvarlig risk att försvinna regionalt. Källa: European Environment Agency. https:// eunis.eea.europoa.eu/habitats/10176.</w:t>
+      </w:r>
+    </w:p>
+    <w:p>
+      <w:r>
+        <w:t>Trots det allvarliga läget har statusen för Västlig taiga ändrats till otillräcklig i stället för dålig i den senaste Artikel 17 rapporteringen 2025. Av Naturvårdsverkets rapport framgår det dock att de ändrade statusbedömningarna jämfört med rapporteringen 2019 inte beror på faktiska miljöförändringar. Ändringarna är av teknisk karaktär och främst en följd av resultaten från genomförda regeringsuppdrag och beslut inför rapporteringen 2025. Det är alltså politisk styrning i stället för faktiska förhållanden i naturen som ändrat på naturtypernas status i rapporteringen, vilket rimmar dåligt med såväl art- och habitatdirektivets syften och mål som med naturrestaureringsförordningen. I praktiken har dock Sveriges nya sätt att rapportera bevarandestatus till EU inte någon betydelse eftersom Naturvårdsverkets rapportering 2025 visar att Västlig taiga inte har gynnsam bevarandestatus.</w:t>
+      </w:r>
+    </w:p>
+    <w:p>
+      <w:pPr>
+        <w:pStyle w:val="Heading2"/>
+      </w:pPr>
+      <w:r>
+        <w:t>EU:s naturrestaureringsförordning</w:t>
+      </w:r>
+    </w:p>
+    <w:p>
+      <w:r>
+        <w:t>Enligt EU:s naturrestaureringsförordning (EU 2024/1991) ska minst 20 % av landområden och minst 20 % av havsarealen vara restaurerad senast 2030, samt alla ekosystem som är i behov av restaurering senast 2050. Det framgår också av förordningen att det är viktigt att livsmiljötyperna inte försämras innan eller efter att restaureringar genomförts, se exempelvis punkt 37 förordningen.</w:t>
+      </w:r>
+    </w:p>
+    <w:p>
+      <w:r>
+        <w:t>”</w:t>
+      </w:r>
+      <w:r>
+        <w:rPr>
+          <w:i/>
+        </w:rPr>
+        <w:t>Det är viktigt att medlemsstaterna vidtar åtgärder som syftar till att säkerställa att tillståndet för områden som täcks av livsmiljötyper som omfattas av denna förordning och som omfattas av restaureringsåtgärder uppvisar en kontinuerlig förbättring till dess att de uppnår ett gott tillstånd, och att medlemsstaterna vidtar åtgärder som syftar till att säkerställa att dessa livsmiljötyper, när de har uppnått ett gott tillstånd, inte försämras avsevärt, så att det långsiktiga bibehållandet eller uppnåendet av gott tillstånd inte äventyras. (..) Det är också viktigt att medlemsstaterna anstränger sig för att förhindra avsevärd försämring av områden som täcks av sådana livsmiljötyper som antingen redan är i gott skick eller som inte är i gott skick men ännu inte omfattas av restaureringsåtgärder.”</w:t>
+      </w:r>
+    </w:p>
+    <w:p>
+      <w:r>
+        <w:rPr>
+          <w:b/>
+          <w:i/>
+        </w:rPr>
+        <w:t>Artikel 4(12):</w:t>
+      </w:r>
+    </w:p>
+    <w:p>
+      <w:r>
+        <w:rPr>
+          <w:i/>
+        </w:rPr>
+        <w:t>Utan att det påverkar tillämpningen av direktiv 92/43/EEG ska medlemsstaterna, senast den dag då deras nationella restaureringsplaner offentliggörs i enlighet med artikel 17.6 i denna förordning, eftersträva att genomföra de åtgärder som krävs för att förhindra avsevärd försämring av områden där de livsmiljötyper som förtecknas i bilaga I till denna förordning förekommer och som är i gott tillstånd eller som krävs för att uppnå de restaureringsmål som anges i punkt 17 i den här artikeln.</w:t>
+      </w:r>
+    </w:p>
+    <w:p>
+      <w:r>
+        <w:rPr>
+          <w:b/>
+          <w:i/>
+        </w:rPr>
+        <w:t>Artikel 4 (17).   Medlemsstaterna ska säkerställa</w:t>
+      </w:r>
+    </w:p>
+    <w:p>
+      <w:r>
+        <w:rPr>
+          <w:i/>
+        </w:rPr>
+        <w:t>a) en ökning av arealen i gott tillstånd för de livsmiljötyper som förtecknas i bilaga I till dess att minst 90 % är i gott tillstånd och till dess att den gynnsamma referensarealen för varje livsmiljötyp i varje biogeografisk region inom den berörda medlemsstaten har uppnåtts.</w:t>
+      </w:r>
+    </w:p>
+    <w:p>
+      <w:r>
+        <w:t>Referenser</w:t>
+      </w:r>
+    </w:p>
+    <w:p>
+      <w:r>
+        <w:t xml:space="preserve">EEA European Environment Agency, 2022. </w:t>
+      </w:r>
+      <w:r>
+        <w:rPr>
+          <w:i/>
+        </w:rPr>
+        <w:t xml:space="preserve">Western taiga – Conservation status 2013-2018. </w:t>
+      </w:r>
+      <w:r>
+        <w:t>https:// eunis.eea.europoa.eu/habitats/10176.</w:t>
+      </w:r>
+    </w:p>
+    <w:p>
+      <w:r>
+        <w:t>EU-domstolens dom av den 2 juli 2020 i målet C 477/19 (Europeisk hamster) p. 23.</w:t>
+      </w:r>
+    </w:p>
+    <w:p>
+      <w:r>
+        <w:t>EU-domstolens dom av den 4 mars 2021 i de förenade målen C 473-19 och C 474-19 (Skydda skogen) p. 70 och 76.</w:t>
+      </w:r>
+    </w:p>
+    <w:p>
+      <w:r>
+        <w:t>Europaparlamentets och rådets direktiv 2009/147/EG av den 30 november 2009 om bevarande av vilda fåglar.</w:t>
+      </w:r>
+    </w:p>
+    <w:p>
+      <w:r>
+        <w:t>EUROPAPARLAMENTETS OCH RÅDETS FÖRORDNING (EU) 2024/1991 av den 24 juni 2024 om restaurering av natur och om ändring av förordning (EU) 2022/869.</w:t>
+      </w:r>
+    </w:p>
+    <w:p>
+      <w:r>
+        <w:t>Rådets direktiv 92/43/EEG av den 21 mj 1992 om bevarande av livsmiljöer samt vilda djur och växter.</w:t>
+      </w:r>
+    </w:p>
+    <w:p>
+      <w:r>
+        <w:t xml:space="preserve">Skogsstyrelsen, 2026. </w:t>
+      </w:r>
+      <w:r>
+        <w:rPr>
+          <w:i/>
+        </w:rPr>
+        <w:t>Biologisk mångfald i skogen.</w:t>
+      </w:r>
+      <w:r>
+        <w:t xml:space="preserve"> Rapport 2026/07.</w:t>
+      </w:r>
+    </w:p>
+    <w:p>
+      <w:r>
+        <w:t xml:space="preserve">SLU Artdatabanken, 2019. </w:t>
+      </w:r>
+      <w:r>
+        <w:rPr>
+          <w:i/>
+        </w:rPr>
+        <w:t>Sveriges arter och naturtyper i EU:s art- och habitatdirektiv.</w:t>
+      </w:r>
+      <w:r>
+        <w:t xml:space="preserve"> Resultat från rapportering 2019 till EU av bevarandestatus 2013-2018.</w:t>
       </w:r>
     </w:p>
     <w:sectPr>
@@ -750,7 +1239,7 @@
 </file>
 
 <file path=word/endnotes.xml><?xml version="1.0" encoding="utf-8"?>
-<w:endnotes xmlns:wpc="http://schemas.microsoft.com/office/word/2010/wordprocessingCanvas" xmlns:cx="http://schemas.microsoft.com/office/drawing/2014/chartex" xmlns:cx1="http://schemas.microsoft.com/office/drawing/2015/9/8/chartex" xmlns:cx2="http://schemas.microsoft.com/office/drawing/2015/10/21/chartex" xmlns:cx3="http://schemas.microsoft.com/office/drawing/2016/5/9/chartex" xmlns:cx4="http://schemas.microsoft.com/office/drawing/2016/5/10/chartex" xmlns:cx5="http://schemas.microsoft.com/office/drawing/2016/5/11/chartex" xmlns:cx6="http://schemas.microsoft.com/office/drawing/2016/5/12/chartex" xmlns:cx7="http://schemas.microsoft.com/office/drawing/2016/5/13/chartex" xmlns:cx8="http://schemas.microsoft.com/office/drawing/2016/5/14/chartex" xmlns:mc="http://schemas.openxmlformats.org/markup-compatibility/2006" xmlns:aink="http://schemas.microsoft.com/office/drawing/2016/ink" xmlns:am3d="http://schemas.microsoft.com/office/drawing/2017/model3d" xmlns:o="urn:schemas-microsoft-com:office:office" xmlns:oel="http://schemas.microsoft.com/office/2019/extlst" xmlns:r="http://schemas.openxmlformats.org/officeDocument/2006/relationships" xmlns:m="http://schemas.openxmlformats.org/officeDocument/2006/math" xmlns:v="urn:schemas-microsoft-com:vml" xmlns:wp14="http://schemas.microsoft.com/office/word/2010/wordprocessingDrawing" xmlns:wp="http://schemas.openxmlformats.org/drawingml/2006/wordprocessingDrawing" xmlns:w10="urn:schemas-microsoft-com:office:word" xmlns:w="http://schemas.openxmlformats.org/wordprocessingml/2006/main" xmlns:w14="http://schemas.microsoft.com/office/word/2010/wordml" xmlns:w15="http://schemas.microsoft.com/office/word/2012/wordml" xmlns:w16cex="http://schemas.microsoft.com/office/word/2018/wordml/cex" xmlns:w16cid="http://schemas.microsoft.com/office/word/2016/wordml/cid" xmlns:w16="http://schemas.microsoft.com/office/word/2018/wordml" xmlns:w16sdtdh="http://schemas.microsoft.com/office/word/2020/wordml/sdtdatahash" xmlns:w16se="http://schemas.microsoft.com/office/word/2015/wordml/symex" xmlns:wpg="http://schemas.microsoft.com/office/word/2010/wordprocessingGroup" xmlns:wpi="http://schemas.microsoft.com/office/word/2010/wordprocessingInk" xmlns:wne="http://schemas.microsoft.com/office/word/2006/wordml" xmlns:wps="http://schemas.microsoft.com/office/word/2010/wordprocessingShape" mc:Ignorable="w14 w15 w16se w16cid w16 w16cex w16sdtdh wp14">
+<w:endnotes xmlns:wpc="http://schemas.microsoft.com/office/word/2010/wordprocessingCanvas" xmlns:cx="http://schemas.microsoft.com/office/drawing/2014/chartex" xmlns:cx1="http://schemas.microsoft.com/office/drawing/2015/9/8/chartex" xmlns:cx2="http://schemas.microsoft.com/office/drawing/2015/10/21/chartex" xmlns:cx3="http://schemas.microsoft.com/office/drawing/2016/5/9/chartex" xmlns:cx4="http://schemas.microsoft.com/office/drawing/2016/5/10/chartex" xmlns:cx5="http://schemas.microsoft.com/office/drawing/2016/5/11/chartex" xmlns:cx6="http://schemas.microsoft.com/office/drawing/2016/5/12/chartex" xmlns:cx7="http://schemas.microsoft.com/office/drawing/2016/5/13/chartex" xmlns:cx8="http://schemas.microsoft.com/office/drawing/2016/5/14/chartex" xmlns:mc="http://schemas.openxmlformats.org/markup-compatibility/2006" xmlns:aink="http://schemas.microsoft.com/office/drawing/2016/ink" xmlns:am3d="http://schemas.microsoft.com/office/drawing/2017/model3d" xmlns:o="urn:schemas-microsoft-com:office:office" xmlns:oel="http://schemas.microsoft.com/office/2019/extlst" xmlns:r="http://schemas.openxmlformats.org/officeDocument/2006/relationships" xmlns:m="http://schemas.openxmlformats.org/officeDocument/2006/math" xmlns:v="urn:schemas-microsoft-com:vml" xmlns:wp14="http://schemas.microsoft.com/office/word/2010/wordprocessingDrawing" xmlns:wp="http://schemas.openxmlformats.org/drawingml/2006/wordprocessingDrawing" xmlns:w10="urn:schemas-microsoft-com:office:word" xmlns:w="http://schemas.openxmlformats.org/wordprocessingml/2006/main" xmlns:w14="http://schemas.microsoft.com/office/word/2010/wordml" xmlns:w15="http://schemas.microsoft.com/office/word/2012/wordml" xmlns:w16cex="http://schemas.microsoft.com/office/word/2018/wordml/cex" xmlns:w16cid="http://schemas.microsoft.com/office/word/2016/wordml/cid" xmlns:w16="http://schemas.microsoft.com/office/word/2018/wordml" xmlns:w16du="http://schemas.microsoft.com/office/word/2023/wordml/word16du" xmlns:w16sdtdh="http://schemas.microsoft.com/office/word/2020/wordml/sdtdatahash" xmlns:w16sdtfl="http://schemas.microsoft.com/office/word/2024/wordml/sdtformatlock" xmlns:w16se="http://schemas.microsoft.com/office/word/2015/wordml/symex" xmlns:wpg="http://schemas.microsoft.com/office/word/2010/wordprocessingGroup" xmlns:wpi="http://schemas.microsoft.com/office/word/2010/wordprocessingInk" xmlns:wne="http://schemas.microsoft.com/office/word/2006/wordml" xmlns:wps="http://schemas.microsoft.com/office/word/2010/wordprocessingShape" mc:Ignorable="w14 w15 w16se w16cid w16 w16cex w16sdtdh w16sdtfl w16du wp14">
   <w:endnote w:type="separator" w:id="-1">
     <w:p>
       <w:pPr>
@@ -775,7 +1264,7 @@
 </file>
 
 <file path=word/footer1.xml><?xml version="1.0" encoding="utf-8"?>
-<w:ftr xmlns:wpc="http://schemas.microsoft.com/office/word/2010/wordprocessingCanvas" xmlns:cx="http://schemas.microsoft.com/office/drawing/2014/chartex" xmlns:cx1="http://schemas.microsoft.com/office/drawing/2015/9/8/chartex" xmlns:cx2="http://schemas.microsoft.com/office/drawing/2015/10/21/chartex" xmlns:cx3="http://schemas.microsoft.com/office/drawing/2016/5/9/chartex" xmlns:cx4="http://schemas.microsoft.com/office/drawing/2016/5/10/chartex" xmlns:cx5="http://schemas.microsoft.com/office/drawing/2016/5/11/chartex" xmlns:cx6="http://schemas.microsoft.com/office/drawing/2016/5/12/chartex" xmlns:cx7="http://schemas.microsoft.com/office/drawing/2016/5/13/chartex" xmlns:cx8="http://schemas.microsoft.com/office/drawing/2016/5/14/chartex" xmlns:mc="http://schemas.openxmlformats.org/markup-compatibility/2006" xmlns:aink="http://schemas.microsoft.com/office/drawing/2016/ink" xmlns:am3d="http://schemas.microsoft.com/office/drawing/2017/model3d" xmlns:o="urn:schemas-microsoft-com:office:office" xmlns:oel="http://schemas.microsoft.com/office/2019/extlst" xmlns:r="http://schemas.openxmlformats.org/officeDocument/2006/relationships" xmlns:m="http://schemas.openxmlformats.org/officeDocument/2006/math" xmlns:v="urn:schemas-microsoft-com:vml" xmlns:wp14="http://schemas.microsoft.com/office/word/2010/wordprocessingDrawing" xmlns:wp="http://schemas.openxmlformats.org/drawingml/2006/wordprocessingDrawing" xmlns:w10="urn:schemas-microsoft-com:office:word" xmlns:w="http://schemas.openxmlformats.org/wordprocessingml/2006/main" xmlns:w14="http://schemas.microsoft.com/office/word/2010/wordml" xmlns:w15="http://schemas.microsoft.com/office/word/2012/wordml" xmlns:w16cex="http://schemas.microsoft.com/office/word/2018/wordml/cex" xmlns:w16cid="http://schemas.microsoft.com/office/word/2016/wordml/cid" xmlns:w16="http://schemas.microsoft.com/office/word/2018/wordml" xmlns:w16sdtdh="http://schemas.microsoft.com/office/word/2020/wordml/sdtdatahash" xmlns:w16se="http://schemas.microsoft.com/office/word/2015/wordml/symex" xmlns:wpg="http://schemas.microsoft.com/office/word/2010/wordprocessingGroup" xmlns:wpi="http://schemas.microsoft.com/office/word/2010/wordprocessingInk" xmlns:wne="http://schemas.microsoft.com/office/word/2006/wordml" xmlns:wps="http://schemas.microsoft.com/office/word/2010/wordprocessingShape" mc:Ignorable="w14 w15 w16se w16cid w16 w16cex w16sdtdh wp14">
+<w:ftr xmlns:wpc="http://schemas.microsoft.com/office/word/2010/wordprocessingCanvas" xmlns:cx="http://schemas.microsoft.com/office/drawing/2014/chartex" xmlns:cx1="http://schemas.microsoft.com/office/drawing/2015/9/8/chartex" xmlns:cx2="http://schemas.microsoft.com/office/drawing/2015/10/21/chartex" xmlns:cx3="http://schemas.microsoft.com/office/drawing/2016/5/9/chartex" xmlns:cx4="http://schemas.microsoft.com/office/drawing/2016/5/10/chartex" xmlns:cx5="http://schemas.microsoft.com/office/drawing/2016/5/11/chartex" xmlns:cx6="http://schemas.microsoft.com/office/drawing/2016/5/12/chartex" xmlns:cx7="http://schemas.microsoft.com/office/drawing/2016/5/13/chartex" xmlns:cx8="http://schemas.microsoft.com/office/drawing/2016/5/14/chartex" xmlns:mc="http://schemas.openxmlformats.org/markup-compatibility/2006" xmlns:aink="http://schemas.microsoft.com/office/drawing/2016/ink" xmlns:am3d="http://schemas.microsoft.com/office/drawing/2017/model3d" xmlns:o="urn:schemas-microsoft-com:office:office" xmlns:oel="http://schemas.microsoft.com/office/2019/extlst" xmlns:r="http://schemas.openxmlformats.org/officeDocument/2006/relationships" xmlns:m="http://schemas.openxmlformats.org/officeDocument/2006/math" xmlns:v="urn:schemas-microsoft-com:vml" xmlns:wp14="http://schemas.microsoft.com/office/word/2010/wordprocessingDrawing" xmlns:wp="http://schemas.openxmlformats.org/drawingml/2006/wordprocessingDrawing" xmlns:w10="urn:schemas-microsoft-com:office:word" xmlns:w="http://schemas.openxmlformats.org/wordprocessingml/2006/main" xmlns:w14="http://schemas.microsoft.com/office/word/2010/wordml" xmlns:w15="http://schemas.microsoft.com/office/word/2012/wordml" xmlns:w16cex="http://schemas.microsoft.com/office/word/2018/wordml/cex" xmlns:w16cid="http://schemas.microsoft.com/office/word/2016/wordml/cid" xmlns:w16="http://schemas.microsoft.com/office/word/2018/wordml" xmlns:w16du="http://schemas.microsoft.com/office/word/2023/wordml/word16du" xmlns:w16sdtdh="http://schemas.microsoft.com/office/word/2020/wordml/sdtdatahash" xmlns:w16sdtfl="http://schemas.microsoft.com/office/word/2024/wordml/sdtformatlock" xmlns:w16se="http://schemas.microsoft.com/office/word/2015/wordml/symex" xmlns:wpg="http://schemas.microsoft.com/office/word/2010/wordprocessingGroup" xmlns:wpi="http://schemas.microsoft.com/office/word/2010/wordprocessingInk" xmlns:wne="http://schemas.microsoft.com/office/word/2006/wordml" xmlns:wps="http://schemas.microsoft.com/office/word/2010/wordprocessingShape" mc:Ignorable="w14 w15 w16se w16cid w16 w16cex w16sdtdh w16sdtfl w16du wp14">
   <w:p>
     <w:pPr>
       <w:pStyle w:val="Footer"/>
@@ -785,7 +1274,7 @@
 </file>
 
 <file path=word/footer2.xml><?xml version="1.0" encoding="utf-8"?>
-<w:ftr xmlns:wpc="http://schemas.microsoft.com/office/word/2010/wordprocessingCanvas" xmlns:cx="http://schemas.microsoft.com/office/drawing/2014/chartex" xmlns:cx1="http://schemas.microsoft.com/office/drawing/2015/9/8/chartex" xmlns:cx2="http://schemas.microsoft.com/office/drawing/2015/10/21/chartex" xmlns:cx3="http://schemas.microsoft.com/office/drawing/2016/5/9/chartex" xmlns:cx4="http://schemas.microsoft.com/office/drawing/2016/5/10/chartex" xmlns:cx5="http://schemas.microsoft.com/office/drawing/2016/5/11/chartex" xmlns:cx6="http://schemas.microsoft.com/office/drawing/2016/5/12/chartex" xmlns:cx7="http://schemas.microsoft.com/office/drawing/2016/5/13/chartex" xmlns:cx8="http://schemas.microsoft.com/office/drawing/2016/5/14/chartex" xmlns:mc="http://schemas.openxmlformats.org/markup-compatibility/2006" xmlns:aink="http://schemas.microsoft.com/office/drawing/2016/ink" xmlns:am3d="http://schemas.microsoft.com/office/drawing/2017/model3d" xmlns:o="urn:schemas-microsoft-com:office:office" xmlns:oel="http://schemas.microsoft.com/office/2019/extlst" xmlns:r="http://schemas.openxmlformats.org/officeDocument/2006/relationships" xmlns:m="http://schemas.openxmlformats.org/officeDocument/2006/math" xmlns:v="urn:schemas-microsoft-com:vml" xmlns:wp14="http://schemas.microsoft.com/office/word/2010/wordprocessingDrawing" xmlns:wp="http://schemas.openxmlformats.org/drawingml/2006/wordprocessingDrawing" xmlns:w10="urn:schemas-microsoft-com:office:word" xmlns:w="http://schemas.openxmlformats.org/wordprocessingml/2006/main" xmlns:w14="http://schemas.microsoft.com/office/word/2010/wordml" xmlns:w15="http://schemas.microsoft.com/office/word/2012/wordml" xmlns:w16cex="http://schemas.microsoft.com/office/word/2018/wordml/cex" xmlns:w16cid="http://schemas.microsoft.com/office/word/2016/wordml/cid" xmlns:w16="http://schemas.microsoft.com/office/word/2018/wordml" xmlns:w16sdtdh="http://schemas.microsoft.com/office/word/2020/wordml/sdtdatahash" xmlns:w16se="http://schemas.microsoft.com/office/word/2015/wordml/symex" xmlns:wpg="http://schemas.microsoft.com/office/word/2010/wordprocessingGroup" xmlns:wpi="http://schemas.microsoft.com/office/word/2010/wordprocessingInk" xmlns:wne="http://schemas.microsoft.com/office/word/2006/wordml" xmlns:wps="http://schemas.microsoft.com/office/word/2010/wordprocessingShape" mc:Ignorable="w14 w15 w16se w16cid w16 w16cex w16sdtdh wp14">
+<w:ftr xmlns:wpc="http://schemas.microsoft.com/office/word/2010/wordprocessingCanvas" xmlns:cx="http://schemas.microsoft.com/office/drawing/2014/chartex" xmlns:cx1="http://schemas.microsoft.com/office/drawing/2015/9/8/chartex" xmlns:cx2="http://schemas.microsoft.com/office/drawing/2015/10/21/chartex" xmlns:cx3="http://schemas.microsoft.com/office/drawing/2016/5/9/chartex" xmlns:cx4="http://schemas.microsoft.com/office/drawing/2016/5/10/chartex" xmlns:cx5="http://schemas.microsoft.com/office/drawing/2016/5/11/chartex" xmlns:cx6="http://schemas.microsoft.com/office/drawing/2016/5/12/chartex" xmlns:cx7="http://schemas.microsoft.com/office/drawing/2016/5/13/chartex" xmlns:cx8="http://schemas.microsoft.com/office/drawing/2016/5/14/chartex" xmlns:mc="http://schemas.openxmlformats.org/markup-compatibility/2006" xmlns:aink="http://schemas.microsoft.com/office/drawing/2016/ink" xmlns:am3d="http://schemas.microsoft.com/office/drawing/2017/model3d" xmlns:o="urn:schemas-microsoft-com:office:office" xmlns:oel="http://schemas.microsoft.com/office/2019/extlst" xmlns:r="http://schemas.openxmlformats.org/officeDocument/2006/relationships" xmlns:m="http://schemas.openxmlformats.org/officeDocument/2006/math" xmlns:v="urn:schemas-microsoft-com:vml" xmlns:wp14="http://schemas.microsoft.com/office/word/2010/wordprocessingDrawing" xmlns:wp="http://schemas.openxmlformats.org/drawingml/2006/wordprocessingDrawing" xmlns:w10="urn:schemas-microsoft-com:office:word" xmlns:w="http://schemas.openxmlformats.org/wordprocessingml/2006/main" xmlns:w14="http://schemas.microsoft.com/office/word/2010/wordml" xmlns:w15="http://schemas.microsoft.com/office/word/2012/wordml" xmlns:w16cex="http://schemas.microsoft.com/office/word/2018/wordml/cex" xmlns:w16cid="http://schemas.microsoft.com/office/word/2016/wordml/cid" xmlns:w16="http://schemas.microsoft.com/office/word/2018/wordml" xmlns:w16du="http://schemas.microsoft.com/office/word/2023/wordml/word16du" xmlns:w16sdtdh="http://schemas.microsoft.com/office/word/2020/wordml/sdtdatahash" xmlns:w16sdtfl="http://schemas.microsoft.com/office/word/2024/wordml/sdtformatlock" xmlns:w16se="http://schemas.microsoft.com/office/word/2015/wordml/symex" xmlns:wpg="http://schemas.microsoft.com/office/word/2010/wordprocessingGroup" xmlns:wpi="http://schemas.microsoft.com/office/word/2010/wordprocessingInk" xmlns:wne="http://schemas.microsoft.com/office/word/2006/wordml" xmlns:wps="http://schemas.microsoft.com/office/word/2010/wordprocessingShape" mc:Ignorable="w14 w15 w16se w16cid w16 w16cex w16sdtdh w16sdtfl w16du wp14">
   <w:p>
     <w:pPr>
       <w:pStyle w:val="Footer"/>
@@ -795,7 +1284,7 @@
 </file>
 
 <file path=word/footer3.xml><?xml version="1.0" encoding="utf-8"?>
-<w:ftr xmlns:wpc="http://schemas.microsoft.com/office/word/2010/wordprocessingCanvas" xmlns:cx="http://schemas.microsoft.com/office/drawing/2014/chartex" xmlns:cx1="http://schemas.microsoft.com/office/drawing/2015/9/8/chartex" xmlns:cx2="http://schemas.microsoft.com/office/drawing/2015/10/21/chartex" xmlns:cx3="http://schemas.microsoft.com/office/drawing/2016/5/9/chartex" xmlns:cx4="http://schemas.microsoft.com/office/drawing/2016/5/10/chartex" xmlns:cx5="http://schemas.microsoft.com/office/drawing/2016/5/11/chartex" xmlns:cx6="http://schemas.microsoft.com/office/drawing/2016/5/12/chartex" xmlns:cx7="http://schemas.microsoft.com/office/drawing/2016/5/13/chartex" xmlns:cx8="http://schemas.microsoft.com/office/drawing/2016/5/14/chartex" xmlns:mc="http://schemas.openxmlformats.org/markup-compatibility/2006" xmlns:aink="http://schemas.microsoft.com/office/drawing/2016/ink" xmlns:am3d="http://schemas.microsoft.com/office/drawing/2017/model3d" xmlns:o="urn:schemas-microsoft-com:office:office" xmlns:oel="http://schemas.microsoft.com/office/2019/extlst" xmlns:r="http://schemas.openxmlformats.org/officeDocument/2006/relationships" xmlns:m="http://schemas.openxmlformats.org/officeDocument/2006/math" xmlns:v="urn:schemas-microsoft-com:vml" xmlns:wp14="http://schemas.microsoft.com/office/word/2010/wordprocessingDrawing" xmlns:wp="http://schemas.openxmlformats.org/drawingml/2006/wordprocessingDrawing" xmlns:w10="urn:schemas-microsoft-com:office:word" xmlns:w="http://schemas.openxmlformats.org/wordprocessingml/2006/main" xmlns:w14="http://schemas.microsoft.com/office/word/2010/wordml" xmlns:w15="http://schemas.microsoft.com/office/word/2012/wordml" xmlns:w16cex="http://schemas.microsoft.com/office/word/2018/wordml/cex" xmlns:w16cid="http://schemas.microsoft.com/office/word/2016/wordml/cid" xmlns:w16="http://schemas.microsoft.com/office/word/2018/wordml" xmlns:w16sdtdh="http://schemas.microsoft.com/office/word/2020/wordml/sdtdatahash" xmlns:w16se="http://schemas.microsoft.com/office/word/2015/wordml/symex" xmlns:wpg="http://schemas.microsoft.com/office/word/2010/wordprocessingGroup" xmlns:wpi="http://schemas.microsoft.com/office/word/2010/wordprocessingInk" xmlns:wne="http://schemas.microsoft.com/office/word/2006/wordml" xmlns:wps="http://schemas.microsoft.com/office/word/2010/wordprocessingShape" mc:Ignorable="w14 w15 w16se w16cid w16 w16cex w16sdtdh wp14">
+<w:ftr xmlns:wpc="http://schemas.microsoft.com/office/word/2010/wordprocessingCanvas" xmlns:cx="http://schemas.microsoft.com/office/drawing/2014/chartex" xmlns:cx1="http://schemas.microsoft.com/office/drawing/2015/9/8/chartex" xmlns:cx2="http://schemas.microsoft.com/office/drawing/2015/10/21/chartex" xmlns:cx3="http://schemas.microsoft.com/office/drawing/2016/5/9/chartex" xmlns:cx4="http://schemas.microsoft.com/office/drawing/2016/5/10/chartex" xmlns:cx5="http://schemas.microsoft.com/office/drawing/2016/5/11/chartex" xmlns:cx6="http://schemas.microsoft.com/office/drawing/2016/5/12/chartex" xmlns:cx7="http://schemas.microsoft.com/office/drawing/2016/5/13/chartex" xmlns:cx8="http://schemas.microsoft.com/office/drawing/2016/5/14/chartex" xmlns:mc="http://schemas.openxmlformats.org/markup-compatibility/2006" xmlns:aink="http://schemas.microsoft.com/office/drawing/2016/ink" xmlns:am3d="http://schemas.microsoft.com/office/drawing/2017/model3d" xmlns:o="urn:schemas-microsoft-com:office:office" xmlns:oel="http://schemas.microsoft.com/office/2019/extlst" xmlns:r="http://schemas.openxmlformats.org/officeDocument/2006/relationships" xmlns:m="http://schemas.openxmlformats.org/officeDocument/2006/math" xmlns:v="urn:schemas-microsoft-com:vml" xmlns:wp14="http://schemas.microsoft.com/office/word/2010/wordprocessingDrawing" xmlns:wp="http://schemas.openxmlformats.org/drawingml/2006/wordprocessingDrawing" xmlns:w10="urn:schemas-microsoft-com:office:word" xmlns:w="http://schemas.openxmlformats.org/wordprocessingml/2006/main" xmlns:w14="http://schemas.microsoft.com/office/word/2010/wordml" xmlns:w15="http://schemas.microsoft.com/office/word/2012/wordml" xmlns:w16cex="http://schemas.microsoft.com/office/word/2018/wordml/cex" xmlns:w16cid="http://schemas.microsoft.com/office/word/2016/wordml/cid" xmlns:w16="http://schemas.microsoft.com/office/word/2018/wordml" xmlns:w16du="http://schemas.microsoft.com/office/word/2023/wordml/word16du" xmlns:w16sdtdh="http://schemas.microsoft.com/office/word/2020/wordml/sdtdatahash" xmlns:w16sdtfl="http://schemas.microsoft.com/office/word/2024/wordml/sdtformatlock" xmlns:w16se="http://schemas.microsoft.com/office/word/2015/wordml/symex" xmlns:wpg="http://schemas.microsoft.com/office/word/2010/wordprocessingGroup" xmlns:wpi="http://schemas.microsoft.com/office/word/2010/wordprocessingInk" xmlns:wne="http://schemas.microsoft.com/office/word/2006/wordml" xmlns:wps="http://schemas.microsoft.com/office/word/2010/wordprocessingShape" mc:Ignorable="w14 w15 w16se w16cid w16 w16cex w16sdtdh w16sdtfl w16du wp14">
   <w:p>
     <w:pPr>
       <w:pStyle w:val="Footer"/>
@@ -805,7 +1294,7 @@
 </file>
 
 <file path=word/footnotes.xml><?xml version="1.0" encoding="utf-8"?>
-<w:footnotes xmlns:wpc="http://schemas.microsoft.com/office/word/2010/wordprocessingCanvas" xmlns:cx="http://schemas.microsoft.com/office/drawing/2014/chartex" xmlns:cx1="http://schemas.microsoft.com/office/drawing/2015/9/8/chartex" xmlns:cx2="http://schemas.microsoft.com/office/drawing/2015/10/21/chartex" xmlns:cx3="http://schemas.microsoft.com/office/drawing/2016/5/9/chartex" xmlns:cx4="http://schemas.microsoft.com/office/drawing/2016/5/10/chartex" xmlns:cx5="http://schemas.microsoft.com/office/drawing/2016/5/11/chartex" xmlns:cx6="http://schemas.microsoft.com/office/drawing/2016/5/12/chartex" xmlns:cx7="http://schemas.microsoft.com/office/drawing/2016/5/13/chartex" xmlns:cx8="http://schemas.microsoft.com/office/drawing/2016/5/14/chartex" xmlns:mc="http://schemas.openxmlformats.org/markup-compatibility/2006" xmlns:aink="http://schemas.microsoft.com/office/drawing/2016/ink" xmlns:am3d="http://schemas.microsoft.com/office/drawing/2017/model3d" xmlns:o="urn:schemas-microsoft-com:office:office" xmlns:oel="http://schemas.microsoft.com/office/2019/extlst" xmlns:r="http://schemas.openxmlformats.org/officeDocument/2006/relationships" xmlns:m="http://schemas.openxmlformats.org/officeDocument/2006/math" xmlns:v="urn:schemas-microsoft-com:vml" xmlns:wp14="http://schemas.microsoft.com/office/word/2010/wordprocessingDrawing" xmlns:wp="http://schemas.openxmlformats.org/drawingml/2006/wordprocessingDrawing" xmlns:w10="urn:schemas-microsoft-com:office:word" xmlns:w="http://schemas.openxmlformats.org/wordprocessingml/2006/main" xmlns:w14="http://schemas.microsoft.com/office/word/2010/wordml" xmlns:w15="http://schemas.microsoft.com/office/word/2012/wordml" xmlns:w16cex="http://schemas.microsoft.com/office/word/2018/wordml/cex" xmlns:w16cid="http://schemas.microsoft.com/office/word/2016/wordml/cid" xmlns:w16="http://schemas.microsoft.com/office/word/2018/wordml" xmlns:w16sdtdh="http://schemas.microsoft.com/office/word/2020/wordml/sdtdatahash" xmlns:w16se="http://schemas.microsoft.com/office/word/2015/wordml/symex" xmlns:wpg="http://schemas.microsoft.com/office/word/2010/wordprocessingGroup" xmlns:wpi="http://schemas.microsoft.com/office/word/2010/wordprocessingInk" xmlns:wne="http://schemas.microsoft.com/office/word/2006/wordml" xmlns:wps="http://schemas.microsoft.com/office/word/2010/wordprocessingShape" mc:Ignorable="w14 w15 w16se w16cid w16 w16cex w16sdtdh wp14">
+<w:footnotes xmlns:wpc="http://schemas.microsoft.com/office/word/2010/wordprocessingCanvas" xmlns:cx="http://schemas.microsoft.com/office/drawing/2014/chartex" xmlns:cx1="http://schemas.microsoft.com/office/drawing/2015/9/8/chartex" xmlns:cx2="http://schemas.microsoft.com/office/drawing/2015/10/21/chartex" xmlns:cx3="http://schemas.microsoft.com/office/drawing/2016/5/9/chartex" xmlns:cx4="http://schemas.microsoft.com/office/drawing/2016/5/10/chartex" xmlns:cx5="http://schemas.microsoft.com/office/drawing/2016/5/11/chartex" xmlns:cx6="http://schemas.microsoft.com/office/drawing/2016/5/12/chartex" xmlns:cx7="http://schemas.microsoft.com/office/drawing/2016/5/13/chartex" xmlns:cx8="http://schemas.microsoft.com/office/drawing/2016/5/14/chartex" xmlns:mc="http://schemas.openxmlformats.org/markup-compatibility/2006" xmlns:aink="http://schemas.microsoft.com/office/drawing/2016/ink" xmlns:am3d="http://schemas.microsoft.com/office/drawing/2017/model3d" xmlns:o="urn:schemas-microsoft-com:office:office" xmlns:oel="http://schemas.microsoft.com/office/2019/extlst" xmlns:r="http://schemas.openxmlformats.org/officeDocument/2006/relationships" xmlns:m="http://schemas.openxmlformats.org/officeDocument/2006/math" xmlns:v="urn:schemas-microsoft-com:vml" xmlns:wp14="http://schemas.microsoft.com/office/word/2010/wordprocessingDrawing" xmlns:wp="http://schemas.openxmlformats.org/drawingml/2006/wordprocessingDrawing" xmlns:w10="urn:schemas-microsoft-com:office:word" xmlns:w="http://schemas.openxmlformats.org/wordprocessingml/2006/main" xmlns:w14="http://schemas.microsoft.com/office/word/2010/wordml" xmlns:w15="http://schemas.microsoft.com/office/word/2012/wordml" xmlns:w16cex="http://schemas.microsoft.com/office/word/2018/wordml/cex" xmlns:w16cid="http://schemas.microsoft.com/office/word/2016/wordml/cid" xmlns:w16="http://schemas.microsoft.com/office/word/2018/wordml" xmlns:w16du="http://schemas.microsoft.com/office/word/2023/wordml/word16du" xmlns:w16sdtdh="http://schemas.microsoft.com/office/word/2020/wordml/sdtdatahash" xmlns:w16sdtfl="http://schemas.microsoft.com/office/word/2024/wordml/sdtformatlock" xmlns:w16se="http://schemas.microsoft.com/office/word/2015/wordml/symex" xmlns:wpg="http://schemas.microsoft.com/office/word/2010/wordprocessingGroup" xmlns:wpi="http://schemas.microsoft.com/office/word/2010/wordprocessingInk" xmlns:wne="http://schemas.microsoft.com/office/word/2006/wordml" xmlns:wps="http://schemas.microsoft.com/office/word/2010/wordprocessingShape" mc:Ignorable="w14 w15 w16se w16cid w16 w16cex w16sdtdh w16sdtfl w16du wp14">
   <w:footnote w:type="separator" w:id="-1">
     <w:p>
       <w:pPr>
@@ -830,7 +1319,7 @@
 </file>
 
 <file path=word/header1.xml><?xml version="1.0" encoding="utf-8"?>
-<w:hdr xmlns:wpc="http://schemas.microsoft.com/office/word/2010/wordprocessingCanvas" xmlns:cx="http://schemas.microsoft.com/office/drawing/2014/chartex" xmlns:cx1="http://schemas.microsoft.com/office/drawing/2015/9/8/chartex" xmlns:cx2="http://schemas.microsoft.com/office/drawing/2015/10/21/chartex" xmlns:cx3="http://schemas.microsoft.com/office/drawing/2016/5/9/chartex" xmlns:cx4="http://schemas.microsoft.com/office/drawing/2016/5/10/chartex" xmlns:cx5="http://schemas.microsoft.com/office/drawing/2016/5/11/chartex" xmlns:cx6="http://schemas.microsoft.com/office/drawing/2016/5/12/chartex" xmlns:cx7="http://schemas.microsoft.com/office/drawing/2016/5/13/chartex" xmlns:cx8="http://schemas.microsoft.com/office/drawing/2016/5/14/chartex" xmlns:mc="http://schemas.openxmlformats.org/markup-compatibility/2006" xmlns:aink="http://schemas.microsoft.com/office/drawing/2016/ink" xmlns:am3d="http://schemas.microsoft.com/office/drawing/2017/model3d" xmlns:o="urn:schemas-microsoft-com:office:office" xmlns:oel="http://schemas.microsoft.com/office/2019/extlst" xmlns:r="http://schemas.openxmlformats.org/officeDocument/2006/relationships" xmlns:m="http://schemas.openxmlformats.org/officeDocument/2006/math" xmlns:v="urn:schemas-microsoft-com:vml" xmlns:wp14="http://schemas.microsoft.com/office/word/2010/wordprocessingDrawing" xmlns:wp="http://schemas.openxmlformats.org/drawingml/2006/wordprocessingDrawing" xmlns:w10="urn:schemas-microsoft-com:office:word" xmlns:w="http://schemas.openxmlformats.org/wordprocessingml/2006/main" xmlns:w14="http://schemas.microsoft.com/office/word/2010/wordml" xmlns:w15="http://schemas.microsoft.com/office/word/2012/wordml" xmlns:w16cex="http://schemas.microsoft.com/office/word/2018/wordml/cex" xmlns:w16cid="http://schemas.microsoft.com/office/word/2016/wordml/cid" xmlns:w16="http://schemas.microsoft.com/office/word/2018/wordml" xmlns:w16sdtdh="http://schemas.microsoft.com/office/word/2020/wordml/sdtdatahash" xmlns:w16se="http://schemas.microsoft.com/office/word/2015/wordml/symex" xmlns:wpg="http://schemas.microsoft.com/office/word/2010/wordprocessingGroup" xmlns:wpi="http://schemas.microsoft.com/office/word/2010/wordprocessingInk" xmlns:wne="http://schemas.microsoft.com/office/word/2006/wordml" xmlns:wps="http://schemas.microsoft.com/office/word/2010/wordprocessingShape" mc:Ignorable="w14 w15 w16se w16cid w16 w16cex w16sdtdh wp14">
+<w:hdr xmlns:wpc="http://schemas.microsoft.com/office/word/2010/wordprocessingCanvas" xmlns:cx="http://schemas.microsoft.com/office/drawing/2014/chartex" xmlns:cx1="http://schemas.microsoft.com/office/drawing/2015/9/8/chartex" xmlns:cx2="http://schemas.microsoft.com/office/drawing/2015/10/21/chartex" xmlns:cx3="http://schemas.microsoft.com/office/drawing/2016/5/9/chartex" xmlns:cx4="http://schemas.microsoft.com/office/drawing/2016/5/10/chartex" xmlns:cx5="http://schemas.microsoft.com/office/drawing/2016/5/11/chartex" xmlns:cx6="http://schemas.microsoft.com/office/drawing/2016/5/12/chartex" xmlns:cx7="http://schemas.microsoft.com/office/drawing/2016/5/13/chartex" xmlns:cx8="http://schemas.microsoft.com/office/drawing/2016/5/14/chartex" xmlns:mc="http://schemas.openxmlformats.org/markup-compatibility/2006" xmlns:aink="http://schemas.microsoft.com/office/drawing/2016/ink" xmlns:am3d="http://schemas.microsoft.com/office/drawing/2017/model3d" xmlns:o="urn:schemas-microsoft-com:office:office" xmlns:oel="http://schemas.microsoft.com/office/2019/extlst" xmlns:r="http://schemas.openxmlformats.org/officeDocument/2006/relationships" xmlns:m="http://schemas.openxmlformats.org/officeDocument/2006/math" xmlns:v="urn:schemas-microsoft-com:vml" xmlns:wp14="http://schemas.microsoft.com/office/word/2010/wordprocessingDrawing" xmlns:wp="http://schemas.openxmlformats.org/drawingml/2006/wordprocessingDrawing" xmlns:w10="urn:schemas-microsoft-com:office:word" xmlns:w="http://schemas.openxmlformats.org/wordprocessingml/2006/main" xmlns:w14="http://schemas.microsoft.com/office/word/2010/wordml" xmlns:w15="http://schemas.microsoft.com/office/word/2012/wordml" xmlns:w16cex="http://schemas.microsoft.com/office/word/2018/wordml/cex" xmlns:w16cid="http://schemas.microsoft.com/office/word/2016/wordml/cid" xmlns:w16="http://schemas.microsoft.com/office/word/2018/wordml" xmlns:w16du="http://schemas.microsoft.com/office/word/2023/wordml/word16du" xmlns:w16sdtdh="http://schemas.microsoft.com/office/word/2020/wordml/sdtdatahash" xmlns:w16sdtfl="http://schemas.microsoft.com/office/word/2024/wordml/sdtformatlock" xmlns:w16se="http://schemas.microsoft.com/office/word/2015/wordml/symex" xmlns:wpg="http://schemas.microsoft.com/office/word/2010/wordprocessingGroup" xmlns:wpi="http://schemas.microsoft.com/office/word/2010/wordprocessingInk" xmlns:wne="http://schemas.microsoft.com/office/word/2006/wordml" xmlns:wps="http://schemas.microsoft.com/office/word/2010/wordprocessingShape" mc:Ignorable="w14 w15 w16se w16cid w16 w16cex w16sdtdh w16sdtfl w16du wp14">
   <w:p>
     <w:pPr>
       <w:pStyle w:val="Header"/>
@@ -840,7 +1329,7 @@
 </file>
 
 <file path=word/header2.xml><?xml version="1.0" encoding="utf-8"?>
-<w:hdr xmlns:wpc="http://schemas.microsoft.com/office/word/2010/wordprocessingCanvas" xmlns:cx="http://schemas.microsoft.com/office/drawing/2014/chartex" xmlns:cx1="http://schemas.microsoft.com/office/drawing/2015/9/8/chartex" xmlns:cx2="http://schemas.microsoft.com/office/drawing/2015/10/21/chartex" xmlns:cx3="http://schemas.microsoft.com/office/drawing/2016/5/9/chartex" xmlns:cx4="http://schemas.microsoft.com/office/drawing/2016/5/10/chartex" xmlns:cx5="http://schemas.microsoft.com/office/drawing/2016/5/11/chartex" xmlns:cx6="http://schemas.microsoft.com/office/drawing/2016/5/12/chartex" xmlns:cx7="http://schemas.microsoft.com/office/drawing/2016/5/13/chartex" xmlns:cx8="http://schemas.microsoft.com/office/drawing/2016/5/14/chartex" xmlns:mc="http://schemas.openxmlformats.org/markup-compatibility/2006" xmlns:aink="http://schemas.microsoft.com/office/drawing/2016/ink" xmlns:am3d="http://schemas.microsoft.com/office/drawing/2017/model3d" xmlns:o="urn:schemas-microsoft-com:office:office" xmlns:oel="http://schemas.microsoft.com/office/2019/extlst" xmlns:r="http://schemas.openxmlformats.org/officeDocument/2006/relationships" xmlns:m="http://schemas.openxmlformats.org/officeDocument/2006/math" xmlns:v="urn:schemas-microsoft-com:vml" xmlns:wp14="http://schemas.microsoft.com/office/word/2010/wordprocessingDrawing" xmlns:wp="http://schemas.openxmlformats.org/drawingml/2006/wordprocessingDrawing" xmlns:w10="urn:schemas-microsoft-com:office:word" xmlns:w="http://schemas.openxmlformats.org/wordprocessingml/2006/main" xmlns:w14="http://schemas.microsoft.com/office/word/2010/wordml" xmlns:w15="http://schemas.microsoft.com/office/word/2012/wordml" xmlns:w16cex="http://schemas.microsoft.com/office/word/2018/wordml/cex" xmlns:w16cid="http://schemas.microsoft.com/office/word/2016/wordml/cid" xmlns:w16="http://schemas.microsoft.com/office/word/2018/wordml" xmlns:w16sdtdh="http://schemas.microsoft.com/office/word/2020/wordml/sdtdatahash" xmlns:w16se="http://schemas.microsoft.com/office/word/2015/wordml/symex" xmlns:wpg="http://schemas.microsoft.com/office/word/2010/wordprocessingGroup" xmlns:wpi="http://schemas.microsoft.com/office/word/2010/wordprocessingInk" xmlns:wne="http://schemas.microsoft.com/office/word/2006/wordml" xmlns:wps="http://schemas.microsoft.com/office/word/2010/wordprocessingShape" mc:Ignorable="w14 w15 w16se w16cid w16 w16cex w16sdtdh wp14">
+<w:hdr xmlns:wpc="http://schemas.microsoft.com/office/word/2010/wordprocessingCanvas" xmlns:cx="http://schemas.microsoft.com/office/drawing/2014/chartex" xmlns:cx1="http://schemas.microsoft.com/office/drawing/2015/9/8/chartex" xmlns:cx2="http://schemas.microsoft.com/office/drawing/2015/10/21/chartex" xmlns:cx3="http://schemas.microsoft.com/office/drawing/2016/5/9/chartex" xmlns:cx4="http://schemas.microsoft.com/office/drawing/2016/5/10/chartex" xmlns:cx5="http://schemas.microsoft.com/office/drawing/2016/5/11/chartex" xmlns:cx6="http://schemas.microsoft.com/office/drawing/2016/5/12/chartex" xmlns:cx7="http://schemas.microsoft.com/office/drawing/2016/5/13/chartex" xmlns:cx8="http://schemas.microsoft.com/office/drawing/2016/5/14/chartex" xmlns:mc="http://schemas.openxmlformats.org/markup-compatibility/2006" xmlns:aink="http://schemas.microsoft.com/office/drawing/2016/ink" xmlns:am3d="http://schemas.microsoft.com/office/drawing/2017/model3d" xmlns:o="urn:schemas-microsoft-com:office:office" xmlns:oel="http://schemas.microsoft.com/office/2019/extlst" xmlns:r="http://schemas.openxmlformats.org/officeDocument/2006/relationships" xmlns:m="http://schemas.openxmlformats.org/officeDocument/2006/math" xmlns:v="urn:schemas-microsoft-com:vml" xmlns:wp14="http://schemas.microsoft.com/office/word/2010/wordprocessingDrawing" xmlns:wp="http://schemas.openxmlformats.org/drawingml/2006/wordprocessingDrawing" xmlns:w10="urn:schemas-microsoft-com:office:word" xmlns:w="http://schemas.openxmlformats.org/wordprocessingml/2006/main" xmlns:w14="http://schemas.microsoft.com/office/word/2010/wordml" xmlns:w15="http://schemas.microsoft.com/office/word/2012/wordml" xmlns:w16cex="http://schemas.microsoft.com/office/word/2018/wordml/cex" xmlns:w16cid="http://schemas.microsoft.com/office/word/2016/wordml/cid" xmlns:w16="http://schemas.microsoft.com/office/word/2018/wordml" xmlns:w16du="http://schemas.microsoft.com/office/word/2023/wordml/word16du" xmlns:w16sdtdh="http://schemas.microsoft.com/office/word/2020/wordml/sdtdatahash" xmlns:w16sdtfl="http://schemas.microsoft.com/office/word/2024/wordml/sdtformatlock" xmlns:w16se="http://schemas.microsoft.com/office/word/2015/wordml/symex" xmlns:wpg="http://schemas.microsoft.com/office/word/2010/wordprocessingGroup" xmlns:wpi="http://schemas.microsoft.com/office/word/2010/wordprocessingInk" xmlns:wne="http://schemas.microsoft.com/office/word/2006/wordml" xmlns:wps="http://schemas.microsoft.com/office/word/2010/wordprocessingShape" mc:Ignorable="w14 w15 w16se w16cid w16 w16cex w16sdtdh w16sdtfl w16du wp14">
   <w:p>
     <w:pPr>
       <w:pStyle w:val="Header"/>
@@ -851,7 +1340,7 @@
 </file>
 
 <file path=word/header3.xml><?xml version="1.0" encoding="utf-8"?>
-<w:hdr xmlns:wpc="http://schemas.microsoft.com/office/word/2010/wordprocessingCanvas" xmlns:cx="http://schemas.microsoft.com/office/drawing/2014/chartex" xmlns:cx1="http://schemas.microsoft.com/office/drawing/2015/9/8/chartex" xmlns:cx2="http://schemas.microsoft.com/office/drawing/2015/10/21/chartex" xmlns:cx3="http://schemas.microsoft.com/office/drawing/2016/5/9/chartex" xmlns:cx4="http://schemas.microsoft.com/office/drawing/2016/5/10/chartex" xmlns:cx5="http://schemas.microsoft.com/office/drawing/2016/5/11/chartex" xmlns:cx6="http://schemas.microsoft.com/office/drawing/2016/5/12/chartex" xmlns:cx7="http://schemas.microsoft.com/office/drawing/2016/5/13/chartex" xmlns:cx8="http://schemas.microsoft.com/office/drawing/2016/5/14/chartex" xmlns:mc="http://schemas.openxmlformats.org/markup-compatibility/2006" xmlns:aink="http://schemas.microsoft.com/office/drawing/2016/ink" xmlns:am3d="http://schemas.microsoft.com/office/drawing/2017/model3d" xmlns:o="urn:schemas-microsoft-com:office:office" xmlns:oel="http://schemas.microsoft.com/office/2019/extlst" xmlns:r="http://schemas.openxmlformats.org/officeDocument/2006/relationships" xmlns:m="http://schemas.openxmlformats.org/officeDocument/2006/math" xmlns:v="urn:schemas-microsoft-com:vml" xmlns:wp14="http://schemas.microsoft.com/office/word/2010/wordprocessingDrawing" xmlns:wp="http://schemas.openxmlformats.org/drawingml/2006/wordprocessingDrawing" xmlns:w10="urn:schemas-microsoft-com:office:word" xmlns:w="http://schemas.openxmlformats.org/wordprocessingml/2006/main" xmlns:w14="http://schemas.microsoft.com/office/word/2010/wordml" xmlns:w15="http://schemas.microsoft.com/office/word/2012/wordml" xmlns:w16cex="http://schemas.microsoft.com/office/word/2018/wordml/cex" xmlns:w16cid="http://schemas.microsoft.com/office/word/2016/wordml/cid" xmlns:w16="http://schemas.microsoft.com/office/word/2018/wordml" xmlns:w16sdtdh="http://schemas.microsoft.com/office/word/2020/wordml/sdtdatahash" xmlns:w16se="http://schemas.microsoft.com/office/word/2015/wordml/symex" xmlns:wpg="http://schemas.microsoft.com/office/word/2010/wordprocessingGroup" xmlns:wpi="http://schemas.microsoft.com/office/word/2010/wordprocessingInk" xmlns:wne="http://schemas.microsoft.com/office/word/2006/wordml" xmlns:wps="http://schemas.microsoft.com/office/word/2010/wordprocessingShape" mc:Ignorable="w14 w15 w16se w16cid w16 w16cex w16sdtdh wp14">
+<w:hdr xmlns:wpc="http://schemas.microsoft.com/office/word/2010/wordprocessingCanvas" xmlns:cx="http://schemas.microsoft.com/office/drawing/2014/chartex" xmlns:cx1="http://schemas.microsoft.com/office/drawing/2015/9/8/chartex" xmlns:cx2="http://schemas.microsoft.com/office/drawing/2015/10/21/chartex" xmlns:cx3="http://schemas.microsoft.com/office/drawing/2016/5/9/chartex" xmlns:cx4="http://schemas.microsoft.com/office/drawing/2016/5/10/chartex" xmlns:cx5="http://schemas.microsoft.com/office/drawing/2016/5/11/chartex" xmlns:cx6="http://schemas.microsoft.com/office/drawing/2016/5/12/chartex" xmlns:cx7="http://schemas.microsoft.com/office/drawing/2016/5/13/chartex" xmlns:cx8="http://schemas.microsoft.com/office/drawing/2016/5/14/chartex" xmlns:mc="http://schemas.openxmlformats.org/markup-compatibility/2006" xmlns:aink="http://schemas.microsoft.com/office/drawing/2016/ink" xmlns:am3d="http://schemas.microsoft.com/office/drawing/2017/model3d" xmlns:o="urn:schemas-microsoft-com:office:office" xmlns:oel="http://schemas.microsoft.com/office/2019/extlst" xmlns:r="http://schemas.openxmlformats.org/officeDocument/2006/relationships" xmlns:m="http://schemas.openxmlformats.org/officeDocument/2006/math" xmlns:v="urn:schemas-microsoft-com:vml" xmlns:wp14="http://schemas.microsoft.com/office/word/2010/wordprocessingDrawing" xmlns:wp="http://schemas.openxmlformats.org/drawingml/2006/wordprocessingDrawing" xmlns:w10="urn:schemas-microsoft-com:office:word" xmlns:w="http://schemas.openxmlformats.org/wordprocessingml/2006/main" xmlns:w14="http://schemas.microsoft.com/office/word/2010/wordml" xmlns:w15="http://schemas.microsoft.com/office/word/2012/wordml" xmlns:w16cex="http://schemas.microsoft.com/office/word/2018/wordml/cex" xmlns:w16cid="http://schemas.microsoft.com/office/word/2016/wordml/cid" xmlns:w16="http://schemas.microsoft.com/office/word/2018/wordml" xmlns:w16du="http://schemas.microsoft.com/office/word/2023/wordml/word16du" xmlns:w16sdtdh="http://schemas.microsoft.com/office/word/2020/wordml/sdtdatahash" xmlns:w16sdtfl="http://schemas.microsoft.com/office/word/2024/wordml/sdtformatlock" xmlns:w16se="http://schemas.microsoft.com/office/word/2015/wordml/symex" xmlns:wpg="http://schemas.microsoft.com/office/word/2010/wordprocessingGroup" xmlns:wpi="http://schemas.microsoft.com/office/word/2010/wordprocessingInk" xmlns:wne="http://schemas.microsoft.com/office/word/2006/wordml" xmlns:wps="http://schemas.microsoft.com/office/word/2010/wordprocessingShape" mc:Ignorable="w14 w15 w16se w16cid w16 w16cex w16sdtdh w16sdtfl w16du wp14">
   <w:p>
     <w:pPr>
       <w:pStyle w:val="Header"/>
@@ -860,7 +1349,7 @@
     <w:r>
       <w:tab/>
       <w:tab/>
-      <w:t>2026-06-17</w:t>
+      <w:t>2026-06-18</w:t>
       <w:br/>
       <w:br/>
     </w:r>
@@ -873,7 +1362,7 @@
 </file>
 
 <file path=word/numbering.xml><?xml version="1.0" encoding="utf-8"?>
-<w:numbering xmlns:wpc="http://schemas.microsoft.com/office/word/2010/wordprocessingCanvas" xmlns:cx="http://schemas.microsoft.com/office/drawing/2014/chartex" xmlns:cx1="http://schemas.microsoft.com/office/drawing/2015/9/8/chartex" xmlns:cx2="http://schemas.microsoft.com/office/drawing/2015/10/21/chartex" xmlns:cx3="http://schemas.microsoft.com/office/drawing/2016/5/9/chartex" xmlns:cx4="http://schemas.microsoft.com/office/drawing/2016/5/10/chartex" xmlns:cx5="http://schemas.microsoft.com/office/drawing/2016/5/11/chartex" xmlns:cx6="http://schemas.microsoft.com/office/drawing/2016/5/12/chartex" xmlns:cx7="http://schemas.microsoft.com/office/drawing/2016/5/13/chartex" xmlns:cx8="http://schemas.microsoft.com/office/drawing/2016/5/14/chartex" xmlns:mc="http://schemas.openxmlformats.org/markup-compatibility/2006" xmlns:aink="http://schemas.microsoft.com/office/drawing/2016/ink" xmlns:am3d="http://schemas.microsoft.com/office/drawing/2017/model3d" xmlns:o="urn:schemas-microsoft-com:office:office" xmlns:oel="http://schemas.microsoft.com/office/2019/extlst" xmlns:r="http://schemas.openxmlformats.org/officeDocument/2006/relationships" xmlns:m="http://schemas.openxmlformats.org/officeDocument/2006/math" xmlns:v="urn:schemas-microsoft-com:vml" xmlns:wp14="http://schemas.microsoft.com/office/word/2010/wordprocessingDrawing" xmlns:wp="http://schemas.openxmlformats.org/drawingml/2006/wordprocessingDrawing" xmlns:w10="urn:schemas-microsoft-com:office:word" xmlns:w="http://schemas.openxmlformats.org/wordprocessingml/2006/main" xmlns:w14="http://schemas.microsoft.com/office/word/2010/wordml" xmlns:w15="http://schemas.microsoft.com/office/word/2012/wordml" xmlns:w16cex="http://schemas.microsoft.com/office/word/2018/wordml/cex" xmlns:w16cid="http://schemas.microsoft.com/office/word/2016/wordml/cid" xmlns:w16="http://schemas.microsoft.com/office/word/2018/wordml" xmlns:w16sdtdh="http://schemas.microsoft.com/office/word/2020/wordml/sdtdatahash" xmlns:w16se="http://schemas.microsoft.com/office/word/2015/wordml/symex" xmlns:wpg="http://schemas.microsoft.com/office/word/2010/wordprocessingGroup" xmlns:wpi="http://schemas.microsoft.com/office/word/2010/wordprocessingInk" xmlns:wne="http://schemas.microsoft.com/office/word/2006/wordml" xmlns:wps="http://schemas.microsoft.com/office/word/2010/wordprocessingShape" mc:Ignorable="w14 w15 w16se w16cid w16 w16cex w16sdtdh wp14">
+<w:numbering xmlns:wpc="http://schemas.microsoft.com/office/word/2010/wordprocessingCanvas" xmlns:cx="http://schemas.microsoft.com/office/drawing/2014/chartex" xmlns:cx1="http://schemas.microsoft.com/office/drawing/2015/9/8/chartex" xmlns:cx2="http://schemas.microsoft.com/office/drawing/2015/10/21/chartex" xmlns:cx3="http://schemas.microsoft.com/office/drawing/2016/5/9/chartex" xmlns:cx4="http://schemas.microsoft.com/office/drawing/2016/5/10/chartex" xmlns:cx5="http://schemas.microsoft.com/office/drawing/2016/5/11/chartex" xmlns:cx6="http://schemas.microsoft.com/office/drawing/2016/5/12/chartex" xmlns:cx7="http://schemas.microsoft.com/office/drawing/2016/5/13/chartex" xmlns:cx8="http://schemas.microsoft.com/office/drawing/2016/5/14/chartex" xmlns:mc="http://schemas.openxmlformats.org/markup-compatibility/2006" xmlns:aink="http://schemas.microsoft.com/office/drawing/2016/ink" xmlns:am3d="http://schemas.microsoft.com/office/drawing/2017/model3d" xmlns:o="urn:schemas-microsoft-com:office:office" xmlns:oel="http://schemas.microsoft.com/office/2019/extlst" xmlns:r="http://schemas.openxmlformats.org/officeDocument/2006/relationships" xmlns:m="http://schemas.openxmlformats.org/officeDocument/2006/math" xmlns:v="urn:schemas-microsoft-com:vml" xmlns:wp14="http://schemas.microsoft.com/office/word/2010/wordprocessingDrawing" xmlns:wp="http://schemas.openxmlformats.org/drawingml/2006/wordprocessingDrawing" xmlns:w10="urn:schemas-microsoft-com:office:word" xmlns:w="http://schemas.openxmlformats.org/wordprocessingml/2006/main" xmlns:w14="http://schemas.microsoft.com/office/word/2010/wordml" xmlns:w15="http://schemas.microsoft.com/office/word/2012/wordml" xmlns:w16cex="http://schemas.microsoft.com/office/word/2018/wordml/cex" xmlns:w16cid="http://schemas.microsoft.com/office/word/2016/wordml/cid" xmlns:w16="http://schemas.microsoft.com/office/word/2018/wordml" xmlns:w16du="http://schemas.microsoft.com/office/word/2023/wordml/word16du" xmlns:w16sdtdh="http://schemas.microsoft.com/office/word/2020/wordml/sdtdatahash" xmlns:w16sdtfl="http://schemas.microsoft.com/office/word/2024/wordml/sdtformatlock" xmlns:w16se="http://schemas.microsoft.com/office/word/2015/wordml/symex" xmlns:wpg="http://schemas.microsoft.com/office/word/2010/wordprocessingGroup" xmlns:wpi="http://schemas.microsoft.com/office/word/2010/wordprocessingInk" xmlns:wne="http://schemas.microsoft.com/office/word/2006/wordml" xmlns:wps="http://schemas.microsoft.com/office/word/2010/wordprocessingShape" mc:Ignorable="w14 w15 w16se w16cid w16 w16cex w16sdtdh w16sdtfl w16du wp14">
   <w:abstractNum w:abstractNumId="0" w15:restartNumberingAfterBreak="0">
     <w:nsid w:val="FFFFFF7C"/>
     <w:multiLevelType w:val="singleLevel"/>
@@ -1076,7 +1565,7 @@
 </file>
 
 <file path=word/styles.xml><?xml version="1.0" encoding="utf-8"?>
-<w:styles xmlns:mc="http://schemas.openxmlformats.org/markup-compatibility/2006" xmlns:r="http://schemas.openxmlformats.org/officeDocument/2006/relationships" xmlns:w="http://schemas.openxmlformats.org/wordprocessingml/2006/main" xmlns:w14="http://schemas.microsoft.com/office/word/2010/wordml" xmlns:w15="http://schemas.microsoft.com/office/word/2012/wordml" xmlns:w16cex="http://schemas.microsoft.com/office/word/2018/wordml/cex" xmlns:w16cid="http://schemas.microsoft.com/office/word/2016/wordml/cid" xmlns:w16="http://schemas.microsoft.com/office/word/2018/wordml" xmlns:w16sdtdh="http://schemas.microsoft.com/office/word/2020/wordml/sdtdatahash" xmlns:w16se="http://schemas.microsoft.com/office/word/2015/wordml/symex" mc:Ignorable="w14 w15 w16se w16cid w16 w16cex w16sdtdh">
+<w:styles xmlns:mc="http://schemas.openxmlformats.org/markup-compatibility/2006" xmlns:r="http://schemas.openxmlformats.org/officeDocument/2006/relationships" xmlns:w="http://schemas.openxmlformats.org/wordprocessingml/2006/main" xmlns:w14="http://schemas.microsoft.com/office/word/2010/wordml" xmlns:w15="http://schemas.microsoft.com/office/word/2012/wordml" xmlns:w16cex="http://schemas.microsoft.com/office/word/2018/wordml/cex" xmlns:w16cid="http://schemas.microsoft.com/office/word/2016/wordml/cid" xmlns:w16="http://schemas.microsoft.com/office/word/2018/wordml" xmlns:w16du="http://schemas.microsoft.com/office/word/2023/wordml/word16du" xmlns:w16sdtdh="http://schemas.microsoft.com/office/word/2020/wordml/sdtdatahash" xmlns:w16sdtfl="http://schemas.microsoft.com/office/word/2024/wordml/sdtformatlock" xmlns:w16se="http://schemas.microsoft.com/office/word/2015/wordml/symex" mc:Ignorable="w14 w15 w16se w16cid w16 w16cex w16sdtdh w16sdtfl w16du">
   <w:docDefaults>
     <w:rPrDefault>
       <w:rPr>
@@ -1834,7 +2323,7 @@
     <w:link w:val="TitleChar"/>
     <w:uiPriority w:val="10"/>
     <w:qFormat/>
-    <w:rsid w:val="007106C8"/>
+    <w:rsid w:val="00E854FA"/>
     <w:pPr>
       <w:spacing w:after="300" w:line="240" w:lineRule="auto"/>
       <w:contextualSpacing/>
@@ -1844,7 +2333,7 @@
       <w:rFonts w:eastAsiaTheme="majorEastAsia" w:cstheme="majorBidi"/>
       <w:spacing w:val="5"/>
       <w:kern w:val="28"/>
-      <w:sz w:val="52"/>
+      <w:sz w:val="40"/>
       <w:szCs w:val="52"/>
       <w:lang w:val="sv-SE" w:eastAsia="en-US" w:bidi="ar-SA"/>
     </w:rPr>
@@ -1854,12 +2343,12 @@
     <w:basedOn w:val="DefaultParagraphFont"/>
     <w:link w:val="Title"/>
     <w:uiPriority w:val="10"/>
-    <w:rsid w:val="007106C8"/>
+    <w:rsid w:val="00E854FA"/>
     <w:rPr>
       <w:rFonts w:ascii="Times New Roman" w:eastAsiaTheme="majorEastAsia" w:hAnsi="Times New Roman" w:cstheme="majorBidi"/>
       <w:spacing w:val="5"/>
       <w:kern w:val="28"/>
-      <w:sz w:val="52"/>
+      <w:sz w:val="40"/>
       <w:szCs w:val="52"/>
       <w:lang w:val="sv-SE" w:eastAsia="en-US" w:bidi="ar-SA"/>
     </w:rPr>

--- a/tillsyn/A 17195-2026 tillsynsbegäran.docx
+++ b/tillsyn/A 17195-2026 tillsynsbegäran.docx
@@ -1349,7 +1349,7 @@
     <w:r>
       <w:tab/>
       <w:tab/>
-      <w:t>2026-06-18</w:t>
+      <w:t>2026-06-19</w:t>
       <w:br/>
       <w:br/>
     </w:r>

--- a/tillsyn/A 17195-2026 tillsynsbegäran.docx
+++ b/tillsyn/A 17195-2026 tillsynsbegäran.docx
@@ -1349,7 +1349,7 @@
     <w:r>
       <w:tab/>
       <w:tab/>
-      <w:t>2026-06-19</w:t>
+      <w:t>2026-06-20</w:t>
       <w:br/>
       <w:br/>
     </w:r>

--- a/tillsyn/A 17195-2026 tillsynsbegäran.docx
+++ b/tillsyn/A 17195-2026 tillsynsbegäran.docx
@@ -12,10 +12,7 @@
     </w:p>
     <w:p>
       <w:r>
-        <w:t>Detta dokument behandlar höga naturvärden i avverkningsanmälan A 17195-2026 i Västerås kommun som inkom 2026-04-06 och omfattar 42,8 ha.</w:t>
-      </w:r>
-      <w:r>
-        <w:t xml:space="preserve"> I Figur 1 visas fyndplatser för naturvårdsarter i området, som finns registrerade på Artportalen.</w:t>
+        <w:t>Denna tillsynsbegäran behandlar höga naturvärden i avverkningsanmälan A 17195-2026 i Västerås kommun som inkom 2026-04-06 och omfattar 42,8 ha.</w:t>
       </w:r>
     </w:p>
     <w:p>
@@ -63,27 +60,12 @@
         <w:spacing w:after="240"/>
       </w:pPr>
       <w:r>
-        <w:t>Figur 1. Fyndplatser för naturvårdsarter i och inom 25 meter från avverkningsanmälan (röd linje). Inom parentes anges rödlistekategorier, S för signalarter, Tför typiska arter och fridlysningsparagrafer i artskyddsförordningen.Markörer utan svart kant är placerade på fyndplatsen. Markörer med svart kant är placerade vid sidan av fyndplatsen och har ett svart streck som visar fyndplatsens exakta position. Kartans mittpunktskoordinat är N 6628939, E 588012 i SWEREF 99 TM.</w:t>
+        <w:t>Figur 1. Fyndplatser för naturvårdsarter i och inom 25 meter från avverkningsanmälan. Markörer utan svart kant är placerade på fyndplatsen. Markörer med svart kant är placerade vid sidan av fyndplatsen har ett svart streck som visar fyndplatsens exakta position. Kartans mittpunktskoordinat är N 6628939, E 588012 i SWEREF 99 TM.</w:t>
       </w:r>
     </w:p>
     <w:p>
       <w:r>
-        <w:t>Vi begär härmed att Skogsstyrelsen fattar beslut enligt miljöbalken som säkerställer att skogens höga naturvärden bevaras samt att EU-lagstiftning efterlevs och att artskyddsbrott förhindras.</w:t>
-      </w:r>
-    </w:p>
-    <w:p>
-      <w:r>
-        <w:t>Vi begär vidare att Skogsstyrelsen säkerställer att inga skador eller försämringar av naturtypens bevarandestatus i området tillåts ske. Se Rådets direktiv 92/43/EEG samt ickeförsämringskravet i EU:s naturrestaureringsförordning (EU 2024/1991).</w:t>
-      </w:r>
-    </w:p>
-    <w:p>
-      <w:r>
-        <w:t>Vi önskar även ta del av de ställningstaganden och beslut som myndigheten meddelar till följd av aktuell avverkningsanmälan och föreningens inlaga (se 34 § förvaltningslagen).</w:t>
-      </w:r>
-    </w:p>
-    <w:p>
-      <w:r>
-        <w:t>Nedan beskrivs fynd av naturvårdsarter och fridlysta arter som gjorts i det avverkningsanmälda området. I BILAGA 1 finns artfakta om fridlysta och rödlistade arter.</w:t>
+        <w:t>I och inom 25 meter från avverkningsanmälan finns fynd av 18 naturvårdsarter, varav 4 är rödlistade, 6 är fridlysta, 11 är typiska (T) och 6 är signalarter (S): fjällig taggsvamp s.str. (NT), småflikig brosklav (NT, T), tallkötticka (NT), talltita (NT, §4), björksplintborre (S), blomkålssvamp (S), flagellkvastmossa (S, T), mindre märgborre (S, T), plattlummer (S, T, §9), strimspindling (S), blåsippa (T, §9), hultbräken (T), kärrviol (T), linnea (T), majbräken (T), spillkråka (T, §4), stjärtmes (T, §4) och revlummer (§9). Se Figur 1.</w:t>
       </w:r>
     </w:p>
     <w:p>
@@ -91,17 +73,528 @@
         <w:pStyle w:val="Heading1"/>
       </w:pPr>
       <w:r>
-        <w:t>Naturvårdsarter</w:t>
+        <w:t>Tillsynsbegäran</w:t>
       </w:r>
     </w:p>
     <w:p>
       <w:r>
-        <w:t>I och inom 25 meter från avverkningsanmälan har följande 18 naturvårdsarter hittats: fjällig taggsvamp s.str. (NT), småflikig brosklav (NT, T), tallkötticka (NT), talltita (NT, §4), björksplintborre (S), blomkålssvamp (S), flagellkvastmossa (S, T), mindre märgborre (S, T), plattlummer (S, T, §9), strimspindling (S), blåsippa (T, §9), hultbräken (T), kärrviol (T), linnea (T), majbräken (T), spillkråka (T, §4), stjärtmes (T, §4) och revlummer (§9). Av dessa är 4 rödlistade. För rödlistade arter har rödlistekategorin angivits inom parentes. Arter som är signalarter enligt Skogsstyrelsen har markerats med (S). Typiska arter inom Natura 2000 som är kopplade till skogsekosystem har markerats med (T). För fridlysta arter anges även paragrafen i Artskyddsförordningen som arten är fridlyst enligt.</w:t>
+        <w:t>Vi begär härmed att Skogsstyrelsen fattar beslut enligt miljöbalken som säkerställer att skogens höga naturvärden bevaras samt att EU-lagstiftning efterlevs och att artskyddsbrott förhindras.</w:t>
       </w:r>
     </w:p>
     <w:p>
       <w:r>
-        <w:t>De påträffade naturvårdsarterna är ett tydligt kvitto på att det rör sig om en skog med höga naturvärden.</w:t>
+        <w:t>Vi begär vidare att Skogsstyrelsen säkerställer att inga skador eller försämringar av naturtypens bevarandestatus i området tillåts ske. Se Rådets direktiv 92/43/EEG samt ickeförsämringskravet i EU:s naturrestaureringsförordning (EU 2024/1991).</w:t>
+      </w:r>
+    </w:p>
+    <w:p>
+      <w:r>
+        <w:t>Vi önskar även ta del av de ställningstaganden och beslut som myndigheten meddelar till följd av aktuell avverkningsanmälan och föreningens inlaga (se 34 § förvaltningslagen).</w:t>
+      </w:r>
+    </w:p>
+    <w:p>
+      <w:pPr>
+        <w:pStyle w:val="Heading1"/>
+      </w:pPr>
+      <w:r>
+        <w:t>Naturvårdsarter och fridlysta arter</w:t>
+      </w:r>
+    </w:p>
+    <w:p>
+      <w:r>
+        <w:t>Nedan följer beskrivningar av de naturvårdsarter och fridlysta arter som har sina livsmiljöer och växtplatser i den avverkningsanmälda skogen. Se även ytterligare artfakta i BILAGA 1. De påträffade naturvårdsarterna är ett tydligt kvitto på att det rör sig om en skog med höga naturvärden.</w:t>
+      </w:r>
+    </w:p>
+    <w:p>
+      <w:r>
+        <w:rPr>
+          <w:b/>
+        </w:rPr>
+        <w:t>Fjällig taggsvamp s.str. (NT)</w:t>
+      </w:r>
+      <w:r>
+        <w:t xml:space="preserve"> bildar mykorrhiza med gran i granskog och barrblandskog, främst på frisk näringsrik mark i äldre skog med lång trädkontinuitet. Den totala populationen i landet har minskat och bedöms fortsätta minska till följd av avverkning av äldre barrskogar. Minskningstakten för den svenska populationen bedöms vara nära gränsvärdet för sårbar (VU) (SLU Artdatabanken, 2026).</w:t>
+      </w:r>
+    </w:p>
+    <w:p>
+      <w:r>
+        <w:rPr>
+          <w:b/>
+        </w:rPr>
+        <w:t xml:space="preserve">Småflikig brosklav (NT) </w:t>
+      </w:r>
+      <w:r>
+        <w:t xml:space="preserve">signalerar i hela sitt utbredningsområde skogsbestånd med höga naturvärden. Den indikerar hög luftfuktighet och långvarig förekomst av asp. Småflikig brosklav är typisk art för </w:t>
+      </w:r>
+      <w:r>
+        <w:rPr>
+          <w:i/>
+        </w:rPr>
+        <w:t>9010 Taiga</w:t>
+      </w:r>
+      <w:r>
+        <w:t xml:space="preserve"> (Nitare &amp; Skogsstyrelsen, 2019; SLU Artdatabanken, 2025).</w:t>
+      </w:r>
+    </w:p>
+    <w:p>
+      <w:r>
+        <w:rPr>
+          <w:b/>
+        </w:rPr>
+        <w:t>Tallkötticka (NT)</w:t>
+      </w:r>
+      <w:r>
+        <w:t xml:space="preserve"> är tallens kötticka och har ofta ett mer resupinat växtsätt än den granlevande köttickan </w:t>
+      </w:r>
+      <w:r>
+        <w:rPr>
+          <w:i/>
+        </w:rPr>
+        <w:t>Leptoporus mollis</w:t>
+      </w:r>
+      <w:r>
+        <w:t>. Artens förekomstarea och utbredning i Sverige är inte känd, men utifrån de fynd som rapporteras av kötticka på tall verkar den vara mer ovanlig än den granlevande. Den totala populationen bedöms därför ha minskat under de senaste 30 åren och fortsätter att minska i takt med att kontinuitetsskogar (skogar som inte kalavverkats) minskar i areal, samtidigt som att lämpliga miljöer inte återskapas i samma takt. Minskningstakten för den svenska populationen bedöms vara nära gränsvärdet för Sårbar (VU). (A2c+3c+4c) (SLU Artdatabanken, 2024; Nitare &amp; Skogsstyrelsen, 2019).</w:t>
+      </w:r>
+    </w:p>
+    <w:p>
+      <w:r>
+        <w:rPr>
+          <w:b/>
+        </w:rPr>
+        <w:t>Talltita (NT, §4)</w:t>
+      </w:r>
+      <w:r>
+        <w:t>, rödlistad som nära hotad och prioriterad art i Skogsvårdslagen, har häckningsrevir i anmälan. Arten har minskat kraftigt de senaste 30 åren och minskningstakten innevarande 10-årsperiod beräknas till 20 (10–30) %. Talltitan är synnerligen trogen sitt cirka 15 hektar stora revir och är beroende av flerskiktade olikåldriga skogar för att kunna föda upp sina ungar. Talltitan försvinner om dess livsmiljö kalavverkas (Eggers &amp; Low, 2014; Ekman, 1979; Griesser et al, 2007; Klein, 2020; Siffczyk et al, 2003; SLU Artdatabanken, 2021).</w:t>
+      </w:r>
+    </w:p>
+    <w:p>
+      <w:r>
+        <w:rPr>
+          <w:b/>
+        </w:rPr>
+        <w:t xml:space="preserve">Björksplintborre </w:t>
+      </w:r>
+      <w:r>
+        <w:t>är en skalbagge vars larvutveckling sker i bark på nyligen döda björkar, både stående träd och vindfällen. En prydlig rad med runda ventilationshål i barken ovanför modergången är synnerligen karaktäristiskt. Arten är knuten till lövrika blandskogar med en hög andel gamla träd, och starkt gynnad av naturliga störningar som torka, översvämningar, brand och stormfällningar. Talrika gnagspår kan tyda på biotoper med höga naturvärden, exempelvis för ovanliga hackspettar och andra, mer sällsynta vedinsekter. Larverna är omtyckt hackspettsföda (SLU Artdatabanken, 2025).</w:t>
+      </w:r>
+    </w:p>
+    <w:p>
+      <w:r>
+        <w:rPr>
+          <w:b/>
+        </w:rPr>
+        <w:t xml:space="preserve">Blomkålssvamp </w:t>
+      </w:r>
+      <w:r>
+        <w:t>är en parasit och vednedbrytare som växer på rötter och basala stamdelar av tall, enstaka gånger även på lärk och gran. Träden är oftast mycket gamla, gärna 150–200 år eller äldre. När blomkålssvamp påträffas i skogslandskapet signalerar den vanligtvis skyddsvärda tallbestånd med höga naturvärden. Den är då främst knuten till gamla skogar, oftast tallnaturskogar och olika restbiotoper där det förekommer biologiskt gamla träd. Samtliga tallar med blomkålssvamp bör klassas som naturvårdsträd och lämnas som framtida ”evighetsträd” (Nitare &amp; Skogsstyrelsen, 2019).</w:t>
+      </w:r>
+    </w:p>
+    <w:p>
+      <w:r>
+        <w:rPr>
+          <w:b/>
+        </w:rPr>
+        <w:t>Flagellkvastmossa</w:t>
+      </w:r>
+      <w:r>
+        <w:t xml:space="preserve"> förekommer framför allt i tallsumpskog, men finns även i relativt torra gran- och tallskogar. Den signalerar överallt skogsmiljöer med höga naturvärden och indikerar biotoper med rik och kontinuerlig förekomst av död ved i olika nedbrytningsstadier eller barlagd torvjord. Flagellkvastmossa är typisk art för </w:t>
+      </w:r>
+      <w:r>
+        <w:rPr>
+          <w:i/>
+        </w:rPr>
+        <w:t xml:space="preserve">9010 Taiga </w:t>
+      </w:r>
+      <w:r>
+        <w:t>och</w:t>
+      </w:r>
+      <w:r>
+        <w:rPr>
+          <w:i/>
+        </w:rPr>
+        <w:t xml:space="preserve"> 9740 Skogsbevuxen myr </w:t>
+      </w:r>
+      <w:r>
+        <w:t>(SLU Artdatabanken, 2024; Nitare &amp; Skogsstyrelsen, 2019).</w:t>
+      </w:r>
+    </w:p>
+    <w:p>
+      <w:r>
+        <w:rPr>
+          <w:b/>
+        </w:rPr>
+        <w:t>Mindre märgborre</w:t>
+      </w:r>
+      <w:r>
+        <w:t xml:space="preserve"> är en signalart för tallskog med höga naturvärden och betraktas tillsammans med skarptandad barkborre som nyckelarter för ett antal sällsynta åtgärdsprogramsarter som är beroende av deras gångsystem. Bland dessa kan nämnas avlång barkborre (VU), </w:t>
+      </w:r>
+      <w:r>
+        <w:rPr>
+          <w:i/>
+        </w:rPr>
+        <w:t>Corticeus longulus</w:t>
+      </w:r>
+      <w:r>
+        <w:t xml:space="preserve"> (VU), tallgångbagge (VU), cholodkovskys bastborre (NT) och tallbarksvartbagge (NT). Den mindre märgborrens måsvingeliknande gnaggångar är lätta att känna igen och hittas ofta på grova tallgrenar på marken. Rika förekomster av främst mindre märgborre men även skarptandad barkborre är en signal för artrikedom och inventeringar har visat att det är i skogar med en naturlig självgallring som det skapas förutsättningar för dessa arter samt de efterföljande åtgärdsprogramsarterna. Tallskogar med stark förekomst av mindre märgborre och skarptandad barkborre bör avsättas som reservat. Generellt bör hänsyn tas vid slutavverkning av talldominerad skog så att avverkningsrester som gren- och toppdelar lämnas. Mindre märgborre är typisk art för </w:t>
+      </w:r>
+      <w:r>
+        <w:rPr>
+          <w:i/>
+        </w:rPr>
+        <w:t>9060 Åsbarrskog</w:t>
+      </w:r>
+      <w:r>
+        <w:t xml:space="preserve"> (SLU Artdatabanken, 2026; Pettersson, 2014; Hedgren, 2012; Gunnarsson m fl., 1999).</w:t>
+      </w:r>
+    </w:p>
+    <w:p>
+      <w:r>
+        <w:rPr>
+          <w:b/>
+        </w:rPr>
+        <w:t>Plattlummer (§9)</w:t>
+      </w:r>
+      <w:r>
+        <w:t xml:space="preserve"> växer främst i ljusöppna sandtallskogar eller annan gles, torr och brandpräglad hedbarrskog. Den är mest frekvent i olika typer av naturskogar och kontinuitetsskogar och missgynnas markant av slutavverkning och maskinell markberedning. Söder ut i landet förekommer de närstående arterna cypresslummer (VU, §8) och mellanlummer (VU, §9), vilka båda omfattas av EU:s art- och habitatdirektiv. Plattlummer är typisk art för </w:t>
+      </w:r>
+      <w:r>
+        <w:rPr>
+          <w:i/>
+        </w:rPr>
+        <w:t xml:space="preserve">9010 Taiga </w:t>
+      </w:r>
+      <w:r>
+        <w:t>och</w:t>
+      </w:r>
+      <w:r>
+        <w:rPr>
+          <w:i/>
+        </w:rPr>
+        <w:t xml:space="preserve"> 2320 Rissandhedar </w:t>
+      </w:r>
+      <w:r>
+        <w:t>(Nitare &amp; Skogsstyrelsen, 2019; SLU Artdatabanken, 2025).</w:t>
+      </w:r>
+    </w:p>
+    <w:p>
+      <w:r>
+        <w:rPr>
+          <w:b/>
+        </w:rPr>
+        <w:t>Blåsippa (§9)</w:t>
+      </w:r>
+      <w:r>
+        <w:t xml:space="preserve"> är typisk art för </w:t>
+      </w:r>
+      <w:r>
+        <w:rPr>
+          <w:i/>
+        </w:rPr>
+        <w:t>9050 Näringsrik granskog, 9020 Nordlig ädellövskog</w:t>
+      </w:r>
+      <w:r>
+        <w:t xml:space="preserve"> och </w:t>
+      </w:r>
+      <w:r>
+        <w:rPr>
+          <w:i/>
+        </w:rPr>
+        <w:t>8240 Karsthällmarker</w:t>
+      </w:r>
+      <w:r>
+        <w:t xml:space="preserve"> (SLU Artdatabanken, 2025).</w:t>
+      </w:r>
+    </w:p>
+    <w:p>
+      <w:r>
+        <w:rPr>
+          <w:b/>
+        </w:rPr>
+        <w:t xml:space="preserve">Hultbräken </w:t>
+      </w:r>
+      <w:r>
+        <w:t xml:space="preserve">är typisk art för </w:t>
+      </w:r>
+      <w:r>
+        <w:rPr>
+          <w:i/>
+        </w:rPr>
+        <w:t xml:space="preserve">9050 Näringsrik granskog </w:t>
+      </w:r>
+      <w:r>
+        <w:t>(SLU Artdatabanken, 2025).</w:t>
+      </w:r>
+    </w:p>
+    <w:p>
+      <w:r>
+        <w:rPr>
+          <w:b/>
+        </w:rPr>
+        <w:t xml:space="preserve">Kärrviol </w:t>
+      </w:r>
+      <w:r>
+        <w:t xml:space="preserve">är typisk art för </w:t>
+      </w:r>
+      <w:r>
+        <w:rPr>
+          <w:i/>
+        </w:rPr>
+        <w:t xml:space="preserve">9740 Skogsbevuxen myr </w:t>
+      </w:r>
+      <w:r>
+        <w:t>och</w:t>
+      </w:r>
+      <w:r>
+        <w:rPr>
+          <w:i/>
+        </w:rPr>
+        <w:t xml:space="preserve"> 6450 Svämängar </w:t>
+      </w:r>
+      <w:r>
+        <w:t>(SLU Artdatabanken, 2025).</w:t>
+      </w:r>
+    </w:p>
+    <w:p>
+      <w:r>
+        <w:rPr>
+          <w:b/>
+        </w:rPr>
+        <w:t xml:space="preserve">Linnea </w:t>
+      </w:r>
+      <w:r>
+        <w:t xml:space="preserve">är typisk art för </w:t>
+      </w:r>
+      <w:r>
+        <w:rPr>
+          <w:i/>
+        </w:rPr>
+        <w:t>9010 Taiga</w:t>
+      </w:r>
+      <w:r>
+        <w:t>. På linnea kan man hitta sporsäcksvampen linnealudd (SLU Artdatabanken, 2025).</w:t>
+      </w:r>
+    </w:p>
+    <w:p>
+      <w:r>
+        <w:rPr>
+          <w:b/>
+        </w:rPr>
+        <w:t xml:space="preserve">Majbräken </w:t>
+      </w:r>
+      <w:r>
+        <w:t xml:space="preserve">är typisk art för </w:t>
+      </w:r>
+      <w:r>
+        <w:rPr>
+          <w:i/>
+        </w:rPr>
+        <w:t xml:space="preserve">9050 Näringsrik granskog </w:t>
+      </w:r>
+      <w:r>
+        <w:t>och</w:t>
+      </w:r>
+      <w:r>
+        <w:rPr>
+          <w:i/>
+        </w:rPr>
+        <w:t xml:space="preserve"> 9750 Svämlövskog </w:t>
+      </w:r>
+      <w:r>
+        <w:t>(SLU Artdatabanken, 2025).</w:t>
+      </w:r>
+    </w:p>
+    <w:p>
+      <w:r>
+        <w:rPr>
+          <w:b/>
+        </w:rPr>
+        <w:t>Spillkråka (§4)</w:t>
+      </w:r>
+      <w:r>
+        <w:t xml:space="preserve"> omfattas av bilaga 1 i EU:s fågeldirektiv och är typisk art för </w:t>
+      </w:r>
+      <w:r>
+        <w:rPr>
+          <w:i/>
+        </w:rPr>
+        <w:t xml:space="preserve">9010 Taiga </w:t>
+      </w:r>
+      <w:r>
+        <w:t>och</w:t>
+      </w:r>
+      <w:r>
+        <w:rPr>
+          <w:i/>
+        </w:rPr>
+        <w:t xml:space="preserve"> 9740 Skogsbevuxen myr</w:t>
+      </w:r>
+      <w:r>
+        <w:t>. Den behöver grova träd, främst tall, asp och bok som boträd. Skogsbruk med korta omloppstider och täta, homogena ungskogar utgör det största hotet. Spillkråka är en nyckelart i skogliga miljöer vars övergivna bohål utnyttjas av flera andra hålhäckande fågelarter och fladdermöss, däribland pärluggla (EN, §4), knipa (§4), salskrake (§4) och skogsduva (§4). Hökuggla (VU, §4) och slaguggla (§4) häckar ofta i högstubbar som brutits av i höjd med ett gammalt spillkråkebo (SLU Artdatabanken, 2026; Skogsstyrelsen, 2016).</w:t>
+      </w:r>
+    </w:p>
+    <w:p>
+      <w:r>
+        <w:rPr>
+          <w:b/>
+        </w:rPr>
+        <w:t>Stjärtmes (§4)</w:t>
+      </w:r>
+      <w:r>
+        <w:t xml:space="preserve"> häckar i löv- och blandskog. Studier har visat att den behöver ca 15 % medelålders till äldre lövrika bestånd (&gt;50 % löv), om avståndet mellan bestånden är 500 m. Stjärtmes är fridlyst enligt 4§ artskyddsförordningen och typisk art för </w:t>
+      </w:r>
+      <w:r>
+        <w:rPr>
+          <w:i/>
+        </w:rPr>
+        <w:t>9010 Taiga, 9030 Landhöjningsskog, 9080 Lövsumpskog</w:t>
+      </w:r>
+      <w:r>
+        <w:t xml:space="preserve"> och</w:t>
+      </w:r>
+      <w:r>
+        <w:rPr>
+          <w:i/>
+        </w:rPr>
+        <w:t xml:space="preserve"> 9750 Svämlövskog </w:t>
+      </w:r>
+      <w:r>
+        <w:t>(Jansson, 1999; Skogsstyrelsen, 2014; SLU Artdatabanken, 2025).</w:t>
+      </w:r>
+    </w:p>
+    <w:p>
+      <w:pPr>
+        <w:pStyle w:val="Heading1"/>
+      </w:pPr>
+      <w:r>
+        <w:t>EU:s fågeldirektiv</w:t>
+      </w:r>
+    </w:p>
+    <w:p>
+      <w:r>
+        <w:t xml:space="preserve">Europeiska unionens medlemsländer är skyldiga att agera i enlighet med EU:s fågeldirektiv där det uttryckligen står att direktivet gäller för fåglar samt för deras ägg, bon och </w:t>
+      </w:r>
+      <w:r>
+        <w:rPr>
+          <w:b/>
+        </w:rPr>
+        <w:t xml:space="preserve">livsmiljöer </w:t>
+      </w:r>
+      <w:r>
+        <w:t>(artikel 1). Vidare att de åtgärder som vidtas inte får leda till en försämring av den nuvarande situationen beträffande bevarandet av de fågelarter som avses i artikel 1 (artikel 13). Fågeldirektivet är styrande för tillsynsansvariga myndigheters ärendehantering, ställningstaganden och beslutsfattande.</w:t>
+      </w:r>
+    </w:p>
+    <w:p>
+      <w:pPr>
+        <w:pStyle w:val="Heading1"/>
+      </w:pPr>
+      <w:r>
+        <w:t>Typiska arter och EU:s art- och habitatdirektiv</w:t>
+      </w:r>
+    </w:p>
+    <w:p>
+      <w:r>
+        <w:t>Typiska arter används för att lokalisera områden med gynnsam bevarandestatus för de naturtyper som är listade i EU:s art- och habitatdirektiv. Ett exempel är Västlig taiga (EU-kod 9010) som saknar gynnsam bevarandestatus och minskar starkt som naturtyp i Sverige. Naturvårdsverket skriver i sin vägledning för Västlig taiga att dylika miljöer förutsätter normalt att skogarna skyddas långsiktigt, eftersom skogsbruk inte är förenligt med bevarande av naturtypen i gynnsamt tillstånd (Naturvårdsverket, 2011).</w:t>
+      </w:r>
+    </w:p>
+    <w:p>
+      <w:r>
+        <w:t>Följande typiska arter har sina livsmiljöer och växtplatser i den avverkningsanmälda skogen: småflikig brosklav (NT, T), flagellkvastmossa (S, T), mindre märgborre (S, T), plattlummer (S, T, §9), blåsippa (T, §9), hultbräken (T), kärrviol (T), linnea (T), majbräken (T), spillkråka (T, §4) och stjärtmes (T, §4).</w:t>
+      </w:r>
+    </w:p>
+    <w:p>
+      <w:r>
+        <w:t>Enligt Sveriges Artikel 17 rapportering 2013 och 2019 till EU, har naturtypen Västlig taiga (9010) dålig bevarandestatus med negativ trend inom Sveriges boreala region. Skogsbruksåtgärder som avverkning, röjning och gallring pekas ut som några av de främst bidragande orsakerna till naturtypens dåliga status och negativa trend (SLU Artdatabanken, 2019). I EU:s uppföljning av tillståndet för naturtyperna i Skandinavien 2013 – 2018 framgår det att i den boreala regionen är tillståndet så dåligt för Västlig taiga (9010) att habitatet löper allvarlig risk att försvinna regionalt (EEA, 2022). Det allvarliga läget för den biologiska mångfalden i skogen framhålls även i Skogsstyren rapport 2026/07:</w:t>
+      </w:r>
+    </w:p>
+    <w:p>
+      <w:r>
+        <w:rPr>
+          <w:i/>
+        </w:rPr>
+        <w:t>"All avverkning av kända skogliga värdekärnor och sannolika kontinuitetsskogar behöver upphöra för att fylla bristen om 1,56 miljoner hektar bevarad livsmiljötyp. På grund av begränsade kvarvarande arealer av värdekärnor, naturskogar och kontinuitetsskogar leder fortsatt förlust av dessa till en påtaglig risk för långsiktigt negativa effekter för biologisk mångfald i skogslandskapet. Att de återstående arealerna bevaras och ges ett långsiktigt skydd bedöms därför vara av avgörande betydelse."</w:t>
+      </w:r>
+      <w:r>
+        <w:t xml:space="preserve"> (Skogsstyrelsen, 2026).</w:t>
+      </w:r>
+    </w:p>
+    <w:p>
+      <w:r>
+        <w:t>Trots detta har statusen för Västlig taiga ändrats till otillräcklig i stället för dålig i den senaste Artikel 17 rapporteringen 2025. Av Naturvårdsverkets rapport framgår det dock att de ändrade statusbedömningarna jämfört med rapporteringen 2019 inte beror på faktiska miljöförändringar. Ändringarna är av teknisk karaktär och främst en följd av resultaten från genomförda regeringsuppdrag och beslut inför rapporteringen 2025. Det är alltså politisk styrning i stället för faktiska förhållanden i naturen som ändrat på naturtypernas status i rapporteringen, vilket rimmar dåligt med såväl art- och habitatdirektivets syften och mål som med naturrestaureringsförordningen. I praktiken har dock Sveriges nya sätt att rapportera bevarandestatus till EU inte någon betydelse eftersom Naturvårdsverkets rapportering 2025 visar att Västlig taiga</w:t>
+      </w:r>
+      <w:r>
+        <w:rPr>
+          <w:b/>
+        </w:rPr>
+        <w:t xml:space="preserve"> </w:t>
+      </w:r>
+      <w:r>
+        <w:t>inte har gynnsam bevarandestatus.</w:t>
+      </w:r>
+    </w:p>
+    <w:p>
+      <w:r>
+        <w:t>Åtgärder som vidtas i enlighet med art- och habitatdirektivet ska enligt Artikel 2 syfta till att bibehålla eller återställa en gynnsam bevarandestatus hos livsmiljöer samt arter och vilda djur och växter av gemenskapsintresse. Enligt prejudikat från EU-domstolen ska en skogsbruksverksamhet utföras på ett sådant sätt som utgör ett förebyggande och hållbart skogsbruk för att betraktas som förenlig med bevarandekraven i direktivet (se EU-domstolens dom i de förenade målen C 473-19 och C 474-19).</w:t>
+      </w:r>
+    </w:p>
+    <w:p>
+      <w:r>
+        <w:t xml:space="preserve">Av artikel 1.e samma direktiv framgår att en livsmiljös bevarandestatus anses " gynnsam" när — dess naturliga utbredningsområde och de ytor den täcker inom detta område är stabila eller ökande, och — den särskilda struktur och de särskilda funktioner som är nödvändiga för att den skall kunna bibehållas på lång sikt finns, och sannolikt kommer att finnas under en överskådlig framtid, och — bevarandestatusen hos dess </w:t>
+      </w:r>
+      <w:r>
+        <w:rPr>
+          <w:b/>
+        </w:rPr>
+        <w:t>typiska arter</w:t>
+      </w:r>
+      <w:r>
+        <w:t xml:space="preserve"> är gynnsam enligt definitionen i artikel 1.i.</w:t>
+      </w:r>
+    </w:p>
+    <w:p>
+      <w:r>
+        <w:t>EU-direktiv är bindande för EU:s medlemsländer varvid det ankommer på Skogsstyrelsen som nationell tillsynsmyndighet att beakta syftet med EU:s art- och habitatdirektiv vid prövningen av en skogsbruksverksamhet, se Rådets direktiv 92/43/EEG. Se ytterligare information om EU:s livsmiljödirektiv i bilaga 2.</w:t>
+      </w:r>
+    </w:p>
+    <w:p>
+      <w:r>
+        <w:br w:type="page"/>
+      </w:r>
+    </w:p>
+    <w:p>
+      <w:pPr>
+        <w:pStyle w:val="Title"/>
+      </w:pPr>
+      <w:r>
+        <w:t>BILAGA 1 –</w:t>
+        <w:br/>
+        <w:t>Fridlysta och rödlistade arter</w:t>
+      </w:r>
+    </w:p>
+    <w:p>
+      <w:pPr>
+        <w:pStyle w:val="Heading1"/>
+      </w:pPr>
+      <w:r>
+        <w:t>Talltita – ekologi samt krav på livsmiljön</w:t>
+      </w:r>
+    </w:p>
+    <w:p>
+      <w:r>
+        <w:t>Talltita är rödlistad som NT, fridlyst och prioriterad art i Skogsvårdslagen. Den omfattas av EU:s fågeldirektiv. Arten har minskat kraftigt de senaste 30 åren och minskningstakten innevarande 10-årsperiod beräknas till 20 (10–30) % (SLU Artdatabanken, 2022).</w:t>
+      </w:r>
+    </w:p>
+    <w:p>
+      <w:r>
+        <w:t>Talltita föredrar större sammanhängande barrskogar, och finns såväl i tallskog som granskog och i lövblandad barrskog. Skogens struktur är viktig och ska helst vara flerskiktad med riklig underväxt av mindre granar, björk och andra lövträd och buskar. Tillgång på murknande högstubbar är särskilt viktig, eftersom talltitan helst själv hackar ut sitt bohål (SLU Artdatabanken, 2022).</w:t>
+      </w:r>
+    </w:p>
+    <w:p>
+      <w:r>
+        <w:t>Det finns flera studier som visar att talltita är känslig för gallring och inte överlever när dess livsmiljö kalavverkas (Eggers and Low, 2014; Griesser et al., 2007; Klein, 2020). Talltitans revir är förhållandevis stora, 10–20 hektar och arten missgynnas när skogen fragmenteras. Kalavverkning av större delar av reviret innebär att det överges (Artdatabanken, 2021).</w:t>
+      </w:r>
+    </w:p>
+    <w:p>
+      <w:r>
+        <w:t>Talltitan är synnerligen trogen sitt revir så länge paret lever och biotopen förblir intakt. Paret stannar i sitt revir året om. En förlust av ett revir har därför en stor inverkan på den lokala populationen och trakthyggesbruket anses vara orsak till den svenska populationens kraftiga minskning. Talltiteparets revirtrohet innebär att närhelst under året man observerar en adult talltita så ingår denna plats i reviret (Siffczyk et al., 2003; Ekman, 1979).</w:t>
       </w:r>
     </w:p>
     <w:p>
@@ -109,158 +602,137 @@
         <w:pStyle w:val="Heading2"/>
       </w:pPr>
       <w:r>
-        <w:t>Fridlysta arter</w:t>
+        <w:t>Referenser – talltita</w:t>
       </w:r>
     </w:p>
     <w:p>
       <w:r>
-        <w:t>Följande fridlysta arter har sina livsmiljöer och växtplatser i den avverkningsanmälda skogen: talltita (NT, §4), plattlummer (S, T, §9), blåsippa (T, §9), spillkråka (T, §4), stjärtmes (T, §4) och revlummer (§9).</w:t>
-      </w:r>
-    </w:p>
-    <w:p>
-      <w:r>
-        <w:t xml:space="preserve">Observera att medlemsländerna är skyldiga att agera i enlighet med EU:s fågeldirektiv där det uttryckligen står att direktivet gäller för fåglar samt för deras ägg, bon och </w:t>
-      </w:r>
-      <w:r>
-        <w:rPr>
-          <w:b/>
-        </w:rPr>
-        <w:t xml:space="preserve">livsmiljöer </w:t>
-      </w:r>
-      <w:r>
-        <w:t>(artikel 1). Vidare att de åtgärder som vidtas inte får leda till en försämring av den nuvarande situationen beträffande bevarandet av de fågelarter som avses i artikel 1 (artikel 13). Fågeldirektivet är styrande för tillsynsansvariga myndigheters ärendehantering, ställningstaganden och beslutsfattande.</w:t>
-      </w:r>
-    </w:p>
-    <w:p>
-      <w:r>
-        <w:rPr>
-          <w:b/>
-        </w:rPr>
-        <w:t>Blåsippa (§9)</w:t>
-      </w:r>
-      <w:r>
-        <w:t xml:space="preserve"> är typisk art för </w:t>
+        <w:t xml:space="preserve">Eggers, S., Low, M., 2014. </w:t>
       </w:r>
       <w:r>
         <w:rPr>
           <w:i/>
         </w:rPr>
-        <w:t>9050 Näringsrik granskog, 9020 Nordlig ädellövskog</w:t>
-      </w:r>
-      <w:r>
-        <w:t xml:space="preserve"> och </w:t>
+        <w:t xml:space="preserve">Differential demographic responses of sympatric Parids to vegetation management in boreal forest. </w:t>
+      </w:r>
+      <w:r>
+        <w:t>For. Ecol. Manage. 319, 169–175.</w:t>
+      </w:r>
+    </w:p>
+    <w:p>
+      <w:r>
+        <w:t xml:space="preserve">Ekman, J., 1979. </w:t>
       </w:r>
       <w:r>
         <w:rPr>
           <w:i/>
         </w:rPr>
-        <w:t>8240 Karsthällmarker</w:t>
-      </w:r>
-      <w:r>
-        <w:t xml:space="preserve"> (SLU Artdatabanken, 2025).</w:t>
+        <w:t xml:space="preserve">Coherence, composition and territories of winter social groups of the Willow Tit Parus montanus and the Crested Tit P. cristatus. </w:t>
+      </w:r>
+      <w:r>
+        <w:t>Ornis Scandinavica, 10, pp 56–68</w:t>
       </w:r>
     </w:p>
     <w:p>
       <w:r>
-        <w:rPr>
-          <w:b/>
-        </w:rPr>
-        <w:t>Plattlummer (§9)</w:t>
-      </w:r>
-      <w:r>
-        <w:t xml:space="preserve"> växer främst i ljusöppna sandtallskogar eller annan gles, torr och brandpräglad hedbarrskog. Den är mest frekvent i olika typer av naturskogar och kontinuitetsskogar och missgynnas markant av slutavverkning och maskinell markberedning. Söder ut i landet förekommer de närstående arterna cypresslummer (VU, §8) och mellanlummer (VU, §9), vilka båda omfattas av EU:s art- och habitatdirektiv. Plattlummer är typisk art för </w:t>
+        <w:t xml:space="preserve">Griesser, M., Nystrand, M., Eggers, S., Ekman, J., 2007. </w:t>
       </w:r>
       <w:r>
         <w:rPr>
           <w:i/>
         </w:rPr>
-        <w:t xml:space="preserve">9010 Taiga </w:t>
-      </w:r>
-      <w:r>
-        <w:t>och</w:t>
+        <w:t xml:space="preserve">Impact of forestry practices on fitness correlates and population productivity in an open-nesting bird species. </w:t>
+      </w:r>
+      <w:r>
+        <w:t>Conserv. Biol. 21, 767–774. https://doi.org/10.1111/j.1523- 1739.2007.00675.x</w:t>
+      </w:r>
+    </w:p>
+    <w:p>
+      <w:r>
+        <w:t xml:space="preserve">Klein, J., 2020. </w:t>
       </w:r>
       <w:r>
         <w:rPr>
           <w:i/>
         </w:rPr>
-        <w:t xml:space="preserve"> 2320 Rissandhedar </w:t>
-      </w:r>
-      <w:r>
-        <w:t>(Nitare &amp; Skogsstyrelsen, 2019; SLU Artdatabanken, 2025).</w:t>
+        <w:t xml:space="preserve">The forgotten forest – On thinning, retention, and biodiversity in the boreal forest. </w:t>
+      </w:r>
+      <w:r>
+        <w:t>Doctoral Thesis No. 2020:50</w:t>
       </w:r>
     </w:p>
     <w:p>
       <w:r>
-        <w:rPr>
-          <w:b/>
-        </w:rPr>
-        <w:t>Spillkråka (§4)</w:t>
-      </w:r>
-      <w:r>
-        <w:t xml:space="preserve"> omfattas av bilaga 1 i EU:s fågeldirektiv och är typisk art för </w:t>
+        <w:t xml:space="preserve">Siffczyk, C., Brotons, L., Kangas, K., Orell, M., 2003. </w:t>
       </w:r>
       <w:r>
         <w:rPr>
           <w:i/>
         </w:rPr>
-        <w:t xml:space="preserve">9010 Taiga </w:t>
-      </w:r>
-      <w:r>
-        <w:t>och</w:t>
+        <w:t xml:space="preserve">Home range size of willow tits. </w:t>
+      </w:r>
+      <w:r>
+        <w:t>Oecologica, 136, 635–642 (2003)</w:t>
+      </w:r>
+    </w:p>
+    <w:p>
+      <w:r>
+        <w:t xml:space="preserve">SLU Artdatabanken, 2021. </w:t>
       </w:r>
       <w:r>
         <w:rPr>
           <w:i/>
         </w:rPr>
-        <w:t xml:space="preserve"> 9740 Skogsbevuxen myr</w:t>
-      </w:r>
-      <w:r>
-        <w:t>. Den behöver grova träd, främst tall, asp och bok som boträd. Skogsbruk med korta omloppstider och täta, homogena ungskogar utgör det största hotet. Spillkråka är en nyckelart i skogliga miljöer vars övergivna bohål utnyttjas av flera andra hålhäckande fågelarter och fladdermöss, däribland pärluggla (EN, §4), knipa (§4), salskrake (§4) och skogsduva (§4). Hökuggla (VU, §4) och slaguggla (§4) häckar ofta i högstubbar som brutits av i höjd med ett gammalt spillkråkebo (SLU Artdatabanken, 2026; Skogsstyrelsen, 2016).</w:t>
+        <w:t xml:space="preserve">Artfaktablad. Naturvård – artfakta. </w:t>
+      </w:r>
+      <w:r>
+        <w:t>SLU Artdatabanken, Uppsala</w:t>
       </w:r>
     </w:p>
     <w:p>
-      <w:r>
-        <w:rPr>
-          <w:b/>
-        </w:rPr>
-        <w:t>Stjärtmes (§4)</w:t>
-      </w:r>
-      <w:r>
-        <w:t xml:space="preserve"> häckar i löv- och blandskog. Studier har visat att den behöver ca 15 % medelålders till äldre lövrika bestånd (&gt;50 % löv), om avståndet mellan bestånden är 500 m. Stjärtmes är fridlyst enligt 4§ artskyddsförordningen och typisk art för </w:t>
+      <w:pPr>
+        <w:pStyle w:val="Heading1"/>
+      </w:pPr>
+      <w:r>
+        <w:t>Mindre märgborre – ekologi samt krav på livsmiljön</w:t>
+      </w:r>
+    </w:p>
+    <w:p>
+      <w:r>
+        <w:t xml:space="preserve">Mindre märgborre är en signalart för tallskog med höga naturvärden och kan lätt konstateras genom sina karaktäristiska måsvingeliknande gnagspår som ofta hittas på grova tallgrenar på marken. Mindre märgborre betraktas tillsammans med skarptandad barkborre som nyckelarter, eftersom en rad sällsynta efterföljande arter är beroende av deras gångsystem. Bland dessa kan nämnas åtgärdsprogramsarterna avlång barkborre (VU), </w:t>
       </w:r>
       <w:r>
         <w:rPr>
           <w:i/>
         </w:rPr>
-        <w:t>9010 Taiga, 9030 Landhöjningsskog, 9080 Lövsumpskog</w:t>
-      </w:r>
-      <w:r>
-        <w:t xml:space="preserve"> och</w:t>
+        <w:t>Corticeus longulus</w:t>
+      </w:r>
+      <w:r>
+        <w:t xml:space="preserve"> (VU), tallgångbagge (VU), cholodkovskys bastborre (NT) och tallbarksvartbagge (NT) (Pettersson, 2014; Gunnarsson m fl., 1999).</w:t>
+      </w:r>
+    </w:p>
+    <w:p>
+      <w:r>
+        <w:t>Tallskogar tillhör de livsmiljöer som förändrats i stor skala, där många kvadratmil har omvandlats till unga produktionsskogar. I sådana skogar saknas förutsättningar för de ovannämnda sällsynta barkborrarna och alltmer kunskap tyder på att skogsbrukets omvandling av skogslandskapet, missgynnar åtgärdsprogrammets arter även inne i skyddade områden (Hedgren, 2012; Hedgren m.fl., 2010; Wikars m.fl., 2010; Wikars, 2009). Orsaken är sannolikt att dagens intensiva skogsbruk trivialiserar faunan på nydöda träd. Detta sker genom att generalister förökas upp i sådan grad i den brukade skogen att dessa även kommer att dominera i de för hållandevis små och fragmenterade områden som avsätts för naturvård (Appelqvist, 2005; Janzen, 1983; Ås, 1999).</w:t>
+      </w:r>
+    </w:p>
+    <w:p>
+      <w:r>
+        <w:t>Ett tydligt exempel på en generalist som gynnas av dagens skogsbruk är större märgborre på nydöd tall. Denna utvecklas förutom i vindfällen gärna i avverkningsavfall, inklusive avverkningsstubbar och röjningsstammar. Därmed har den större märgborren möjlighet att upprätthålla stora och stabila populationer på huvuddelen av landets skogsmark, vilket leder till en trivialisering av faunan. Större märgborre inverkar sannolikt direkt negativt på arter som tolvtandad barkborre (EN) och avlång barkborre (VU), och indirekt på de som är gynnade av blånadssvampar, dvs. följearter till framförallt mindre märgborre och skarptandad barkborre. De barkborrar som missgynnas av större märgborre är i mycket högre grad gynnade av tallar som dör genom självgallring, dvs. i normalfallet skog som inte används till skogsproduktion (Pettersson, 2014; Wikars, skriftl.).</w:t>
+      </w:r>
+    </w:p>
+    <w:p>
+      <w:r>
+        <w:t xml:space="preserve">Rika förekomster av främst mindre märgborre men även skarptandad barkborre är en signal för artrikedom och inventeringar har visat att det är i skogar med en naturlig självgallring som det skapas förutsättningar för dessa arter samt de efterföljande åtgärdsprogramsarterna (Pettersson, 2014; Hedgren, 2012). Tallskogar med stark förekomst av mindre märgborre och skarptandad barkborre bör avsättas som reservat. Generellt bör hänsyn tas vid slutavverkning av talldominerad skog så att avverkningsrester som gren- och toppdelar (s.k. GROT) lämnas. Mindre märgborre är typisk art för </w:t>
       </w:r>
       <w:r>
         <w:rPr>
           <w:i/>
         </w:rPr>
-        <w:t xml:space="preserve"> 9750 Svämlövskog </w:t>
-      </w:r>
-      <w:r>
-        <w:t>(Jansson, 1999; Skogsstyrelsen, 2014; SLU Artdatabanken, 2025).</w:t>
-      </w:r>
-    </w:p>
-    <w:p>
-      <w:r>
-        <w:rPr>
-          <w:b/>
-        </w:rPr>
-        <w:t>Talltita (NT, §4)</w:t>
-      </w:r>
-      <w:r>
-        <w:t>, rödlistad som nära hotad och prioriterad art i Skogsvårdslagen, har häckningsrevir i anmälan. Arten har minskat kraftigt de senaste 30 åren och minskningstakten innevarande 10-årsperiod beräknas till 20 (10–30) %. Talltitan är synnerligen trogen sitt cirka 15 hektar stora revir och är beroende av flerskiktade olikåldriga skogar för att kunna föda upp sina ungar. Talltitan försvinner om dess livsmiljö kalavverkas (Eggers &amp; Low, 2014; Ekman, 1979; Griesser et al, 2007; Klein, 2020; Siffczyk et al, 2003; SLU Artdatabanken, 2021).</w:t>
-      </w:r>
-    </w:p>
-    <w:p>
-      <w:r>
-        <w:t>I BILAGA 1 finns mer detaljerad information om ekologi samt krav på livsmiljö hos fridlysta arter.</w:t>
+        <w:t>9060 Åsbarrskog</w:t>
+      </w:r>
+      <w:r>
+        <w:t xml:space="preserve"> (Pettersson, 2014; SLU Artdatabanken, 2026).</w:t>
       </w:r>
     </w:p>
     <w:p>
@@ -268,236 +740,147 @@
         <w:pStyle w:val="Heading2"/>
       </w:pPr>
       <w:r>
-        <w:t>Övriga naturvårdsarter</w:t>
+        <w:t>Referenser – mindre märgborre</w:t>
       </w:r>
     </w:p>
     <w:p>
       <w:r>
-        <w:rPr>
-          <w:b/>
-        </w:rPr>
-        <w:t xml:space="preserve">Björksplintborre </w:t>
-      </w:r>
-      <w:r>
-        <w:t>är en skalbagge vars larvutveckling sker i bark på nyligen döda björkar, både stående träd och vindfällen. En prydlig rad med runda ventilationshål i barken ovanför modergången är synnerligen karaktäristiskt. Arten är knuten till lövrika blandskogar med en hög andel gamla träd, och starkt gynnad av naturliga störningar som torka, översvämningar, brand och stormfällningar. Talrika gnagspår kan tyda på biotoper med höga naturvärden, exempelvis för ovanliga hackspettar och andra, mer sällsynta vedinsekter. Larverna är omtyckt hackspettsföda (SLU Artdatabanken, 2025).</w:t>
-      </w:r>
-    </w:p>
-    <w:p>
-      <w:r>
-        <w:rPr>
-          <w:b/>
-        </w:rPr>
-        <w:t xml:space="preserve">Blomkålssvamp </w:t>
-      </w:r>
-      <w:r>
-        <w:t>är en parasit och vednedbrytare som växer på rötter och basala stamdelar av tall, enstaka gånger även på lärk och gran. Träden är oftast mycket gamla, gärna 150–200 år eller äldre. När blomkålssvamp påträffas i skogslandskapet signalerar den vanligtvis skyddsvärda tallbestånd med höga naturvärden. Den är då främst knuten till gamla skogar, oftast tallnaturskogar och olika restbiotoper där det förekommer biologiskt gamla träd. Samtliga tallar med blomkålssvamp bör klassas som naturvårdsträd och lämnas som framtida ”evighetsträd” (Nitare &amp; Skogsstyrelsen, 2019).</w:t>
-      </w:r>
-    </w:p>
-    <w:p>
-      <w:r>
-        <w:rPr>
-          <w:b/>
-        </w:rPr>
-        <w:t>Fjällig taggsvamp s.str. (NT)</w:t>
-      </w:r>
-      <w:r>
-        <w:t xml:space="preserve"> bildar mykorrhiza med gran i granskog och barrblandskog, främst på frisk näringsrik mark i äldre skog med lång trädkontinuitet. Den totala populationen i landet har minskat och bedöms fortsätta minska till följd av avverkning av äldre barrskogar. Minskningstakten för den svenska populationen bedöms vara nära gränsvärdet för sårbar (VU) (SLU Artdatabanken, 2026).</w:t>
-      </w:r>
-    </w:p>
-    <w:p>
-      <w:r>
-        <w:rPr>
-          <w:b/>
-        </w:rPr>
-        <w:t>Flagellkvastmossa</w:t>
-      </w:r>
-      <w:r>
-        <w:t xml:space="preserve"> förekommer framför allt i tallsumpskog, men finns även i relativt torra gran- och tallskogar. Den signalerar överallt skogsmiljöer med höga naturvärden och indikerar biotoper med rik och kontinuerlig förekomst av död ved i olika nedbrytningsstadier eller barlagd torvjord. Flagellkvastmossa är typisk art för </w:t>
+        <w:t xml:space="preserve">Appelqvist, T., 2005. </w:t>
       </w:r>
       <w:r>
         <w:rPr>
           <w:i/>
         </w:rPr>
-        <w:t xml:space="preserve">9010 Taiga </w:t>
-      </w:r>
-      <w:r>
-        <w:t>och</w:t>
+        <w:t>Naturvårdsbiologisk forskning. Underlag för områdesskydd i landskapet.</w:t>
+      </w:r>
+      <w:r>
+        <w:t xml:space="preserve"> Naturvårdsverket, Rapport 5452.</w:t>
+      </w:r>
+    </w:p>
+    <w:p>
+      <w:r>
+        <w:t xml:space="preserve">Gunnarsson, B., Pettersson, R. B., Hake, M. och Hultengren, S. &amp; Sjöberg, K., 1999. </w:t>
       </w:r>
       <w:r>
         <w:rPr>
           <w:i/>
         </w:rPr>
-        <w:t xml:space="preserve"> 9740 Skogsbevuxen myr </w:t>
-      </w:r>
-      <w:r>
-        <w:t>(SLU Artdatabanken, 2024; Nitare &amp; Skogsstyrelsen, 2019).</w:t>
+        <w:t xml:space="preserve">Spindlar och skalbaggar som indikatorer i barrskog. </w:t>
+      </w:r>
+      <w:r>
+        <w:t>Skog &amp; Forskning, Nr. 2/99, s. 46–51.</w:t>
       </w:r>
     </w:p>
     <w:p>
       <w:r>
-        <w:rPr>
-          <w:b/>
-        </w:rPr>
-        <w:t xml:space="preserve">Hultbräken </w:t>
-      </w:r>
-      <w:r>
-        <w:t xml:space="preserve">är typisk art för </w:t>
+        <w:t xml:space="preserve">Hedgren, O., 2012. </w:t>
       </w:r>
       <w:r>
         <w:rPr>
           <w:i/>
         </w:rPr>
-        <w:t xml:space="preserve">9050 Näringsrik granskog </w:t>
-      </w:r>
-      <w:r>
-        <w:t>(SLU Artdatabanken, 2025).</w:t>
+        <w:t>Hotade insekter på tallved i Dalarna.</w:t>
+      </w:r>
+      <w:r>
+        <w:t xml:space="preserve"> Länsstyrelsen Dalarna, Naturvårdsenheten. Rapport 2012:16.</w:t>
       </w:r>
     </w:p>
     <w:p>
       <w:r>
-        <w:rPr>
-          <w:b/>
-        </w:rPr>
-        <w:t xml:space="preserve">Kärrviol </w:t>
-      </w:r>
-      <w:r>
-        <w:t xml:space="preserve">är typisk art för </w:t>
+        <w:t xml:space="preserve">Hedgren, O. 2010. </w:t>
       </w:r>
       <w:r>
         <w:rPr>
           <w:i/>
         </w:rPr>
-        <w:t xml:space="preserve">9740 Skogsbevuxen myr </w:t>
-      </w:r>
-      <w:r>
-        <w:t>och</w:t>
+        <w:t>Vedinsekter i tallskog och på brandfält i Värmland.</w:t>
+      </w:r>
+      <w:r>
+        <w:t xml:space="preserve"> Länsstyrelsen Värmland, Stencil, 39 s.</w:t>
+      </w:r>
+    </w:p>
+    <w:p>
+      <w:r>
+        <w:t xml:space="preserve">Janzen, D. H., 1983. </w:t>
       </w:r>
       <w:r>
         <w:rPr>
           <w:i/>
         </w:rPr>
-        <w:t xml:space="preserve"> 6450 Svämängar </w:t>
-      </w:r>
-      <w:r>
-        <w:t>(SLU Artdatabanken, 2025).</w:t>
+        <w:t>No park is an island: Increase in interference from outside as park size decreases</w:t>
+      </w:r>
+      <w:r>
+        <w:t>. Oikos 41: 402–410.</w:t>
       </w:r>
     </w:p>
     <w:p>
       <w:r>
-        <w:rPr>
-          <w:b/>
-        </w:rPr>
-        <w:t xml:space="preserve">Linnea </w:t>
-      </w:r>
-      <w:r>
-        <w:t xml:space="preserve">är typisk art för </w:t>
+        <w:t xml:space="preserve">Jonsell, M., Weslien, J. &amp; Ehn ström, B., 1998. </w:t>
       </w:r>
       <w:r>
         <w:rPr>
           <w:i/>
         </w:rPr>
-        <w:t>9010 Taiga</w:t>
-      </w:r>
-      <w:r>
-        <w:t>. På linnea kan man hitta sporsäcksvampen linnealudd (SLU Artdatabanken, 2025).</w:t>
+        <w:t>Substrate requirements of red-listed saproxylic invertebrates in Sweden</w:t>
+      </w:r>
+      <w:r>
+        <w:t>. Biodiversity and Conserv. 7: 749–764.</w:t>
       </w:r>
     </w:p>
     <w:p>
       <w:r>
-        <w:rPr>
-          <w:b/>
-        </w:rPr>
-        <w:t xml:space="preserve">Majbräken </w:t>
-      </w:r>
-      <w:r>
-        <w:t xml:space="preserve">är typisk art för </w:t>
+        <w:t xml:space="preserve">Pettersson, R. B., 2014). </w:t>
       </w:r>
       <w:r>
         <w:rPr>
           <w:i/>
         </w:rPr>
-        <w:t xml:space="preserve">9050 Näringsrik granskog </w:t>
-      </w:r>
-      <w:r>
-        <w:t>och</w:t>
+        <w:t>Åtgärdsprogram för skalbaggar på nyligen död tall, 2014–2018.</w:t>
+      </w:r>
+      <w:r>
+        <w:t xml:space="preserve"> Rapport 6599. Bromma: Naturvårdsverket.</w:t>
+      </w:r>
+    </w:p>
+    <w:p>
+      <w:r>
+        <w:t xml:space="preserve">SLU Artdatabanken, 2026. </w:t>
       </w:r>
       <w:r>
         <w:rPr>
           <w:i/>
         </w:rPr>
-        <w:t xml:space="preserve"> 9750 Svämlövskog </w:t>
-      </w:r>
-      <w:r>
-        <w:t>(SLU Artdatabanken, 2025).</w:t>
+        <w:t xml:space="preserve">Artfaktablad. Naturvård – artfakta. </w:t>
+      </w:r>
+      <w:r>
+        <w:t>SLU Artdatabanken, Uppsala.</w:t>
       </w:r>
     </w:p>
     <w:p>
       <w:r>
-        <w:rPr>
-          <w:b/>
-        </w:rPr>
-        <w:t>Mindre märgborre</w:t>
-      </w:r>
-      <w:r>
-        <w:t xml:space="preserve"> är en signalart för tallskog med höga naturvärden och betraktas tillsammans med skarptandad barkborre som nyckelarter för ett antal sällsynta åtgärdsprogramsarter som är beroende av deras gångsystem. Bland dessa kan nämnas avlång barkborre (VU), </w:t>
+        <w:t xml:space="preserve">Wikars, L.-O., Hansson, J. &amp; Hedgren, O., 2010. </w:t>
       </w:r>
       <w:r>
         <w:rPr>
           <w:i/>
         </w:rPr>
-        <w:t>Corticeus longulus</w:t>
-      </w:r>
-      <w:r>
-        <w:t xml:space="preserve"> (VU), tallgångbagge (VU), cholodkovskys bastborre (NT) och tallbarksvartbagge (NT). Den mindre märgborrens måsvingeliknande gnaggångar är lätta att känna igen och hittas ofta på grova tallgrenar på marken. Rika förekomster av främst mindre märgborre men även skarptandad barkborre är en signal för artrikedom och inventeringar har visat att det är i skogar med en naturlig självgallring som det skapas förutsättningar för dessa arter samt de efterföljande åtgärdsprogramsarterna. Tallskogar med stark förekomst av mindre märgborre och skarptandad barkborre bör avsättas som reservat. Generellt bör hänsyn tas vid slutavverkning av talldominerad skog så att avverkningsrester som gren- och toppdelar lämnas. Mindre märgborre är typisk art för </w:t>
+        <w:t>Inventering av vedlevande skalbaggar – tallskogar i Örebro län.</w:t>
+      </w:r>
+      <w:r>
+        <w:t xml:space="preserve"> Länsstyrelsen i Örebro län, publ.nr. 2010:2.</w:t>
+      </w:r>
+    </w:p>
+    <w:p>
+      <w:r>
+        <w:t xml:space="preserve">Wikars, L.-O., 2009. </w:t>
       </w:r>
       <w:r>
         <w:rPr>
           <w:i/>
         </w:rPr>
-        <w:t>9060 Åsbarrskog</w:t>
-      </w:r>
-      <w:r>
-        <w:t xml:space="preserve"> (SLU Artdatabanken, 2026; Pettersson, 2014; Hedgren, 2012; Gunnarsson m fl., 1999).</w:t>
-      </w:r>
-    </w:p>
-    <w:p>
-      <w:r>
-        <w:rPr>
-          <w:b/>
-        </w:rPr>
-        <w:t xml:space="preserve">Småflikig brosklav (NT) </w:t>
-      </w:r>
-      <w:r>
-        <w:t xml:space="preserve">signalerar i hela sitt utbredningsområde skogsbestånd med höga naturvärden. Den indikerar hög luftfuktighet och långvarig förekomst av asp. Småflikig brosklav är typisk art för </w:t>
-      </w:r>
-      <w:r>
-        <w:rPr>
-          <w:i/>
-        </w:rPr>
-        <w:t>9010 Taiga</w:t>
-      </w:r>
-      <w:r>
-        <w:t xml:space="preserve"> (Nitare &amp; Skogsstyrelsen, 2019; SLU Artdatabanken, 2025).</w:t>
-      </w:r>
-    </w:p>
-    <w:p>
-      <w:r>
-        <w:rPr>
-          <w:b/>
-        </w:rPr>
-        <w:t>Tallkötticka (NT)</w:t>
-      </w:r>
-      <w:r>
-        <w:t xml:space="preserve"> är tallens kötticka och har ofta ett mer resupinat växtsätt än den granlevande köttickan </w:t>
-      </w:r>
-      <w:r>
-        <w:rPr>
-          <w:i/>
-        </w:rPr>
-        <w:t>Leptoporus mollis</w:t>
-      </w:r>
-      <w:r>
-        <w:t>. Artens förekomstarea och utbredning i Sverige är inte känd, men utifrån de fynd som rapporteras av kötticka på tall verkar den vara mer ovanlig än den granlevande. Den totala populationen bedöms därför ha minskat under de senaste 30 åren och fortsätter att minska i takt med att kontinuitetsskogar (skogar som inte kalavverkats) minskar i areal, samtidigt som att lämpliga miljöer inte återskapas i samma takt. Minskningstakten för den svenska populationen bedöms vara nära gränsvärdet för Sårbar (VU). (A2c+3c+4c) (SLU Artdatabanken, 2024; Nitare &amp; Skogsstyrelsen, 2019).</w:t>
+        <w:t>Vedskalbaggar i Hamra nationalpark, Gävleborgs län.</w:t>
+      </w:r>
+      <w:r>
+        <w:t xml:space="preserve"> Länsstyrelsen Gävleborg, Rapport 2009:14.</w:t>
       </w:r>
     </w:p>
     <w:p>
@@ -505,132 +888,35 @@
         <w:pStyle w:val="Heading1"/>
       </w:pPr>
       <w:r>
-        <w:t>Typiska arter och EU:s art- och habitatdirektiv</w:t>
+        <w:t>Spillkråka – ekologi samt krav på livsmiljön</w:t>
       </w:r>
     </w:p>
     <w:p>
       <w:r>
-        <w:t>Typiska arter används för att lokalisera områden med gynnsam bevarandestatus för de naturtyper som är listade i EU:s art- och habitatdirektiv. Ett exempel är Västlig taiga (EU-kod 9010) som saknar gynnsam bevarandestatus och minskar starkt som naturtyp i Sverige. Naturvårdsverket skriver i sin vägledning för Västlig taiga att dylika miljöer förutsätter normalt att skogarna skyddas långsiktigt, eftersom skogsbruk inte är förenligt med bevarande av naturtypen i gynnsamt tillstånd (Naturvårdsverket, 2011).</w:t>
-      </w:r>
-    </w:p>
-    <w:p>
-      <w:r>
-        <w:t>Följande typiska arter har sina livsmiljöer och växtplatser i den avverkningsanmälda skogen: småflikig brosklav (NT, T), flagellkvastmossa (S, T), mindre märgborre (S, T), plattlummer (S, T, §9), blåsippa (T, §9), hultbräken (T), kärrviol (T), linnea (T), majbräken (T), spillkråka (T, §4) och stjärtmes (T, §4).</w:t>
-      </w:r>
-    </w:p>
-    <w:p>
-      <w:r>
-        <w:t>Enligt Sveriges Artikel 17 rapportering 2013 och 2019 till EU, har naturtypen Västlig taiga (9010) dålig bevarandestatus med negativ trend inom Sveriges boreala region. Skogsbruksåtgärder som avverkning, röjning och gallring pekas ut som några av de främst bidragande orsakerna till naturtypens dåliga status och negativa trend (SLU Artdatabanken, 2019). I EU:s uppföljning av tillståndet för naturtyperna i Skandinavien 2013 – 2018 framgår det att i den boreala regionen är tillståndet så dåligt för Västlig taiga (9010) att habitatet löper allvarlig risk att försvinna regionalt (EEA, 2022). Det allvarliga läget för den biologiska mångfalden i skogen framhålls även i Skogsstyren rapport 2026/07:</w:t>
-      </w:r>
-    </w:p>
-    <w:p>
+        <w:t xml:space="preserve">Spillkråka (§4) ingår i bilaga 1 EU:s fågeldirektiv och är typisk art för </w:t>
+      </w:r>
       <w:r>
         <w:rPr>
           <w:i/>
         </w:rPr>
-        <w:t>"All avverkning av kända skogliga värdekärnor och sannolika kontinuitetsskogar behöver upphöra för att fylla bristen om 1,56 miljoner hektar bevarad livsmiljötyp. På grund av begränsade kvarvarande arealer av värdekärnor, naturskogar och kontinuitetsskogar leder fortsatt förlust av dessa till en påtaglig risk för långsiktigt negativa effekter för biologisk mångfald i skogslandskapet. Att de återstående arealerna bevaras och ges ett långsiktigt skydd bedöms därför vara av avgörande betydelse."</w:t>
-      </w:r>
-      <w:r>
-        <w:t xml:space="preserve"> (Skogsstyrelsen, 2026).</w:t>
-      </w:r>
-    </w:p>
-    <w:p>
-      <w:r>
-        <w:t>Trots detta har statusen för Västlig taiga ändrats till otillräcklig i stället för dålig i den senaste Artikel 17 rapporteringen 2025. Av Naturvårdsverkets rapport framgår det dock att de ändrade statusbedömningarna jämfört med rapporteringen 2019 inte beror på faktiska miljöförändringar. Ändringarna är av teknisk karaktär och främst en följd av resultaten från genomförda regeringsuppdrag och beslut inför rapporteringen 2025. Det är alltså politisk styrning i stället för faktiska förhållanden i naturen som ändrat på naturtypernas status i rapporteringen, vilket rimmar dåligt med såväl art- och habitatdirektivets syften och mål som med naturrestaureringsförordningen. I praktiken har dock Sveriges nya sätt att rapportera bevarandestatus till EU inte någon betydelse eftersom Naturvårdsverkets rapportering 2025 visar att Västlig taiga</w:t>
-      </w:r>
-      <w:r>
-        <w:rPr>
-          <w:b/>
-        </w:rPr>
-        <w:t xml:space="preserve"> </w:t>
-      </w:r>
-      <w:r>
-        <w:t>inte har gynnsam bevarandestatus.</w:t>
-      </w:r>
-    </w:p>
-    <w:p>
-      <w:r>
-        <w:t>Åtgärder som vidtas i enlighet med art- och habitatdirektivet ska enligt Artikel 2 syfta till att bibehålla eller återställa en gynnsam bevarandestatus hos livsmiljöer samt arter och vilda djur och växter av gemenskapsintresse. Enligt prejudikat från EU-domstolen ska en skogsbruksverksamhet utföras på ett sådant sätt som utgör ett förebyggande och hållbart skogsbruk för att betraktas som förenlig med bevarandekraven i direktivet (se EU-domstolens dom i de förenade målen C 473-19 och C 474-19).</w:t>
-      </w:r>
-    </w:p>
-    <w:p>
-      <w:r>
-        <w:t xml:space="preserve">Av artikel 1.e samma direktiv framgår att en livsmiljös bevarandestatus anses " gynnsam" när — dess naturliga utbredningsområde och de ytor den täcker inom detta område är stabila eller ökande, och — den särskilda struktur och de särskilda funktioner som är nödvändiga för att den skall kunna bibehållas på lång sikt finns, och sannolikt kommer att finnas under en överskådlig framtid, och — bevarandestatusen hos dess </w:t>
-      </w:r>
-      <w:r>
-        <w:rPr>
-          <w:b/>
-        </w:rPr>
-        <w:t>typiska arter</w:t>
-      </w:r>
-      <w:r>
-        <w:t xml:space="preserve"> är gynnsam enligt definitionen i artikel 1.i.</w:t>
-      </w:r>
-    </w:p>
-    <w:p>
-      <w:r>
-        <w:t>EU-direktiv är bindande för EU:s medlemsländer varvid det ankommer på Skogsstyrelsen som nationell tillsynsmyndighet att beakta syftet med EU:s art- och habitatdirektiv vid prövningen av en skogsbruksverksamhet, se Rådets direktiv 92/43/EEG. Se ytterligare information om EU:s livsmiljödirektiv i bilaga 2.</w:t>
-      </w:r>
-    </w:p>
-    <w:p>
-      <w:r>
-        <w:br w:type="page"/>
-      </w:r>
-    </w:p>
-    <w:p>
-      <w:pPr>
-        <w:pStyle w:val="Title"/>
-      </w:pPr>
-      <w:r>
-        <w:t>BILAGA 1 –</w:t>
-        <w:br/>
-        <w:t>Fridlysta och rödlistade arter</w:t>
-      </w:r>
-    </w:p>
-    <w:p>
-      <w:pPr>
-        <w:pStyle w:val="Heading1"/>
-      </w:pPr>
-      <w:r>
-        <w:t>Mindre märgborre – ekologi samt krav på livsmiljön</w:t>
-      </w:r>
-    </w:p>
-    <w:p>
-      <w:r>
-        <w:t xml:space="preserve">Mindre märgborre är en signalart för tallskog med höga naturvärden och kan lätt konstateras genom sina karaktäristiska måsvingeliknande gnagspår som ofta hittas på grova tallgrenar på marken. Mindre märgborre betraktas tillsammans med skarptandad barkborre som nyckelarter, eftersom en rad sällsynta efterföljande arter är beroende av deras gångsystem. Bland dessa kan nämnas åtgärdsprogramsarterna avlång barkborre (VU), </w:t>
+        <w:t xml:space="preserve">9010 Taiga </w:t>
+      </w:r>
+      <w:r>
+        <w:t>och</w:t>
       </w:r>
       <w:r>
         <w:rPr>
           <w:i/>
         </w:rPr>
-        <w:t>Corticeus longulus</w:t>
-      </w:r>
-      <w:r>
-        <w:t xml:space="preserve"> (VU), tallgångbagge (VU), cholodkovskys bastborre (NT) och tallbarksvartbagge (NT) (Pettersson, 2014; Gunnarsson m fl., 1999).</w:t>
+        <w:t xml:space="preserve"> 9740 Skogsbevuxen myr</w:t>
+      </w:r>
+      <w:r>
+        <w:t>. Den lever i både barr- och blandskog liksom i ren lövskog. De tätaste populationerna tenderar att finnas i äldre, variationsrik blandskog med gott om död ved och gamla träd. Varje par utnyttjar 400–1000 hektar skog beroende på skogens kvalitet. Skogsbruk med korta omloppstider och täta, homogena ungskogar utgör det största hotet (SLU Artdatabanken, 2026).</w:t>
       </w:r>
     </w:p>
     <w:p>
       <w:r>
-        <w:t>Tallskogar tillhör de livsmiljöer som förändrats i stor skala, där många kvadratmil har omvandlats till unga produktionsskogar. I sådana skogar saknas förutsättningar för de ovannämnda sällsynta barkborrarna och alltmer kunskap tyder på att skogsbrukets omvandling av skogslandskapet, missgynnar åtgärdsprogrammets arter även inne i skyddade områden (Hedgren, 2012; Hedgren m.fl., 2010; Wikars m.fl., 2010; Wikars, 2009). Orsaken är sannolikt att dagens intensiva skogsbruk trivialiserar faunan på nydöda träd. Detta sker genom att generalister förökas upp i sådan grad i den brukade skogen att dessa även kommer att dominera i de för hållandevis små och fragmenterade områden som avsätts för naturvård (Appelqvist, 2005; Janzen, 1983; Ås, 1999).</w:t>
-      </w:r>
-    </w:p>
-    <w:p>
-      <w:r>
-        <w:t>Ett tydligt exempel på en generalist som gynnas av dagens skogsbruk är större märgborre på nydöd tall. Denna utvecklas förutom i vindfällen gärna i avverkningsavfall, inklusive avverkningsstubbar och röjningsstammar. Därmed har den större märgborren möjlighet att upprätthålla stora och stabila populationer på huvuddelen av landets skogsmark, vilket leder till en trivialisering av faunan. Större märgborre inverkar sannolikt direkt negativt på arter som tolvtandad barkborre (EN) och avlång barkborre (VU), och indirekt på de som är gynnade av blånadssvampar, dvs. följearter till framförallt mindre märgborre och skarptandad barkborre. De barkborrar som missgynnas av större märgborre är i mycket högre grad gynnade av tallar som dör genom självgallring, dvs. i normalfallet skog som inte används till skogsproduktion (Pettersson, 2014; Wikars, skriftl.).</w:t>
-      </w:r>
-    </w:p>
-    <w:p>
-      <w:r>
-        <w:t xml:space="preserve">Rika förekomster av främst mindre märgborre men även skarptandad barkborre är en signal för artrikedom och inventeringar har visat att det är i skogar med en naturlig självgallring som det skapas förutsättningar för dessa arter samt de efterföljande åtgärdsprogramsarterna (Pettersson, 2014; Hedgren, 2012). Tallskogar med stark förekomst av mindre märgborre och skarptandad barkborre bör avsättas som reservat. Generellt bör hänsyn tas vid slutavverkning av talldominerad skog så att avverkningsrester som gren- och toppdelar (s.k. GROT) lämnas. Mindre märgborre är typisk art för </w:t>
-      </w:r>
-      <w:r>
-        <w:rPr>
-          <w:i/>
-        </w:rPr>
-        <w:t>9060 Åsbarrskog</w:t>
-      </w:r>
-      <w:r>
-        <w:t xml:space="preserve"> (Pettersson, 2014; SLU Artdatabanken, 2026).</w:t>
+        <w:t>Spillkråka är en nyckelart i skogliga miljöer vars övergivna bohål utnyttjas av flera andra hålhäckande fågelarter och fladdermöss, däribland pärluggla (EN, §4), knipa (§4), salskrake (§4) och skogsduva (§4). Hökuggla (VU, §4) och slaguggla (§4) häckar ofta i högstubbar som brutits av i höjd med ett gammalt spillkråkebo (Skogsstyrelsen, 2016).</w:t>
       </w:r>
     </w:p>
     <w:p>
@@ -638,105 +924,21 @@
         <w:pStyle w:val="Heading2"/>
       </w:pPr>
       <w:r>
-        <w:t>Referenser – mindre märgborre</w:t>
+        <w:t>Referenser – spillkråka</w:t>
       </w:r>
     </w:p>
     <w:p>
       <w:r>
-        <w:t xml:space="preserve">Appelqvist, T., 2005. </w:t>
+        <w:t xml:space="preserve">Skogsstyrelsen, 2016. </w:t>
       </w:r>
       <w:r>
         <w:rPr>
           <w:i/>
         </w:rPr>
-        <w:t>Naturvårdsbiologisk forskning. Underlag för områdesskydd i landskapet.</w:t>
-      </w:r>
-      <w:r>
-        <w:t xml:space="preserve"> Naturvårdsverket, Rapport 5452.</w:t>
-      </w:r>
-    </w:p>
-    <w:p>
-      <w:r>
-        <w:t xml:space="preserve">Gunnarsson, B., Pettersson, R. B., Hake, M. och Hultengren, S. &amp; Sjöberg, K., 1999. </w:t>
-      </w:r>
-      <w:r>
-        <w:rPr>
-          <w:i/>
-        </w:rPr>
-        <w:t xml:space="preserve">Spindlar och skalbaggar som indikatorer i barrskog. </w:t>
-      </w:r>
-      <w:r>
-        <w:t>Skog &amp; Forskning, Nr. 2/99, s. 46–51.</w:t>
-      </w:r>
-    </w:p>
-    <w:p>
-      <w:r>
-        <w:t xml:space="preserve">Hedgren, O., 2012. </w:t>
-      </w:r>
-      <w:r>
-        <w:rPr>
-          <w:i/>
-        </w:rPr>
-        <w:t>Hotade insekter på tallved i Dalarna.</w:t>
-      </w:r>
-      <w:r>
-        <w:t xml:space="preserve"> Länsstyrelsen Dalarna, Naturvårdsenheten. Rapport 2012:16.</w:t>
-      </w:r>
-    </w:p>
-    <w:p>
-      <w:r>
-        <w:t xml:space="preserve">Hedgren, O. 2010. </w:t>
-      </w:r>
-      <w:r>
-        <w:rPr>
-          <w:i/>
-        </w:rPr>
-        <w:t>Vedinsekter i tallskog och på brandfält i Värmland.</w:t>
-      </w:r>
-      <w:r>
-        <w:t xml:space="preserve"> Länsstyrelsen Värmland, Stencil, 39 s.</w:t>
-      </w:r>
-    </w:p>
-    <w:p>
-      <w:r>
-        <w:t xml:space="preserve">Janzen, D. H., 1983. </w:t>
-      </w:r>
-      <w:r>
-        <w:rPr>
-          <w:i/>
-        </w:rPr>
-        <w:t>No park is an island: Increase in interference from outside as park size decreases</w:t>
-      </w:r>
-      <w:r>
-        <w:t>. Oikos 41: 402–410.</w:t>
-      </w:r>
-    </w:p>
-    <w:p>
-      <w:r>
-        <w:t xml:space="preserve">Jonsell, M., Weslien, J. &amp; Ehn ström, B., 1998. </w:t>
-      </w:r>
-      <w:r>
-        <w:rPr>
-          <w:i/>
-        </w:rPr>
-        <w:t>Substrate requirements of red-listed saproxylic invertebrates in Sweden</w:t>
-      </w:r>
-      <w:r>
-        <w:t>. Biodiversity and Conserv. 7: 749–764.</w:t>
-      </w:r>
-    </w:p>
-    <w:p>
-      <w:r>
-        <w:t xml:space="preserve">Pettersson, R. B., 2014). </w:t>
-      </w:r>
-      <w:r>
-        <w:rPr>
-          <w:i/>
-        </w:rPr>
-        <w:t>Åtgärdsprogram för skalbaggar på nyligen död tall, 2014–2018.</w:t>
-      </w:r>
-      <w:r>
-        <w:t xml:space="preserve"> Rapport 6599. Bromma: Naturvårdsverket.</w:t>
+        <w:t xml:space="preserve">Vägledning för hänsyn till spillkråka. </w:t>
+      </w:r>
+      <w:r>
+        <w:t>Vägledningar och kunskapsstöd artskydd – Skogsstyrelsen.</w:t>
       </w:r>
     </w:p>
     <w:p>
@@ -751,226 +953,6 @@
       </w:r>
       <w:r>
         <w:t>SLU Artdatabanken, Uppsala.</w:t>
-      </w:r>
-    </w:p>
-    <w:p>
-      <w:r>
-        <w:t xml:space="preserve">Wikars, L.-O., Hansson, J. &amp; Hedgren, O., 2010. </w:t>
-      </w:r>
-      <w:r>
-        <w:rPr>
-          <w:i/>
-        </w:rPr>
-        <w:t>Inventering av vedlevande skalbaggar – tallskogar i Örebro län.</w:t>
-      </w:r>
-      <w:r>
-        <w:t xml:space="preserve"> Länsstyrelsen i Örebro län, publ.nr. 2010:2.</w:t>
-      </w:r>
-    </w:p>
-    <w:p>
-      <w:r>
-        <w:t xml:space="preserve">Wikars, L.-O., 2009. </w:t>
-      </w:r>
-      <w:r>
-        <w:rPr>
-          <w:i/>
-        </w:rPr>
-        <w:t>Vedskalbaggar i Hamra nationalpark, Gävleborgs län.</w:t>
-      </w:r>
-      <w:r>
-        <w:t xml:space="preserve"> Länsstyrelsen Gävleborg, Rapport 2009:14.</w:t>
-      </w:r>
-    </w:p>
-    <w:p>
-      <w:pPr>
-        <w:pStyle w:val="Heading1"/>
-      </w:pPr>
-      <w:r>
-        <w:t>Spillkråka – ekologi samt krav på livsmiljön</w:t>
-      </w:r>
-    </w:p>
-    <w:p>
-      <w:r>
-        <w:t xml:space="preserve">Spillkråka (§4) ingår i bilaga 1 EU:s fågeldirektiv och är typisk art för </w:t>
-      </w:r>
-      <w:r>
-        <w:rPr>
-          <w:i/>
-        </w:rPr>
-        <w:t xml:space="preserve">9010 Taiga </w:t>
-      </w:r>
-      <w:r>
-        <w:t>och</w:t>
-      </w:r>
-      <w:r>
-        <w:rPr>
-          <w:i/>
-        </w:rPr>
-        <w:t xml:space="preserve"> 9740 Skogsbevuxen myr</w:t>
-      </w:r>
-      <w:r>
-        <w:t>. Den lever i både barr- och blandskog liksom i ren lövskog. De tätaste populationerna tenderar att finnas i äldre, variationsrik blandskog med gott om död ved och gamla träd. Varje par utnyttjar 400–1000 hektar skog beroende på skogens kvalitet. Skogsbruk med korta omloppstider och täta, homogena ungskogar utgör det största hotet (SLU Artdatabanken, 2026).</w:t>
-      </w:r>
-    </w:p>
-    <w:p>
-      <w:r>
-        <w:t>Spillkråka är en nyckelart i skogliga miljöer vars övergivna bohål utnyttjas av flera andra hålhäckande fågelarter och fladdermöss, däribland pärluggla (EN, §4), knipa (§4), salskrake (§4) och skogsduva (§4). Hökuggla (VU, §4) och slaguggla (§4) häckar ofta i högstubbar som brutits av i höjd med ett gammalt spillkråkebo (Skogsstyrelsen, 2016).</w:t>
-      </w:r>
-    </w:p>
-    <w:p>
-      <w:pPr>
-        <w:pStyle w:val="Heading2"/>
-      </w:pPr>
-      <w:r>
-        <w:t>Referenser – spillkråka</w:t>
-      </w:r>
-    </w:p>
-    <w:p>
-      <w:r>
-        <w:t xml:space="preserve">Skogsstyrelsen, 2016. </w:t>
-      </w:r>
-      <w:r>
-        <w:rPr>
-          <w:i/>
-        </w:rPr>
-        <w:t xml:space="preserve">Vägledning för hänsyn till spillkråka. </w:t>
-      </w:r>
-      <w:r>
-        <w:t>Vägledningar och kunskapsstöd artskydd – Skogsstyrelsen.</w:t>
-      </w:r>
-    </w:p>
-    <w:p>
-      <w:r>
-        <w:t xml:space="preserve">SLU Artdatabanken, 2026. </w:t>
-      </w:r>
-      <w:r>
-        <w:rPr>
-          <w:i/>
-        </w:rPr>
-        <w:t xml:space="preserve">Artfaktablad. Naturvård – artfakta. </w:t>
-      </w:r>
-      <w:r>
-        <w:t>SLU Artdatabanken, Uppsala.</w:t>
-      </w:r>
-    </w:p>
-    <w:p>
-      <w:pPr>
-        <w:pStyle w:val="Heading1"/>
-      </w:pPr>
-      <w:r>
-        <w:t>Talltita – ekologi samt krav på livsmiljön</w:t>
-      </w:r>
-    </w:p>
-    <w:p>
-      <w:r>
-        <w:t>Talltita är rödlistad som NT, fridlyst och prioriterad art i Skogsvårdslagen. Den omfattas av EU:s fågeldirektiv. Arten har minskat kraftigt de senaste 30 åren och minskningstakten innevarande 10-årsperiod beräknas till 20 (10–30) % (SLU Artdatabanken, 2022).</w:t>
-      </w:r>
-    </w:p>
-    <w:p>
-      <w:r>
-        <w:t>Talltita föredrar större sammanhängande barrskogar, och finns såväl i tallskog som granskog och i lövblandad barrskog. Skogens struktur är viktig och ska helst vara flerskiktad med riklig underväxt av mindre granar, björk och andra lövträd och buskar. Tillgång på murknande högstubbar är särskilt viktig, eftersom talltitan helst själv hackar ut sitt bohål (SLU Artdatabanken, 2022).</w:t>
-      </w:r>
-    </w:p>
-    <w:p>
-      <w:r>
-        <w:t>Det finns flera studier som visar att talltita är känslig för gallring och inte överlever när dess livsmiljö kalavverkas (Eggers and Low, 2014; Griesser et al., 2007; Klein, 2020). Talltitans revir är förhållandevis stora, 10–20 hektar och arten missgynnas när skogen fragmenteras. Kalavverkning av större delar av reviret innebär att det överges (Artdatabanken, 2021).</w:t>
-      </w:r>
-    </w:p>
-    <w:p>
-      <w:r>
-        <w:t>Talltitan är synnerligen trogen sitt revir så länge paret lever och biotopen förblir intakt. Paret stannar i sitt revir året om. En förlust av ett revir har därför en stor inverkan på den lokala populationen och trakthyggesbruket anses vara orsak till den svenska populationens kraftiga minskning. Talltiteparets revirtrohet innebär att närhelst under året man observerar en adult talltita så ingår denna plats i reviret (Siffczyk et al., 2003; Ekman, 1979).</w:t>
-      </w:r>
-    </w:p>
-    <w:p>
-      <w:pPr>
-        <w:pStyle w:val="Heading2"/>
-      </w:pPr>
-      <w:r>
-        <w:t>Referenser – talltita</w:t>
-      </w:r>
-    </w:p>
-    <w:p>
-      <w:r>
-        <w:t xml:space="preserve">Eggers, S., Low, M., 2014. </w:t>
-      </w:r>
-      <w:r>
-        <w:rPr>
-          <w:i/>
-        </w:rPr>
-        <w:t xml:space="preserve">Differential demographic responses of sympatric Parids to vegetation management in boreal forest. </w:t>
-      </w:r>
-      <w:r>
-        <w:t>For. Ecol. Manage. 319, 169–175.</w:t>
-      </w:r>
-    </w:p>
-    <w:p>
-      <w:r>
-        <w:t xml:space="preserve">Ekman, J., 1979. </w:t>
-      </w:r>
-      <w:r>
-        <w:rPr>
-          <w:i/>
-        </w:rPr>
-        <w:t xml:space="preserve">Coherence, composition and territories of winter social groups of the Willow Tit Parus montanus and the Crested Tit P. cristatus. </w:t>
-      </w:r>
-      <w:r>
-        <w:t>Ornis Scandinavica, 10, pp 56–68</w:t>
-      </w:r>
-    </w:p>
-    <w:p>
-      <w:r>
-        <w:t xml:space="preserve">Griesser, M., Nystrand, M., Eggers, S., Ekman, J., 2007. </w:t>
-      </w:r>
-      <w:r>
-        <w:rPr>
-          <w:i/>
-        </w:rPr>
-        <w:t xml:space="preserve">Impact of forestry practices on fitness correlates and population productivity in an open-nesting bird species. </w:t>
-      </w:r>
-      <w:r>
-        <w:t>Conserv. Biol. 21, 767–774. https://doi.org/10.1111/j.1523- 1739.2007.00675.x</w:t>
-      </w:r>
-    </w:p>
-    <w:p>
-      <w:r>
-        <w:t xml:space="preserve">Klein, J., 2020. </w:t>
-      </w:r>
-      <w:r>
-        <w:rPr>
-          <w:i/>
-        </w:rPr>
-        <w:t xml:space="preserve">The forgotten forest – On thinning, retention, and biodiversity in the boreal forest. </w:t>
-      </w:r>
-      <w:r>
-        <w:t>Doctoral Thesis No. 2020:50</w:t>
-      </w:r>
-    </w:p>
-    <w:p>
-      <w:r>
-        <w:t xml:space="preserve">Siffczyk, C., Brotons, L., Kangas, K., Orell, M., 2003. </w:t>
-      </w:r>
-      <w:r>
-        <w:rPr>
-          <w:i/>
-        </w:rPr>
-        <w:t xml:space="preserve">Home range size of willow tits. </w:t>
-      </w:r>
-      <w:r>
-        <w:t>Oecologica, 136, 635–642 (2003)</w:t>
-      </w:r>
-    </w:p>
-    <w:p>
-      <w:r>
-        <w:t xml:space="preserve">SLU Artdatabanken, 2021. </w:t>
-      </w:r>
-      <w:r>
-        <w:rPr>
-          <w:i/>
-        </w:rPr>
-        <w:t xml:space="preserve">Artfaktablad. Naturvård – artfakta. </w:t>
-      </w:r>
-      <w:r>
-        <w:t>SLU Artdatabanken, Uppsala</w:t>
       </w:r>
     </w:p>
     <w:p>
@@ -1349,7 +1331,7 @@
     <w:r>
       <w:tab/>
       <w:tab/>
-      <w:t>2026-06-20</w:t>
+      <w:t>2026-06-21</w:t>
       <w:br/>
       <w:br/>
     </w:r>

--- a/tillsyn/A 17195-2026 tillsynsbegäran.docx
+++ b/tillsyn/A 17195-2026 tillsynsbegäran.docx
@@ -1331,7 +1331,7 @@
     <w:r>
       <w:tab/>
       <w:tab/>
-      <w:t>2026-06-21</w:t>
+      <w:t>2026-06-22</w:t>
       <w:br/>
       <w:br/>
     </w:r>

--- a/tillsyn/A 17195-2026 tillsynsbegäran.docx
+++ b/tillsyn/A 17195-2026 tillsynsbegäran.docx
@@ -1331,7 +1331,7 @@
     <w:r>
       <w:tab/>
       <w:tab/>
-      <w:t>2026-06-22</w:t>
+      <w:t>2026-06-23</w:t>
       <w:br/>
       <w:br/>
     </w:r>

--- a/tillsyn/A 17195-2026 tillsynsbegäran.docx
+++ b/tillsyn/A 17195-2026 tillsynsbegäran.docx
@@ -1331,7 +1331,7 @@
     <w:r>
       <w:tab/>
       <w:tab/>
-      <w:t>2026-06-23</w:t>
+      <w:t>2026-06-24</w:t>
       <w:br/>
       <w:br/>
     </w:r>

--- a/tillsyn/A 17195-2026 tillsynsbegäran.docx
+++ b/tillsyn/A 17195-2026 tillsynsbegäran.docx
@@ -1331,7 +1331,7 @@
     <w:r>
       <w:tab/>
       <w:tab/>
-      <w:t>2026-06-24</w:t>
+      <w:t>2026-06-25</w:t>
       <w:br/>
       <w:br/>
     </w:r>

--- a/tillsyn/A 17195-2026 tillsynsbegäran.docx
+++ b/tillsyn/A 17195-2026 tillsynsbegäran.docx
@@ -1331,7 +1331,7 @@
     <w:r>
       <w:tab/>
       <w:tab/>
-      <w:t>2026-06-25</w:t>
+      <w:t>2026-06-26</w:t>
       <w:br/>
       <w:br/>
     </w:r>

--- a/tillsyn/A 17195-2026 tillsynsbegäran.docx
+++ b/tillsyn/A 17195-2026 tillsynsbegäran.docx
@@ -1331,7 +1331,7 @@
     <w:r>
       <w:tab/>
       <w:tab/>
-      <w:t>2026-06-26</w:t>
+      <w:t>2026-06-27</w:t>
       <w:br/>
       <w:br/>
     </w:r>

--- a/tillsyn/A 17195-2026 tillsynsbegäran.docx
+++ b/tillsyn/A 17195-2026 tillsynsbegäran.docx
@@ -1331,7 +1331,7 @@
     <w:r>
       <w:tab/>
       <w:tab/>
-      <w:t>2026-06-27</w:t>
+      <w:t>2026-06-28</w:t>
       <w:br/>
       <w:br/>
     </w:r>

--- a/tillsyn/A 17195-2026 tillsynsbegäran.docx
+++ b/tillsyn/A 17195-2026 tillsynsbegäran.docx
@@ -1331,7 +1331,7 @@
     <w:r>
       <w:tab/>
       <w:tab/>
-      <w:t>2026-06-28</w:t>
+      <w:t>2026-06-29</w:t>
       <w:br/>
       <w:br/>
     </w:r>

--- a/tillsyn/A 17195-2026 tillsynsbegäran.docx
+++ b/tillsyn/A 17195-2026 tillsynsbegäran.docx
@@ -1331,7 +1331,7 @@
     <w:r>
       <w:tab/>
       <w:tab/>
-      <w:t>2026-06-29</w:t>
+      <w:t>2026-06-30</w:t>
       <w:br/>
       <w:br/>
     </w:r>

--- a/tillsyn/A 17195-2026 tillsynsbegäran.docx
+++ b/tillsyn/A 17195-2026 tillsynsbegäran.docx
@@ -1331,7 +1331,7 @@
     <w:r>
       <w:tab/>
       <w:tab/>
-      <w:t>2026-06-30</w:t>
+      <w:t>2026-07-01</w:t>
       <w:br/>
       <w:br/>
     </w:r>

--- a/tillsyn/A 17195-2026 tillsynsbegäran.docx
+++ b/tillsyn/A 17195-2026 tillsynsbegäran.docx
@@ -1331,7 +1331,7 @@
     <w:r>
       <w:tab/>
       <w:tab/>
-      <w:t>2026-07-01</w:t>
+      <w:t>2026-07-02</w:t>
       <w:br/>
       <w:br/>
     </w:r>

--- a/tillsyn/A 17195-2026 tillsynsbegäran.docx
+++ b/tillsyn/A 17195-2026 tillsynsbegäran.docx
@@ -1331,7 +1331,7 @@
     <w:r>
       <w:tab/>
       <w:tab/>
-      <w:t>2026-07-13</w:t>
+      <w:t>2026-07-14</w:t>
       <w:br/>
       <w:br/>
     </w:r>

--- a/tillsyn/A 17195-2026 tillsynsbegäran.docx
+++ b/tillsyn/A 17195-2026 tillsynsbegäran.docx
@@ -1331,7 +1331,7 @@
     <w:r>
       <w:tab/>
       <w:tab/>
-      <w:t>2026-07-14</w:t>
+      <w:t>2026-07-15</w:t>
       <w:br/>
       <w:br/>
     </w:r>

--- a/tillsyn/A 17195-2026 tillsynsbegäran.docx
+++ b/tillsyn/A 17195-2026 tillsynsbegäran.docx
@@ -1331,7 +1331,7 @@
     <w:r>
       <w:tab/>
       <w:tab/>
-      <w:t>2026-07-15</w:t>
+      <w:t>2026-07-16</w:t>
       <w:br/>
       <w:br/>
     </w:r>

--- a/tillsyn/A 17195-2026 tillsynsbegäran.docx
+++ b/tillsyn/A 17195-2026 tillsynsbegäran.docx
@@ -1331,7 +1331,7 @@
     <w:r>
       <w:tab/>
       <w:tab/>
-      <w:t>2026-07-16</w:t>
+      <w:t>2026-07-17</w:t>
       <w:br/>
       <w:br/>
     </w:r>

--- a/tillsyn/A 17195-2026 tillsynsbegäran.docx
+++ b/tillsyn/A 17195-2026 tillsynsbegäran.docx
@@ -1331,7 +1331,7 @@
     <w:r>
       <w:tab/>
       <w:tab/>
-      <w:t>2026-07-17</w:t>
+      <w:t>2026-07-18</w:t>
       <w:br/>
       <w:br/>
     </w:r>

--- a/tillsyn/A 17195-2026 tillsynsbegäran.docx
+++ b/tillsyn/A 17195-2026 tillsynsbegäran.docx
@@ -1331,7 +1331,7 @@
     <w:r>
       <w:tab/>
       <w:tab/>
-      <w:t>2026-07-18</w:t>
+      <w:t>2026-07-19</w:t>
       <w:br/>
       <w:br/>
     </w:r>

--- a/tillsyn/A 17195-2026 tillsynsbegäran.docx
+++ b/tillsyn/A 17195-2026 tillsynsbegäran.docx
@@ -1331,7 +1331,7 @@
     <w:r>
       <w:tab/>
       <w:tab/>
-      <w:t>2026-07-19</w:t>
+      <w:t>2026-07-20</w:t>
       <w:br/>
       <w:br/>
     </w:r>

--- a/tillsyn/A 17195-2026 tillsynsbegäran.docx
+++ b/tillsyn/A 17195-2026 tillsynsbegäran.docx
@@ -1331,7 +1331,7 @@
     <w:r>
       <w:tab/>
       <w:tab/>
-      <w:t>2026-07-20</w:t>
+      <w:t>2026-07-21</w:t>
       <w:br/>
       <w:br/>
     </w:r>

--- a/tillsyn/A 17195-2026 tillsynsbegäran.docx
+++ b/tillsyn/A 17195-2026 tillsynsbegäran.docx
@@ -1331,7 +1331,7 @@
     <w:r>
       <w:tab/>
       <w:tab/>
-      <w:t>2026-07-21</w:t>
+      <w:t>2026-07-22</w:t>
       <w:br/>
       <w:br/>
     </w:r>

--- a/tillsyn/A 17195-2026 tillsynsbegäran.docx
+++ b/tillsyn/A 17195-2026 tillsynsbegäran.docx
@@ -1331,7 +1331,7 @@
     <w:r>
       <w:tab/>
       <w:tab/>
-      <w:t>2026-07-22</w:t>
+      <w:t>2026-07-23</w:t>
       <w:br/>
       <w:br/>
     </w:r>

--- a/tillsyn/A 17195-2026 tillsynsbegäran.docx
+++ b/tillsyn/A 17195-2026 tillsynsbegäran.docx
@@ -1331,7 +1331,7 @@
     <w:r>
       <w:tab/>
       <w:tab/>
-      <w:t>2026-07-23</w:t>
+      <w:t>2026-07-24</w:t>
       <w:br/>
       <w:br/>
     </w:r>

--- a/tillsyn/A 17195-2026 tillsynsbegäran.docx
+++ b/tillsyn/A 17195-2026 tillsynsbegäran.docx
@@ -1331,7 +1331,7 @@
     <w:r>
       <w:tab/>
       <w:tab/>
-      <w:t>2026-07-24</w:t>
+      <w:t>2026-07-25</w:t>
       <w:br/>
       <w:br/>
     </w:r>

--- a/tillsyn/A 17195-2026 tillsynsbegäran.docx
+++ b/tillsyn/A 17195-2026 tillsynsbegäran.docx
@@ -1331,7 +1331,7 @@
     <w:r>
       <w:tab/>
       <w:tab/>
-      <w:t>2026-07-25</w:t>
+      <w:t>2026-07-26</w:t>
       <w:br/>
       <w:br/>
     </w:r>

--- a/tillsyn/A 17195-2026 tillsynsbegäran.docx
+++ b/tillsyn/A 17195-2026 tillsynsbegäran.docx
@@ -1331,7 +1331,7 @@
     <w:r>
       <w:tab/>
       <w:tab/>
-      <w:t>2026-07-26</w:t>
+      <w:t>2026-07-27</w:t>
       <w:br/>
       <w:br/>
     </w:r>

--- a/tillsyn/A 17195-2026 tillsynsbegäran.docx
+++ b/tillsyn/A 17195-2026 tillsynsbegäran.docx
@@ -1331,7 +1331,7 @@
     <w:r>
       <w:tab/>
       <w:tab/>
-      <w:t>2026-07-27</w:t>
+      <w:t>2026-07-28</w:t>
       <w:br/>
       <w:br/>
     </w:r>

--- a/tillsyn/A 17195-2026 tillsynsbegäran.docx
+++ b/tillsyn/A 17195-2026 tillsynsbegäran.docx
@@ -1331,7 +1331,7 @@
     <w:r>
       <w:tab/>
       <w:tab/>
-      <w:t>2026-07-28</w:t>
+      <w:t>2026-07-29</w:t>
       <w:br/>
       <w:br/>
     </w:r>

--- a/tillsyn/A 17195-2026 tillsynsbegäran.docx
+++ b/tillsyn/A 17195-2026 tillsynsbegäran.docx
@@ -1331,7 +1331,7 @@
     <w:r>
       <w:tab/>
       <w:tab/>
-      <w:t>2026-07-29</w:t>
+      <w:t>2026-07-30</w:t>
       <w:br/>
       <w:br/>
     </w:r>

--- a/tillsyn/A 17195-2026 tillsynsbegäran.docx
+++ b/tillsyn/A 17195-2026 tillsynsbegäran.docx
@@ -1331,7 +1331,7 @@
     <w:r>
       <w:tab/>
       <w:tab/>
-      <w:t>2026-07-30</w:t>
+      <w:t>2026-07-31</w:t>
       <w:br/>
       <w:br/>
     </w:r>

--- a/tillsyn/A 17195-2026 tillsynsbegäran.docx
+++ b/tillsyn/A 17195-2026 tillsynsbegäran.docx
@@ -1331,7 +1331,7 @@
     <w:r>
       <w:tab/>
       <w:tab/>
-      <w:t>2026-07-31</w:t>
+      <w:t>2026-08-01</w:t>
       <w:br/>
       <w:br/>
     </w:r>

--- a/tillsyn/A 17195-2026 tillsynsbegäran.docx
+++ b/tillsyn/A 17195-2026 tillsynsbegäran.docx
@@ -1331,7 +1331,7 @@
     <w:r>
       <w:tab/>
       <w:tab/>
-      <w:t>2026-08-01</w:t>
+      <w:t>2026-08-02</w:t>
       <w:br/>
       <w:br/>
     </w:r>

--- a/tillsyn/A 17195-2026 tillsynsbegäran.docx
+++ b/tillsyn/A 17195-2026 tillsynsbegäran.docx
@@ -1331,7 +1331,7 @@
     <w:r>
       <w:tab/>
       <w:tab/>
-      <w:t>2026-08-02</w:t>
+      <w:t>2026-08-03</w:t>
       <w:br/>
       <w:br/>
     </w:r>

--- a/tillsyn/A 17195-2026 tillsynsbegäran.docx
+++ b/tillsyn/A 17195-2026 tillsynsbegäran.docx
@@ -1331,7 +1331,7 @@
     <w:r>
       <w:tab/>
       <w:tab/>
-      <w:t>2026-08-03</w:t>
+      <w:t>2026-08-05</w:t>
       <w:br/>
       <w:br/>
     </w:r>

--- a/tillsyn/A 17195-2026 tillsynsbegäran.docx
+++ b/tillsyn/A 17195-2026 tillsynsbegäran.docx
@@ -1331,7 +1331,7 @@
     <w:r>
       <w:tab/>
       <w:tab/>
-      <w:t>2026-08-05</w:t>
+      <w:t>2026-08-07</w:t>
       <w:br/>
       <w:br/>
     </w:r>

--- a/tillsyn/A 17195-2026 tillsynsbegäran.docx
+++ b/tillsyn/A 17195-2026 tillsynsbegäran.docx
@@ -1331,7 +1331,7 @@
     <w:r>
       <w:tab/>
       <w:tab/>
-      <w:t>2026-08-07</w:t>
+      <w:t>2026-08-08</w:t>
       <w:br/>
       <w:br/>
     </w:r>

--- a/tillsyn/A 17195-2026 tillsynsbegäran.docx
+++ b/tillsyn/A 17195-2026 tillsynsbegäran.docx
@@ -60,7 +60,7 @@
         <w:spacing w:after="240"/>
       </w:pPr>
       <w:r>
-        <w:t>Figur 1. Fyndplatser för naturvårdsarter i och inom 25 meter från avverkningsanmälan. Markörer utan svart kant är placerade på fyndplatsen. Markörer med svart kant är placerade vid sidan av fyndplatsen har ett svart streck som visar fyndplatsens exakta position. Kartans mittpunktskoordinat är N 6628939, E 588012 i SWEREF 99 TM.</w:t>
+        <w:t>Figur 1. Fyndplatser för naturvårdsarter i och inom 25 meter från avverkningsanmälan. Markörer utan svart kant är placerade på fyndplatsen. Markörer med svart kant är placerade vid sidan av fyndplatsen och har ett svart streck som visar fyndplatsens exakta position. Kartans mittpunktskoordinat är N 6628939, E 588012 i SWEREF 99 TM.</w:t>
       </w:r>
     </w:p>
     <w:p>
@@ -1331,7 +1331,7 @@
     <w:r>
       <w:tab/>
       <w:tab/>
-      <w:t>2026-08-14</w:t>
+      <w:t>2026-08-15</w:t>
       <w:br/>
       <w:br/>
     </w:r>

--- a/tillsyn/A 17195-2026 tillsynsbegäran.docx
+++ b/tillsyn/A 17195-2026 tillsynsbegäran.docx
@@ -1331,7 +1331,7 @@
     <w:r>
       <w:tab/>
       <w:tab/>
-      <w:t>2026-08-15</w:t>
+      <w:t>2026-08-16</w:t>
       <w:br/>
       <w:br/>
     </w:r>

--- a/tillsyn/A 17195-2026 tillsynsbegäran.docx
+++ b/tillsyn/A 17195-2026 tillsynsbegäran.docx
@@ -1331,7 +1331,7 @@
     <w:r>
       <w:tab/>
       <w:tab/>
-      <w:t>2026-08-16</w:t>
+      <w:t>2026-08-17</w:t>
       <w:br/>
       <w:br/>
     </w:r>

--- a/tillsyn/A 17195-2026 tillsynsbegäran.docx
+++ b/tillsyn/A 17195-2026 tillsynsbegäran.docx
@@ -1331,7 +1331,7 @@
     <w:r>
       <w:tab/>
       <w:tab/>
-      <w:t>2026-08-17</w:t>
+      <w:t>2026-08-18</w:t>
       <w:br/>
       <w:br/>
     </w:r>

--- a/tillsyn/A 17195-2026 tillsynsbegäran.docx
+++ b/tillsyn/A 17195-2026 tillsynsbegäran.docx
@@ -1331,7 +1331,7 @@
     <w:r>
       <w:tab/>
       <w:tab/>
-      <w:t>2026-08-18</w:t>
+      <w:t>2026-08-19</w:t>
       <w:br/>
       <w:br/>
     </w:r>

--- a/tillsyn/A 17195-2026 tillsynsbegäran.docx
+++ b/tillsyn/A 17195-2026 tillsynsbegäran.docx
@@ -1331,7 +1331,7 @@
     <w:r>
       <w:tab/>
       <w:tab/>
-      <w:t>2026-08-19</w:t>
+      <w:t>2026-08-20</w:t>
       <w:br/>
       <w:br/>
     </w:r>

--- a/tillsyn/A 17195-2026 tillsynsbegäran.docx
+++ b/tillsyn/A 17195-2026 tillsynsbegäran.docx
@@ -1331,7 +1331,7 @@
     <w:r>
       <w:tab/>
       <w:tab/>
-      <w:t>2026-08-20</w:t>
+      <w:t>2026-08-21</w:t>
       <w:br/>
       <w:br/>
     </w:r>

--- a/tillsyn/A 17195-2026 tillsynsbegäran.docx
+++ b/tillsyn/A 17195-2026 tillsynsbegäran.docx
@@ -1331,7 +1331,7 @@
     <w:r>
       <w:tab/>
       <w:tab/>
-      <w:t>2026-08-21</w:t>
+      <w:t>2026-08-22</w:t>
       <w:br/>
       <w:br/>
     </w:r>

--- a/tillsyn/A 17195-2026 tillsynsbegäran.docx
+++ b/tillsyn/A 17195-2026 tillsynsbegäran.docx
@@ -1331,7 +1331,7 @@
     <w:r>
       <w:tab/>
       <w:tab/>
-      <w:t>2026-08-22</w:t>
+      <w:t>2026-08-23</w:t>
       <w:br/>
       <w:br/>
     </w:r>

--- a/tillsyn/A 17195-2026 tillsynsbegäran.docx
+++ b/tillsyn/A 17195-2026 tillsynsbegäran.docx
@@ -1331,7 +1331,7 @@
     <w:r>
       <w:tab/>
       <w:tab/>
-      <w:t>2026-08-23</w:t>
+      <w:t>2026-08-24</w:t>
       <w:br/>
       <w:br/>
     </w:r>

--- a/tillsyn/A 17195-2026 tillsynsbegäran.docx
+++ b/tillsyn/A 17195-2026 tillsynsbegäran.docx
@@ -1331,7 +1331,7 @@
     <w:r>
       <w:tab/>
       <w:tab/>
-      <w:t>2026-08-24</w:t>
+      <w:t>2026-08-25</w:t>
       <w:br/>
       <w:br/>
     </w:r>

--- a/tillsyn/A 17195-2026 tillsynsbegäran.docx
+++ b/tillsyn/A 17195-2026 tillsynsbegäran.docx
@@ -1331,7 +1331,7 @@
     <w:r>
       <w:tab/>
       <w:tab/>
-      <w:t>2026-08-25</w:t>
+      <w:t>2026-08-26</w:t>
       <w:br/>
       <w:br/>
     </w:r>

--- a/tillsyn/A 17195-2026 tillsynsbegäran.docx
+++ b/tillsyn/A 17195-2026 tillsynsbegäran.docx
@@ -1331,7 +1331,7 @@
     <w:r>
       <w:tab/>
       <w:tab/>
-      <w:t>2026-08-26</w:t>
+      <w:t>2026-08-27</w:t>
       <w:br/>
       <w:br/>
     </w:r>

--- a/tillsyn/A 17195-2026 tillsynsbegäran.docx
+++ b/tillsyn/A 17195-2026 tillsynsbegäran.docx
@@ -1331,7 +1331,7 @@
     <w:r>
       <w:tab/>
       <w:tab/>
-      <w:t>2026-08-27</w:t>
+      <w:t>2026-08-28</w:t>
       <w:br/>
       <w:br/>
     </w:r>

--- a/tillsyn/A 17195-2026 tillsynsbegäran.docx
+++ b/tillsyn/A 17195-2026 tillsynsbegäran.docx
@@ -1331,7 +1331,7 @@
     <w:r>
       <w:tab/>
       <w:tab/>
-      <w:t>2026-08-28</w:t>
+      <w:t>2026-08-29</w:t>
       <w:br/>
       <w:br/>
     </w:r>

--- a/tillsyn/A 17195-2026 tillsynsbegäran.docx
+++ b/tillsyn/A 17195-2026 tillsynsbegäran.docx
@@ -1331,7 +1331,7 @@
     <w:r>
       <w:tab/>
       <w:tab/>
-      <w:t>2026-08-29</w:t>
+      <w:t>2026-08-31</w:t>
       <w:br/>
       <w:br/>
     </w:r>

--- a/tillsyn/A 17195-2026 tillsynsbegäran.docx
+++ b/tillsyn/A 17195-2026 tillsynsbegäran.docx
@@ -1331,7 +1331,7 @@
     <w:r>
       <w:tab/>
       <w:tab/>
-      <w:t>2026-08-31</w:t>
+      <w:t>2026-09-01</w:t>
       <w:br/>
       <w:br/>
     </w:r>

--- a/tillsyn/A 17195-2026 tillsynsbegäran.docx
+++ b/tillsyn/A 17195-2026 tillsynsbegäran.docx
@@ -1331,7 +1331,7 @@
     <w:r>
       <w:tab/>
       <w:tab/>
-      <w:t>2026-09-01</w:t>
+      <w:t>2026-09-02</w:t>
       <w:br/>
       <w:br/>
     </w:r>

--- a/tillsyn/A 17195-2026 tillsynsbegäran.docx
+++ b/tillsyn/A 17195-2026 tillsynsbegäran.docx
@@ -1331,7 +1331,7 @@
     <w:r>
       <w:tab/>
       <w:tab/>
-      <w:t>2026-09-02</w:t>
+      <w:t>2026-09-03</w:t>
       <w:br/>
       <w:br/>
     </w:r>

--- a/tillsyn/A 17195-2026 tillsynsbegäran.docx
+++ b/tillsyn/A 17195-2026 tillsynsbegäran.docx
@@ -1331,7 +1331,7 @@
     <w:r>
       <w:tab/>
       <w:tab/>
-      <w:t>2026-09-03</w:t>
+      <w:t>2026-09-04</w:t>
       <w:br/>
       <w:br/>
     </w:r>

--- a/tillsyn/A 17195-2026 tillsynsbegäran.docx
+++ b/tillsyn/A 17195-2026 tillsynsbegäran.docx
@@ -1331,7 +1331,7 @@
     <w:r>
       <w:tab/>
       <w:tab/>
-      <w:t>2026-09-04</w:t>
+      <w:t>2026-09-05</w:t>
       <w:br/>
       <w:br/>
     </w:r>

--- a/tillsyn/A 17195-2026 tillsynsbegäran.docx
+++ b/tillsyn/A 17195-2026 tillsynsbegäran.docx
@@ -1331,7 +1331,7 @@
     <w:r>
       <w:tab/>
       <w:tab/>
-      <w:t>2026-09-05</w:t>
+      <w:t>2026-09-06</w:t>
       <w:br/>
       <w:br/>
     </w:r>

--- a/tillsyn/A 17195-2026 tillsynsbegäran.docx
+++ b/tillsyn/A 17195-2026 tillsynsbegäran.docx
@@ -1331,7 +1331,7 @@
     <w:r>
       <w:tab/>
       <w:tab/>
-      <w:t>2026-09-06</w:t>
+      <w:t>2026-09-07</w:t>
       <w:br/>
       <w:br/>
     </w:r>

--- a/tillsyn/A 17195-2026 tillsynsbegäran.docx
+++ b/tillsyn/A 17195-2026 tillsynsbegäran.docx
@@ -1331,7 +1331,7 @@
     <w:r>
       <w:tab/>
       <w:tab/>
-      <w:t>2026-09-07</w:t>
+      <w:t>2026-09-08</w:t>
       <w:br/>
       <w:br/>
     </w:r>

--- a/tillsyn/A 17195-2026 tillsynsbegäran.docx
+++ b/tillsyn/A 17195-2026 tillsynsbegäran.docx
@@ -1331,7 +1331,7 @@
     <w:r>
       <w:tab/>
       <w:tab/>
-      <w:t>2026-09-08</w:t>
+      <w:t>2026-09-09</w:t>
       <w:br/>
       <w:br/>
     </w:r>

--- a/tillsyn/A 17195-2026 tillsynsbegäran.docx
+++ b/tillsyn/A 17195-2026 tillsynsbegäran.docx
@@ -1331,7 +1331,7 @@
     <w:r>
       <w:tab/>
       <w:tab/>
-      <w:t>2026-09-09</w:t>
+      <w:t>2026-09-10</w:t>
       <w:br/>
       <w:br/>
     </w:r>

--- a/tillsyn/A 17195-2026 tillsynsbegäran.docx
+++ b/tillsyn/A 17195-2026 tillsynsbegäran.docx
@@ -1331,7 +1331,7 @@
     <w:r>
       <w:tab/>
       <w:tab/>
-      <w:t>2026-09-10</w:t>
+      <w:t>2026-09-11</w:t>
       <w:br/>
       <w:br/>
     </w:r>

--- a/tillsyn/A 17195-2026 tillsynsbegäran.docx
+++ b/tillsyn/A 17195-2026 tillsynsbegäran.docx
@@ -1331,7 +1331,7 @@
     <w:r>
       <w:tab/>
       <w:tab/>
-      <w:t>2026-09-11</w:t>
+      <w:t>2026-09-12</w:t>
       <w:br/>
       <w:br/>
     </w:r>
